--- a/uploads/Butler_Jamie_Value_Proposition.docx
+++ b/uploads/Butler_Jamie_Value_Proposition.docx
@@ -12,142 +12,99 @@
           <w:b/>
           <w:bCs/>
           <w:color w:val="1B3A6B"/>
-          <w:spacing w:val="60"/>
-          <w:sz w:val="44"/>
-          <w:szCs w:val="44"/>
+          <w:spacing w:val="40"/>
+          <w:sz w:val="36"/>
+          <w:szCs w:val="36"/>
         </w:rPr>
         <w:t>JAMIE BUTLER</w:t>
       </w:r>
     </w:p>
     <w:p>
       <w:pPr>
-        <w:spacing w:after="60"/>
+        <w:spacing w:after="80"/>
         <w:jc w:val="center"/>
       </w:pPr>
       <w:r>
         <w:rPr>
           <w:color w:val="2E5FA3"/>
-          <w:sz w:val="19"/>
-          <w:szCs w:val="19"/>
-        </w:rPr>
-        <w:t xml:space="preserve">Digital Transformation </w:t>
+        </w:rPr>
+        <w:t>Digital Transformation Executive   ·   Enterprise Technology Strategy   ·   Technology Leadership</w:t>
+      </w:r>
+    </w:p>
+    <w:p>
+      <w:pPr>
+        <w:pBdr>
+          <w:bottom w:val="single" w:sz="6" w:space="6" w:color="1B3A6B"/>
+        </w:pBdr>
+        <w:spacing w:after="80"/>
+        <w:jc w:val="center"/>
+        <w:rPr>
+          <w:sz w:val="17"/>
+          <w:szCs w:val="17"/>
+        </w:rPr>
+      </w:pPr>
+      <w:r>
+        <w:rPr>
+          <w:color w:val="555555"/>
+          <w:sz w:val="17"/>
+          <w:szCs w:val="17"/>
+        </w:rPr>
+        <w:t>Houston, TX   ·</w:t>
       </w:r>
       <w:proofErr w:type="gramStart"/>
       <w:r>
         <w:rPr>
-          <w:color w:val="2E5FA3"/>
-          <w:sz w:val="19"/>
-          <w:szCs w:val="19"/>
-        </w:rPr>
-        <w:t>Executive  ·</w:t>
+          <w:color w:val="555555"/>
+          <w:sz w:val="17"/>
+          <w:szCs w:val="17"/>
+        </w:rPr>
+        <w:t xml:space="preserve">   (</w:t>
       </w:r>
       <w:proofErr w:type="gramEnd"/>
       <w:r>
         <w:rPr>
-          <w:color w:val="2E5FA3"/>
-          <w:sz w:val="19"/>
-          <w:szCs w:val="19"/>
-        </w:rPr>
-        <w:t xml:space="preserve">  Enterprise Technology </w:t>
-      </w:r>
-      <w:proofErr w:type="gramStart"/>
-      <w:r>
-        <w:rPr>
-          <w:color w:val="2E5FA3"/>
-          <w:sz w:val="19"/>
-          <w:szCs w:val="19"/>
-        </w:rPr>
-        <w:t>Strategy  ·</w:t>
-      </w:r>
-      <w:proofErr w:type="gramEnd"/>
-      <w:r>
-        <w:rPr>
-          <w:color w:val="2E5FA3"/>
-          <w:sz w:val="19"/>
-          <w:szCs w:val="19"/>
-        </w:rPr>
-        <w:t xml:space="preserve">  Technology Leadership</w:t>
-      </w:r>
-    </w:p>
-    <w:p>
-      <w:pPr>
-        <w:pBdr>
-          <w:bottom w:val="single" w:sz="12" w:space="6" w:color="2E5FA3"/>
-        </w:pBdr>
-        <w:jc w:val="center"/>
-        <w:rPr>
-          <w:sz w:val="16"/>
-          <w:szCs w:val="16"/>
-        </w:rPr>
-      </w:pPr>
-      <w:r>
-        <w:rPr>
-          <w:color w:val="1F1F1F"/>
-          <w:sz w:val="16"/>
-          <w:szCs w:val="16"/>
-        </w:rPr>
-        <w:t>Houston, Texas</w:t>
-      </w:r>
-      <w:r>
-        <w:rPr>
-          <w:color w:val="8A8A8A"/>
-          <w:sz w:val="16"/>
-          <w:szCs w:val="16"/>
-        </w:rPr>
-        <w:t xml:space="preserve">  ·  </w:t>
-      </w:r>
-      <w:r>
-        <w:rPr>
-          <w:color w:val="1F1F1F"/>
-          <w:sz w:val="16"/>
-          <w:szCs w:val="16"/>
-        </w:rPr>
-        <w:t>(951) 768-4008</w:t>
-      </w:r>
-      <w:r>
-        <w:rPr>
-          <w:color w:val="8A8A8A"/>
-          <w:sz w:val="16"/>
-          <w:szCs w:val="16"/>
-        </w:rPr>
-        <w:t xml:space="preserve">  ·  </w:t>
+          <w:color w:val="555555"/>
+          <w:sz w:val="17"/>
+          <w:szCs w:val="17"/>
+        </w:rPr>
+        <w:t xml:space="preserve">951) 768-4008   ·   </w:t>
       </w:r>
       <w:hyperlink r:id="rId5" w:history="1">
         <w:r>
           <w:rPr>
-            <w:rStyle w:val="Hyperlink"/>
             <w:color w:val="2E5FA3"/>
-            <w:sz w:val="16"/>
-            <w:szCs w:val="16"/>
+            <w:sz w:val="17"/>
+            <w:szCs w:val="17"/>
+            <w:u w:val="single"/>
           </w:rPr>
           <w:t>jamieadambutler@gmail.com</w:t>
         </w:r>
       </w:hyperlink>
       <w:r>
         <w:rPr>
-          <w:color w:val="8A8A8A"/>
-          <w:sz w:val="16"/>
-          <w:szCs w:val="16"/>
-        </w:rPr>
-        <w:t xml:space="preserve">  ·  </w:t>
+          <w:color w:val="555555"/>
+          <w:sz w:val="17"/>
+          <w:szCs w:val="17"/>
+        </w:rPr>
+        <w:t xml:space="preserve">   ·   </w:t>
       </w:r>
       <w:hyperlink r:id="rId6" w:history="1">
         <w:r>
           <w:rPr>
-            <w:rStyle w:val="Hyperlink"/>
             <w:color w:val="2E5FA3"/>
-            <w:sz w:val="16"/>
-            <w:szCs w:val="16"/>
+            <w:sz w:val="17"/>
+            <w:szCs w:val="17"/>
+            <w:u w:val="single"/>
           </w:rPr>
           <w:t>linkedin.com/in/</w:t>
         </w:r>
         <w:proofErr w:type="spellStart"/>
         <w:r>
           <w:rPr>
-            <w:rStyle w:val="Hyperlink"/>
             <w:color w:val="2E5FA3"/>
-            <w:sz w:val="16"/>
-            <w:szCs w:val="16"/>
+            <w:sz w:val="17"/>
+            <w:szCs w:val="17"/>
+            <w:u w:val="single"/>
           </w:rPr>
           <w:t>jamieadambutler</w:t>
         </w:r>
@@ -155,20 +112,20 @@
       </w:hyperlink>
       <w:r>
         <w:rPr>
-          <w:color w:val="8A8A8A"/>
-          <w:sz w:val="16"/>
-          <w:szCs w:val="16"/>
-        </w:rPr>
-        <w:t xml:space="preserve">  ·  </w:t>
+          <w:color w:val="555555"/>
+          <w:sz w:val="17"/>
+          <w:szCs w:val="17"/>
+        </w:rPr>
+        <w:t xml:space="preserve">   ·   </w:t>
       </w:r>
       <w:hyperlink r:id="rId7" w:history="1">
         <w:proofErr w:type="spellStart"/>
         <w:r>
           <w:rPr>
-            <w:rStyle w:val="Hyperlink"/>
             <w:color w:val="2E5FA3"/>
-            <w:sz w:val="16"/>
-            <w:szCs w:val="16"/>
+            <w:sz w:val="17"/>
+            <w:szCs w:val="17"/>
+            <w:u w:val="single"/>
           </w:rPr>
           <w:t>jamiebutler.vercel.app</w:t>
         </w:r>
@@ -177,7 +134,10 @@
     </w:p>
     <w:p>
       <w:pPr>
-        <w:spacing w:before="240" w:after="60"/>
+        <w:pBdr>
+          <w:bottom w:val="single" w:sz="8" w:space="2" w:color="2E5FA3"/>
+        </w:pBdr>
+        <w:spacing w:before="160" w:after="60"/>
         <w:jc w:val="center"/>
       </w:pPr>
       <w:r>
@@ -185,90 +145,138 @@
           <w:b/>
           <w:bCs/>
           <w:color w:val="1B3A6B"/>
-          <w:spacing w:val="40"/>
-          <w:sz w:val="26"/>
-          <w:szCs w:val="26"/>
+          <w:spacing w:val="20"/>
+          <w:sz w:val="22"/>
+          <w:szCs w:val="22"/>
         </w:rPr>
         <w:t>EXECUTIVE VALUE PROPOSITION</w:t>
       </w:r>
     </w:p>
     <w:p>
       <w:pPr>
-        <w:spacing w:after="160"/>
+        <w:spacing w:after="60"/>
         <w:jc w:val="center"/>
-      </w:pPr>
-      <w:r>
         <w:rPr>
           <w:i/>
           <w:iCs/>
-          <w:color w:val="4A4A4A"/>
-          <w:sz w:val="20"/>
-          <w:szCs w:val="20"/>
-        </w:rPr>
-        <w:t>What I bring.  How I think.  Why it matters.</w:t>
-      </w:r>
+          <w:color w:val="555555"/>
+        </w:rPr>
+      </w:pPr>
+      <w:r>
+        <w:rPr>
+          <w:i/>
+          <w:iCs/>
+          <w:color w:val="555555"/>
+        </w:rPr>
+        <w:t>What I bring.   How I think.   Why it matters.</w:t>
+      </w:r>
+    </w:p>
+    <w:p>
+      <w:pPr>
+        <w:spacing w:after="60"/>
+        <w:jc w:val="center"/>
+        <w:rPr>
+          <w:sz w:val="2"/>
+          <w:szCs w:val="2"/>
+        </w:rPr>
+      </w:pPr>
     </w:p>
     <w:p>
       <w:pPr>
         <w:pBdr>
-          <w:bottom w:val="single" w:sz="10" w:space="2" w:color="2E5FA3"/>
+          <w:bottom w:val="single" w:sz="8" w:space="2" w:color="2E5FA3"/>
         </w:pBdr>
-        <w:spacing w:before="200" w:after="100"/>
+        <w:spacing w:before="160" w:after="60"/>
+        <w:jc w:val="center"/>
       </w:pPr>
       <w:r>
         <w:rPr>
           <w:b/>
           <w:bCs/>
           <w:color w:val="1B3A6B"/>
-          <w:spacing w:val="50"/>
-          <w:sz w:val="20"/>
-          <w:szCs w:val="20"/>
+          <w:spacing w:val="20"/>
+          <w:sz w:val="22"/>
+          <w:szCs w:val="22"/>
         </w:rPr>
         <w:t>THE CORE STATEMENT</w:t>
       </w:r>
     </w:p>
     <w:p>
       <w:pPr>
-        <w:spacing w:after="140" w:line="290" w:lineRule="auto"/>
-        <w:jc w:val="both"/>
-      </w:pPr>
-      <w:r>
-        <w:rPr>
-          <w:color w:val="1F1F1F"/>
-        </w:rPr>
-        <w:t>Organizations bring me in when managing technology isn’t enough — when what they actually need is someone who can look at a complex, fragmented operational environment and build the infrastructure that lets it run the way it was always supposed to.</w:t>
-      </w:r>
-    </w:p>
-    <w:p>
-      <w:pPr>
-        <w:spacing w:after="140" w:line="290" w:lineRule="auto"/>
-        <w:jc w:val="both"/>
-      </w:pPr>
-      <w:r>
-        <w:rPr>
-          <w:color w:val="1F1F1F"/>
+        <w:spacing w:after="100"/>
+        <w:rPr>
+          <w:color w:val="000000"/>
+        </w:rPr>
+      </w:pPr>
+      <w:r>
+        <w:rPr>
+          <w:color w:val="000000"/>
+        </w:rPr>
+        <w:t>Organizations bring me in when managing technology isn't enough — when what they actually need is someone who can look at a complex, fragmented operational environment and build the infrastructure that lets it run the way it was always supposed to.</w:t>
+      </w:r>
+    </w:p>
+    <w:p>
+      <w:pPr>
+        <w:spacing w:after="100"/>
+        <w:rPr>
+          <w:sz w:val="2"/>
+          <w:szCs w:val="2"/>
+        </w:rPr>
+      </w:pPr>
+    </w:p>
+    <w:p>
+      <w:pPr>
+        <w:spacing w:after="100"/>
+        <w:rPr>
+          <w:color w:val="000000"/>
+        </w:rPr>
+      </w:pPr>
+      <w:r>
+        <w:rPr>
+          <w:color w:val="000000"/>
         </w:rPr>
         <w:t>My career has been built at the intersection of executive strategy and technical architecture — two disciplines that rarely live in the same person. I understand how enterprise ecosystems are designed, and I understand how leadership teams depend on those systems to see the business clearly and make fast, confident decisions. That combination lets me translate vision directly into systems that deliver measurable outcomes, without losing anything in translation.</w:t>
       </w:r>
     </w:p>
     <w:p>
       <w:pPr>
-        <w:spacing w:after="140" w:line="290" w:lineRule="auto"/>
-        <w:jc w:val="both"/>
-      </w:pPr>
-      <w:r>
-        <w:rPr>
-          <w:color w:val="1F1F1F"/>
-        </w:rPr>
-        <w:t>What I leave behind isn’t just a modernized technology stack. It’s an operational foundation built to scale, with the architecture, governance, and automation in place so the organization can grow without growing its complexity.</w:t>
-      </w:r>
+        <w:spacing w:after="100"/>
+        <w:rPr>
+          <w:sz w:val="2"/>
+          <w:szCs w:val="2"/>
+        </w:rPr>
+      </w:pPr>
+    </w:p>
+    <w:p>
+      <w:pPr>
+        <w:spacing w:after="100"/>
+        <w:rPr>
+          <w:color w:val="000000"/>
+        </w:rPr>
+      </w:pPr>
+      <w:r>
+        <w:rPr>
+          <w:color w:val="000000"/>
+        </w:rPr>
+        <w:t>What I leave behind isn't just a modernized technology stack. It's an operational foundation built to scale, with the architecture, governance, and automation in place so the organization can grow without growing its complexity.</w:t>
+      </w:r>
+    </w:p>
+    <w:p>
+      <w:pPr>
+        <w:spacing w:after="100"/>
+        <w:rPr>
+          <w:color w:val="000000"/>
+          <w:sz w:val="2"/>
+          <w:szCs w:val="2"/>
+        </w:rPr>
+      </w:pPr>
     </w:p>
     <w:p>
       <w:pPr>
         <w:pBdr>
-          <w:bottom w:val="single" w:sz="10" w:space="2" w:color="2E5FA3"/>
+          <w:bottom w:val="single" w:sz="8" w:space="2" w:color="2E5FA3"/>
         </w:pBdr>
-        <w:spacing w:before="200" w:after="100"/>
+        <w:spacing w:before="160" w:after="60"/>
         <w:jc w:val="center"/>
       </w:pPr>
       <w:r>
@@ -276,21 +284,17 @@
           <w:b/>
           <w:bCs/>
           <w:color w:val="1B3A6B"/>
-          <w:spacing w:val="50"/>
-          <w:sz w:val="20"/>
-          <w:szCs w:val="20"/>
+          <w:spacing w:val="20"/>
+          <w:sz w:val="22"/>
+          <w:szCs w:val="22"/>
         </w:rPr>
         <w:t>CORE TRANSFORMATION CAPABILITIES</w:t>
       </w:r>
-    </w:p>
-    <w:p>
-      <w:pPr>
-        <w:spacing w:before="60" w:after="60"/>
-      </w:pPr>
     </w:p>
     <w:tbl>
       <w:tblPr>
-        <w:tblW w:w="9720" w:type="dxa"/>
+        <w:tblW w:w="9360" w:type="dxa"/>
+        <w:jc w:val="center"/>
         <w:tblBorders>
           <w:top w:val="single" w:sz="4" w:space="0" w:color="auto"/>
           <w:left w:val="single" w:sz="4" w:space="0" w:color="auto"/>
@@ -303,33 +307,42 @@
           <w:left w:w="10" w:type="dxa"/>
           <w:right w:w="10" w:type="dxa"/>
         </w:tblCellMar>
-        <w:tblLook w:val="0000" w:firstRow="0" w:lastRow="0" w:firstColumn="0" w:lastColumn="0" w:noHBand="0" w:noVBand="0"/>
+        <w:tblLook w:val="04A0" w:firstRow="1" w:lastRow="0" w:firstColumn="1" w:lastColumn="0" w:noHBand="0" w:noVBand="1"/>
       </w:tblPr>
       <w:tblGrid>
-        <w:gridCol w:w="4860"/>
-        <w:gridCol w:w="4860"/>
+        <w:gridCol w:w="4680"/>
+        <w:gridCol w:w="4680"/>
       </w:tblGrid>
       <w:tr>
+        <w:tblPrEx>
+          <w:tblCellMar>
+            <w:top w:w="0" w:type="dxa"/>
+            <w:bottom w:w="0" w:type="dxa"/>
+          </w:tblCellMar>
+        </w:tblPrEx>
+        <w:trPr>
+          <w:jc w:val="center"/>
+        </w:trPr>
         <w:tc>
           <w:tcPr>
-            <w:tcW w:w="4860" w:type="dxa"/>
+            <w:tcW w:w="4680" w:type="dxa"/>
             <w:tcBorders>
               <w:top w:val="single" w:sz="4" w:space="0" w:color="2E5FA3"/>
               <w:left w:val="single" w:sz="4" w:space="0" w:color="2E5FA3"/>
               <w:bottom w:val="single" w:sz="4" w:space="0" w:color="2E5FA3"/>
               <w:right w:val="single" w:sz="4" w:space="0" w:color="2E5FA3"/>
             </w:tcBorders>
-            <w:shd w:val="clear" w:color="auto" w:fill="EDF2FA"/>
+            <w:shd w:val="clear" w:color="auto" w:fill="EFF4FA"/>
             <w:tcMar>
-              <w:top w:w="140" w:type="dxa"/>
-              <w:left w:w="180" w:type="dxa"/>
-              <w:bottom w:w="140" w:type="dxa"/>
-              <w:right w:w="180" w:type="dxa"/>
+              <w:top w:w="160" w:type="dxa"/>
+              <w:left w:w="200" w:type="dxa"/>
+              <w:bottom w:w="160" w:type="dxa"/>
+              <w:right w:w="200" w:type="dxa"/>
             </w:tcMar>
           </w:tcPr>
           <w:p>
             <w:pPr>
-              <w:spacing w:after="80"/>
+              <w:spacing w:after="60"/>
             </w:pPr>
             <w:r>
               <w:rPr>
@@ -341,12 +354,8 @@
             </w:r>
           </w:p>
           <w:p>
-            <w:pPr>
-              <w:spacing w:line="280" w:lineRule="auto"/>
-            </w:pPr>
             <w:r>
               <w:rPr>
-                <w:color w:val="1F1F1F"/>
                 <w:sz w:val="19"/>
                 <w:szCs w:val="19"/>
               </w:rPr>
@@ -356,24 +365,24 @@
         </w:tc>
         <w:tc>
           <w:tcPr>
-            <w:tcW w:w="4860" w:type="dxa"/>
+            <w:tcW w:w="4680" w:type="dxa"/>
             <w:tcBorders>
               <w:top w:val="single" w:sz="4" w:space="0" w:color="2E5FA3"/>
               <w:left w:val="single" w:sz="4" w:space="0" w:color="2E5FA3"/>
               <w:bottom w:val="single" w:sz="4" w:space="0" w:color="2E5FA3"/>
               <w:right w:val="single" w:sz="4" w:space="0" w:color="2E5FA3"/>
             </w:tcBorders>
-            <w:shd w:val="clear" w:color="auto" w:fill="EDF2FA"/>
+            <w:shd w:val="clear" w:color="auto" w:fill="EFF4FA"/>
             <w:tcMar>
-              <w:top w:w="140" w:type="dxa"/>
-              <w:left w:w="180" w:type="dxa"/>
-              <w:bottom w:w="140" w:type="dxa"/>
-              <w:right w:w="180" w:type="dxa"/>
+              <w:top w:w="160" w:type="dxa"/>
+              <w:left w:w="200" w:type="dxa"/>
+              <w:bottom w:w="160" w:type="dxa"/>
+              <w:right w:w="200" w:type="dxa"/>
             </w:tcMar>
           </w:tcPr>
           <w:p>
             <w:pPr>
-              <w:spacing w:after="80"/>
+              <w:spacing w:after="60"/>
             </w:pPr>
             <w:r>
               <w:rPr>
@@ -385,12 +394,8 @@
             </w:r>
           </w:p>
           <w:p>
-            <w:pPr>
-              <w:spacing w:line="280" w:lineRule="auto"/>
-            </w:pPr>
             <w:r>
               <w:rPr>
-                <w:color w:val="1F1F1F"/>
                 <w:sz w:val="19"/>
                 <w:szCs w:val="19"/>
               </w:rPr>
@@ -400,26 +405,35 @@
         </w:tc>
       </w:tr>
       <w:tr>
+        <w:tblPrEx>
+          <w:tblCellMar>
+            <w:top w:w="0" w:type="dxa"/>
+            <w:bottom w:w="0" w:type="dxa"/>
+          </w:tblCellMar>
+        </w:tblPrEx>
+        <w:trPr>
+          <w:jc w:val="center"/>
+        </w:trPr>
         <w:tc>
           <w:tcPr>
-            <w:tcW w:w="4860" w:type="dxa"/>
+            <w:tcW w:w="4680" w:type="dxa"/>
             <w:tcBorders>
               <w:top w:val="single" w:sz="4" w:space="0" w:color="2E5FA3"/>
               <w:left w:val="single" w:sz="4" w:space="0" w:color="2E5FA3"/>
               <w:bottom w:val="single" w:sz="4" w:space="0" w:color="2E5FA3"/>
               <w:right w:val="single" w:sz="4" w:space="0" w:color="2E5FA3"/>
             </w:tcBorders>
-            <w:shd w:val="clear" w:color="auto" w:fill="EDF2FA"/>
+            <w:shd w:val="clear" w:color="auto" w:fill="EFF4FA"/>
             <w:tcMar>
-              <w:top w:w="140" w:type="dxa"/>
-              <w:left w:w="180" w:type="dxa"/>
-              <w:bottom w:w="140" w:type="dxa"/>
-              <w:right w:w="180" w:type="dxa"/>
+              <w:top w:w="160" w:type="dxa"/>
+              <w:left w:w="200" w:type="dxa"/>
+              <w:bottom w:w="160" w:type="dxa"/>
+              <w:right w:w="200" w:type="dxa"/>
             </w:tcMar>
           </w:tcPr>
           <w:p>
             <w:pPr>
-              <w:spacing w:after="80"/>
+              <w:spacing w:after="60"/>
             </w:pPr>
             <w:r>
               <w:rPr>
@@ -431,39 +445,35 @@
             </w:r>
           </w:p>
           <w:p>
-            <w:pPr>
-              <w:spacing w:line="280" w:lineRule="auto"/>
-            </w:pPr>
             <w:r>
               <w:rPr>
-                <w:color w:val="1F1F1F"/>
                 <w:sz w:val="19"/>
                 <w:szCs w:val="19"/>
               </w:rPr>
-              <w:t>GPT agents, LLM integration, Power Automate pipelines, AI IVR, meeting transcription, and intelligent tooling embedded across enterprise operations.</w:t>
+              <w:t>GPT agents, LLM integration, Power Automate pipelines, AI IVR, AI candidate matching, meeting transcription, and intelligent tooling embedded across enterprise operations.</w:t>
             </w:r>
           </w:p>
         </w:tc>
         <w:tc>
           <w:tcPr>
-            <w:tcW w:w="4860" w:type="dxa"/>
+            <w:tcW w:w="4680" w:type="dxa"/>
             <w:tcBorders>
               <w:top w:val="single" w:sz="4" w:space="0" w:color="2E5FA3"/>
               <w:left w:val="single" w:sz="4" w:space="0" w:color="2E5FA3"/>
               <w:bottom w:val="single" w:sz="4" w:space="0" w:color="2E5FA3"/>
               <w:right w:val="single" w:sz="4" w:space="0" w:color="2E5FA3"/>
             </w:tcBorders>
-            <w:shd w:val="clear" w:color="auto" w:fill="EDF2FA"/>
+            <w:shd w:val="clear" w:color="auto" w:fill="EFF4FA"/>
             <w:tcMar>
-              <w:top w:w="140" w:type="dxa"/>
-              <w:left w:w="180" w:type="dxa"/>
-              <w:bottom w:w="140" w:type="dxa"/>
-              <w:right w:w="180" w:type="dxa"/>
+              <w:top w:w="160" w:type="dxa"/>
+              <w:left w:w="200" w:type="dxa"/>
+              <w:bottom w:w="160" w:type="dxa"/>
+              <w:right w:w="200" w:type="dxa"/>
             </w:tcMar>
           </w:tcPr>
           <w:p>
             <w:pPr>
-              <w:spacing w:after="80"/>
+              <w:spacing w:after="60"/>
             </w:pPr>
             <w:r>
               <w:rPr>
@@ -475,12 +485,8 @@
             </w:r>
           </w:p>
           <w:p>
-            <w:pPr>
-              <w:spacing w:line="280" w:lineRule="auto"/>
-            </w:pPr>
             <w:r>
               <w:rPr>
-                <w:color w:val="1F1F1F"/>
                 <w:sz w:val="19"/>
                 <w:szCs w:val="19"/>
               </w:rPr>
@@ -490,26 +496,35 @@
         </w:tc>
       </w:tr>
       <w:tr>
+        <w:tblPrEx>
+          <w:tblCellMar>
+            <w:top w:w="0" w:type="dxa"/>
+            <w:bottom w:w="0" w:type="dxa"/>
+          </w:tblCellMar>
+        </w:tblPrEx>
+        <w:trPr>
+          <w:jc w:val="center"/>
+        </w:trPr>
         <w:tc>
           <w:tcPr>
-            <w:tcW w:w="4860" w:type="dxa"/>
+            <w:tcW w:w="4680" w:type="dxa"/>
             <w:tcBorders>
               <w:top w:val="single" w:sz="4" w:space="0" w:color="2E5FA3"/>
               <w:left w:val="single" w:sz="4" w:space="0" w:color="2E5FA3"/>
               <w:bottom w:val="single" w:sz="4" w:space="0" w:color="2E5FA3"/>
               <w:right w:val="single" w:sz="4" w:space="0" w:color="2E5FA3"/>
             </w:tcBorders>
-            <w:shd w:val="clear" w:color="auto" w:fill="EDF2FA"/>
+            <w:shd w:val="clear" w:color="auto" w:fill="EFF4FA"/>
             <w:tcMar>
-              <w:top w:w="140" w:type="dxa"/>
-              <w:left w:w="180" w:type="dxa"/>
-              <w:bottom w:w="140" w:type="dxa"/>
-              <w:right w:w="180" w:type="dxa"/>
+              <w:top w:w="160" w:type="dxa"/>
+              <w:left w:w="200" w:type="dxa"/>
+              <w:bottom w:w="160" w:type="dxa"/>
+              <w:right w:w="200" w:type="dxa"/>
             </w:tcMar>
           </w:tcPr>
           <w:p>
             <w:pPr>
-              <w:spacing w:after="80"/>
+              <w:spacing w:after="60"/>
             </w:pPr>
             <w:r>
               <w:rPr>
@@ -521,12 +536,8 @@
             </w:r>
           </w:p>
           <w:p>
-            <w:pPr>
-              <w:spacing w:line="280" w:lineRule="auto"/>
-            </w:pPr>
             <w:r>
               <w:rPr>
-                <w:color w:val="1F1F1F"/>
                 <w:sz w:val="19"/>
                 <w:szCs w:val="19"/>
               </w:rPr>
@@ -536,24 +547,24 @@
         </w:tc>
         <w:tc>
           <w:tcPr>
-            <w:tcW w:w="4860" w:type="dxa"/>
+            <w:tcW w:w="4680" w:type="dxa"/>
             <w:tcBorders>
               <w:top w:val="single" w:sz="4" w:space="0" w:color="2E5FA3"/>
               <w:left w:val="single" w:sz="4" w:space="0" w:color="2E5FA3"/>
               <w:bottom w:val="single" w:sz="4" w:space="0" w:color="2E5FA3"/>
               <w:right w:val="single" w:sz="4" w:space="0" w:color="2E5FA3"/>
             </w:tcBorders>
-            <w:shd w:val="clear" w:color="auto" w:fill="EDF2FA"/>
+            <w:shd w:val="clear" w:color="auto" w:fill="EFF4FA"/>
             <w:tcMar>
-              <w:top w:w="140" w:type="dxa"/>
-              <w:left w:w="180" w:type="dxa"/>
-              <w:bottom w:w="140" w:type="dxa"/>
-              <w:right w:w="180" w:type="dxa"/>
+              <w:top w:w="160" w:type="dxa"/>
+              <w:left w:w="200" w:type="dxa"/>
+              <w:bottom w:w="160" w:type="dxa"/>
+              <w:right w:w="200" w:type="dxa"/>
             </w:tcMar>
           </w:tcPr>
           <w:p>
             <w:pPr>
-              <w:spacing w:after="80"/>
+              <w:spacing w:after="60"/>
             </w:pPr>
             <w:r>
               <w:rPr>
@@ -565,16 +576,12 @@
             </w:r>
           </w:p>
           <w:p>
-            <w:pPr>
-              <w:spacing w:line="280" w:lineRule="auto"/>
-            </w:pPr>
             <w:r>
               <w:rPr>
-                <w:color w:val="1F1F1F"/>
                 <w:sz w:val="19"/>
                 <w:szCs w:val="19"/>
               </w:rPr>
-              <w:t>KPI dashboards and reporting ecosystems built on Power BI, Tableau, and integrated data pipelines — so leadership always knows what’s driving the business.</w:t>
+              <w:t>KPI dashboards and reporting ecosystems built on Power BI, Tableau, Salesforce, and integrated data pipelines — so leadership always knows what's driving the business.</w:t>
             </w:r>
           </w:p>
         </w:tc>
@@ -583,9 +590,9 @@
     <w:p>
       <w:pPr>
         <w:pBdr>
-          <w:bottom w:val="single" w:sz="10" w:space="2" w:color="2E5FA3"/>
+          <w:bottom w:val="single" w:sz="8" w:space="2" w:color="2E5FA3"/>
         </w:pBdr>
-        <w:spacing w:before="200" w:after="100"/>
+        <w:spacing w:before="160" w:after="60"/>
         <w:jc w:val="center"/>
       </w:pPr>
       <w:r>
@@ -593,9 +600,20 @@
           <w:b/>
           <w:bCs/>
           <w:color w:val="1B3A6B"/>
-          <w:spacing w:val="50"/>
-          <w:sz w:val="20"/>
-          <w:szCs w:val="20"/>
+          <w:spacing w:val="20"/>
+          <w:sz w:val="10"/>
+          <w:szCs w:val="10"/>
+        </w:rPr>
+        <w:br/>
+      </w:r>
+      <w:r>
+        <w:rPr>
+          <w:b/>
+          <w:bCs/>
+          <w:color w:val="1B3A6B"/>
+          <w:spacing w:val="20"/>
+          <w:sz w:val="22"/>
+          <w:szCs w:val="22"/>
         </w:rPr>
         <w:t>STRATEGIC VALUE DELIVERED</w:t>
       </w:r>
@@ -607,14 +625,9 @@
           <w:ilvl w:val="0"/>
           <w:numId w:val="2"/>
         </w:numPr>
-        <w:spacing w:after="80" w:line="270" w:lineRule="auto"/>
-      </w:pPr>
-      <w:r>
-        <w:rPr>
-          <w:color w:val="1F1F1F"/>
-          <w:sz w:val="20"/>
-          <w:szCs w:val="20"/>
-        </w:rPr>
+        <w:spacing w:after="40"/>
+      </w:pPr>
+      <w:r>
         <w:t>Platform consolidation — transforms fragmented legacy environments (ATS, CRM, HRIS, ERP) into unified, cloud-based platforms that scale with the business and eliminate operational redundancy.</w:t>
       </w:r>
     </w:p>
@@ -625,14 +638,9 @@
           <w:ilvl w:val="0"/>
           <w:numId w:val="2"/>
         </w:numPr>
-        <w:spacing w:after="80" w:line="270" w:lineRule="auto"/>
-      </w:pPr>
-      <w:r>
-        <w:rPr>
-          <w:color w:val="1F1F1F"/>
-          <w:sz w:val="20"/>
-          <w:szCs w:val="20"/>
-        </w:rPr>
+        <w:spacing w:after="40"/>
+      </w:pPr>
+      <w:r>
         <w:t>Workflow automation — eliminates manual processes through system integration, Power Automate pipelines, and AI-driven tooling that reduce overhead and improve response times across every department.</w:t>
       </w:r>
     </w:p>
@@ -643,15 +651,9 @@
           <w:ilvl w:val="0"/>
           <w:numId w:val="2"/>
         </w:numPr>
-        <w:spacing w:after="80" w:line="270" w:lineRule="auto"/>
-      </w:pPr>
-      <w:r>
-        <w:rPr>
-          <w:color w:val="1F1F1F"/>
-          <w:sz w:val="20"/>
-          <w:szCs w:val="20"/>
-        </w:rPr>
-        <w:lastRenderedPageBreak/>
+        <w:spacing w:after="40"/>
+      </w:pPr>
+      <w:r>
         <w:t>Executive visibility — gives leadership real-time insight into business performance across recruiting, finance, sales, and operations without manual reporting overhead.</w:t>
       </w:r>
     </w:p>
@@ -662,15 +664,10 @@
           <w:ilvl w:val="0"/>
           <w:numId w:val="2"/>
         </w:numPr>
-        <w:spacing w:after="80" w:line="270" w:lineRule="auto"/>
-      </w:pPr>
-      <w:r>
-        <w:rPr>
-          <w:color w:val="1F1F1F"/>
-          <w:sz w:val="20"/>
-          <w:szCs w:val="20"/>
-        </w:rPr>
-        <w:t>AI adoption — deploys intelligent meeting transcription, custom GPT agents, IVR automation, and AI-powered productivity tools embedded across workflows and collaboration platforms.</w:t>
+        <w:spacing w:after="40"/>
+      </w:pPr>
+      <w:r>
+        <w:t>AI adoption — deploys intelligent candidate matching, custom GPT agents, AI IVR, meeting transcription, and AI-powered productivity tools embedded across workflows and collaboration platforms.</w:t>
       </w:r>
     </w:p>
     <w:p>
@@ -680,14 +677,9 @@
           <w:ilvl w:val="0"/>
           <w:numId w:val="2"/>
         </w:numPr>
-        <w:spacing w:after="80" w:line="270" w:lineRule="auto"/>
-      </w:pPr>
-      <w:r>
-        <w:rPr>
-          <w:color w:val="1F1F1F"/>
-          <w:sz w:val="20"/>
-          <w:szCs w:val="20"/>
-        </w:rPr>
+        <w:spacing w:after="40"/>
+      </w:pPr>
+      <w:r>
         <w:t>Security governance — builds enterprise-grade cybersecurity programs, MSSP partnerships, endpoint protection rollouts, and formal policy frameworks from the ground up.</w:t>
       </w:r>
     </w:p>
@@ -698,23 +690,28 @@
           <w:ilvl w:val="0"/>
           <w:numId w:val="2"/>
         </w:numPr>
-        <w:spacing w:after="80" w:line="270" w:lineRule="auto"/>
-      </w:pPr>
-      <w:r>
-        <w:rPr>
-          <w:color w:val="1F1F1F"/>
-          <w:sz w:val="20"/>
-          <w:szCs w:val="20"/>
-        </w:rPr>
+        <w:spacing w:after="40"/>
+      </w:pPr>
+      <w:r>
+        <w:lastRenderedPageBreak/>
         <w:t>Technology alignment — every investment tied directly to a business outcome, ensuring technology drives growth rather than just supporting it.</w:t>
       </w:r>
     </w:p>
     <w:p>
       <w:pPr>
+        <w:spacing w:after="40"/>
+        <w:rPr>
+          <w:sz w:val="2"/>
+          <w:szCs w:val="2"/>
+        </w:rPr>
+      </w:pPr>
+    </w:p>
+    <w:p>
+      <w:pPr>
         <w:pBdr>
-          <w:bottom w:val="single" w:sz="10" w:space="2" w:color="2E5FA3"/>
+          <w:bottom w:val="single" w:sz="8" w:space="2" w:color="2E5FA3"/>
         </w:pBdr>
-        <w:spacing w:before="200" w:after="100"/>
+        <w:spacing w:before="160" w:after="60"/>
         <w:jc w:val="center"/>
       </w:pPr>
       <w:r>
@@ -722,400 +719,207 @@
           <w:b/>
           <w:bCs/>
           <w:color w:val="1B3A6B"/>
-          <w:spacing w:val="50"/>
-          <w:sz w:val="20"/>
-          <w:szCs w:val="20"/>
+          <w:spacing w:val="20"/>
+          <w:sz w:val="22"/>
+          <w:szCs w:val="22"/>
         </w:rPr>
         <w:t>THE CAREER PATTERN</w:t>
       </w:r>
     </w:p>
     <w:p>
       <w:pPr>
-        <w:spacing w:after="100" w:line="290" w:lineRule="auto"/>
-      </w:pPr>
-      <w:r>
-        <w:rPr>
-          <w:color w:val="1F1F1F"/>
-        </w:rPr>
-        <w:t>Across every organization I have led, the same pattern emerges: disconnected systems, manual processes, and limited visibility replaced by integrated platforms, automated workflows, and leadership teams that finally have the data they need to move fast and make confident decisions. The environments change. The outcomes don’t.</w:t>
-      </w:r>
-    </w:p>
-    <w:tbl>
-      <w:tblPr>
-        <w:tblW w:w="9720" w:type="dxa"/>
-        <w:tblBorders>
-          <w:top w:val="single" w:sz="4" w:space="0" w:color="auto"/>
-          <w:left w:val="single" w:sz="4" w:space="0" w:color="auto"/>
-          <w:bottom w:val="single" w:sz="4" w:space="0" w:color="auto"/>
-          <w:right w:val="single" w:sz="4" w:space="0" w:color="auto"/>
-          <w:insideH w:val="single" w:sz="4" w:space="0" w:color="auto"/>
-          <w:insideV w:val="single" w:sz="4" w:space="0" w:color="auto"/>
-        </w:tblBorders>
-        <w:tblCellMar>
-          <w:left w:w="10" w:type="dxa"/>
-          <w:right w:w="10" w:type="dxa"/>
-        </w:tblCellMar>
-        <w:tblLook w:val="0000" w:firstRow="0" w:lastRow="0" w:firstColumn="0" w:lastColumn="0" w:noHBand="0" w:noVBand="0"/>
-      </w:tblPr>
-      <w:tblGrid>
-        <w:gridCol w:w="2700"/>
-        <w:gridCol w:w="7020"/>
-      </w:tblGrid>
-      <w:tr>
-        <w:tc>
-          <w:tcPr>
-            <w:tcW w:w="2700" w:type="dxa"/>
-            <w:tcBorders>
-              <w:top w:val="none" w:sz="0" w:space="0" w:color="FFFFFF"/>
-              <w:left w:val="none" w:sz="0" w:space="0" w:color="FFFFFF"/>
-              <w:bottom w:val="none" w:sz="0" w:space="0" w:color="FFFFFF"/>
-              <w:right w:val="none" w:sz="0" w:space="0" w:color="FFFFFF"/>
-            </w:tcBorders>
-            <w:tcMar>
-              <w:top w:w="80" w:type="dxa"/>
-              <w:left w:w="100" w:type="dxa"/>
-              <w:bottom w:w="80" w:type="dxa"/>
-              <w:right w:w="200" w:type="dxa"/>
-            </w:tcMar>
-          </w:tcPr>
-          <w:p>
-            <w:r>
-              <w:rPr>
-                <w:b/>
-                <w:bCs/>
-                <w:color w:val="1B3A6B"/>
-                <w:sz w:val="20"/>
-                <w:szCs w:val="20"/>
-              </w:rPr>
-              <w:t>Latitude Legal</w:t>
-            </w:r>
-          </w:p>
-        </w:tc>
-        <w:tc>
-          <w:tcPr>
-            <w:tcW w:w="7020" w:type="dxa"/>
-            <w:tcBorders>
-              <w:top w:val="none" w:sz="0" w:space="0" w:color="FFFFFF"/>
-              <w:left w:val="none" w:sz="0" w:space="0" w:color="FFFFFF"/>
-              <w:bottom w:val="none" w:sz="0" w:space="0" w:color="FFFFFF"/>
-              <w:right w:val="none" w:sz="0" w:space="0" w:color="FFFFFF"/>
-            </w:tcBorders>
-            <w:tcMar>
-              <w:top w:w="80" w:type="dxa"/>
-              <w:left w:w="100" w:type="dxa"/>
-              <w:bottom w:w="80" w:type="dxa"/>
-              <w:right w:w="200" w:type="dxa"/>
-            </w:tcMar>
-          </w:tcPr>
-          <w:p>
-            <w:pPr>
-              <w:spacing w:line="280" w:lineRule="auto"/>
-            </w:pPr>
-            <w:r>
-              <w:rPr>
-                <w:color w:val="1F1F1F"/>
-                <w:sz w:val="19"/>
-                <w:szCs w:val="19"/>
-              </w:rPr>
-              <w:t>Microsoft 365 migration, Salesforce CRM/ATS transformation, Ironclad CLM automation, Zoom Phone AI IVR, MSSP deployment, Power Automate onboarding workflows, four post-acquisition systems integrations, offshore dev team management.</w:t>
-            </w:r>
-          </w:p>
-        </w:tc>
-      </w:tr>
-      <w:tr>
-        <w:tc>
-          <w:tcPr>
-            <w:tcW w:w="2700" w:type="dxa"/>
-            <w:tcBorders>
-              <w:top w:val="none" w:sz="0" w:space="0" w:color="FFFFFF"/>
-              <w:left w:val="none" w:sz="0" w:space="0" w:color="FFFFFF"/>
-              <w:bottom w:val="none" w:sz="0" w:space="0" w:color="FFFFFF"/>
-              <w:right w:val="none" w:sz="0" w:space="0" w:color="FFFFFF"/>
-            </w:tcBorders>
-            <w:tcMar>
-              <w:top w:w="80" w:type="dxa"/>
-              <w:left w:w="100" w:type="dxa"/>
-              <w:bottom w:w="80" w:type="dxa"/>
-              <w:right w:w="200" w:type="dxa"/>
-            </w:tcMar>
-          </w:tcPr>
-          <w:p>
-            <w:proofErr w:type="spellStart"/>
-            <w:r>
-              <w:rPr>
-                <w:b/>
-                <w:bCs/>
-                <w:color w:val="1B3A6B"/>
-                <w:sz w:val="20"/>
-                <w:szCs w:val="20"/>
-              </w:rPr>
-              <w:t>AlliedUP</w:t>
-            </w:r>
-            <w:proofErr w:type="spellEnd"/>
-            <w:r>
-              <w:rPr>
-                <w:b/>
-                <w:bCs/>
-                <w:color w:val="1B3A6B"/>
-                <w:sz w:val="20"/>
-                <w:szCs w:val="20"/>
-              </w:rPr>
-              <w:t xml:space="preserve"> Cooperative</w:t>
-            </w:r>
-          </w:p>
-        </w:tc>
-        <w:tc>
-          <w:tcPr>
-            <w:tcW w:w="7020" w:type="dxa"/>
-            <w:tcBorders>
-              <w:top w:val="none" w:sz="0" w:space="0" w:color="FFFFFF"/>
-              <w:left w:val="none" w:sz="0" w:space="0" w:color="FFFFFF"/>
-              <w:bottom w:val="none" w:sz="0" w:space="0" w:color="FFFFFF"/>
-              <w:right w:val="none" w:sz="0" w:space="0" w:color="FFFFFF"/>
-            </w:tcBorders>
-            <w:tcMar>
-              <w:top w:w="80" w:type="dxa"/>
-              <w:left w:w="100" w:type="dxa"/>
-              <w:bottom w:w="80" w:type="dxa"/>
-              <w:right w:w="200" w:type="dxa"/>
-            </w:tcMar>
-          </w:tcPr>
-          <w:p>
-            <w:pPr>
-              <w:spacing w:line="280" w:lineRule="auto"/>
-            </w:pPr>
-            <w:r>
-              <w:rPr>
-                <w:color w:val="1F1F1F"/>
-                <w:sz w:val="19"/>
-                <w:szCs w:val="19"/>
-              </w:rPr>
-              <w:t>Bullhorn platform consolidation eliminating spreadsheet-based recruiting, ADP Workforce Now HRIS and payroll, $1M+ budget ownership, executive and board-level KPI reporting pipelines for grant and leadership visibility.</w:t>
-            </w:r>
-          </w:p>
-        </w:tc>
-      </w:tr>
-      <w:tr>
-        <w:tc>
-          <w:tcPr>
-            <w:tcW w:w="2700" w:type="dxa"/>
-            <w:tcBorders>
-              <w:top w:val="none" w:sz="0" w:space="0" w:color="FFFFFF"/>
-              <w:left w:val="none" w:sz="0" w:space="0" w:color="FFFFFF"/>
-              <w:bottom w:val="none" w:sz="0" w:space="0" w:color="FFFFFF"/>
-              <w:right w:val="none" w:sz="0" w:space="0" w:color="FFFFFF"/>
-            </w:tcBorders>
-            <w:tcMar>
-              <w:top w:w="80" w:type="dxa"/>
-              <w:left w:w="100" w:type="dxa"/>
-              <w:bottom w:w="80" w:type="dxa"/>
-              <w:right w:w="200" w:type="dxa"/>
-            </w:tcMar>
-          </w:tcPr>
-          <w:p>
-            <w:r>
-              <w:rPr>
-                <w:b/>
-                <w:bCs/>
-                <w:color w:val="1B3A6B"/>
-                <w:sz w:val="20"/>
-                <w:szCs w:val="20"/>
-              </w:rPr>
-              <w:t>EOSG Resources</w:t>
-            </w:r>
-          </w:p>
-        </w:tc>
-        <w:tc>
-          <w:tcPr>
-            <w:tcW w:w="7020" w:type="dxa"/>
-            <w:tcBorders>
-              <w:top w:val="none" w:sz="0" w:space="0" w:color="FFFFFF"/>
-              <w:left w:val="none" w:sz="0" w:space="0" w:color="FFFFFF"/>
-              <w:bottom w:val="none" w:sz="0" w:space="0" w:color="FFFFFF"/>
-              <w:right w:val="none" w:sz="0" w:space="0" w:color="FFFFFF"/>
-            </w:tcBorders>
-            <w:tcMar>
-              <w:top w:w="80" w:type="dxa"/>
-              <w:left w:w="100" w:type="dxa"/>
-              <w:bottom w:w="80" w:type="dxa"/>
-              <w:right w:w="200" w:type="dxa"/>
-            </w:tcMar>
-          </w:tcPr>
-          <w:p>
-            <w:pPr>
-              <w:spacing w:line="280" w:lineRule="auto"/>
-            </w:pPr>
-            <w:r>
-              <w:rPr>
-                <w:color w:val="1F1F1F"/>
-                <w:sz w:val="19"/>
-                <w:szCs w:val="19"/>
-              </w:rPr>
-              <w:t>Dual ERP migrations (</w:t>
-            </w:r>
-            <w:proofErr w:type="spellStart"/>
-            <w:r>
-              <w:rPr>
-                <w:color w:val="1F1F1F"/>
-                <w:sz w:val="19"/>
-                <w:szCs w:val="19"/>
-              </w:rPr>
-              <w:t>Oracle→Dynamics</w:t>
-            </w:r>
-            <w:proofErr w:type="spellEnd"/>
-            <w:r>
-              <w:rPr>
-                <w:color w:val="1F1F1F"/>
-                <w:sz w:val="19"/>
-                <w:szCs w:val="19"/>
-              </w:rPr>
-              <w:t xml:space="preserve">, </w:t>
-            </w:r>
-            <w:proofErr w:type="spellStart"/>
-            <w:r>
-              <w:rPr>
-                <w:color w:val="1F1F1F"/>
-                <w:sz w:val="19"/>
-                <w:szCs w:val="19"/>
-              </w:rPr>
-              <w:t>NetSuite→Sage</w:t>
-            </w:r>
-            <w:proofErr w:type="spellEnd"/>
-            <w:r>
-              <w:rPr>
-                <w:color w:val="1F1F1F"/>
-                <w:sz w:val="19"/>
-                <w:szCs w:val="19"/>
-              </w:rPr>
-              <w:t xml:space="preserve"> Intacct), Bullhorn ATS implementation, </w:t>
-            </w:r>
-            <w:proofErr w:type="spellStart"/>
-            <w:r>
-              <w:rPr>
-                <w:color w:val="1F1F1F"/>
-                <w:sz w:val="19"/>
-                <w:szCs w:val="19"/>
-              </w:rPr>
-              <w:t>PrismHR</w:t>
-            </w:r>
-            <w:proofErr w:type="spellEnd"/>
-            <w:r>
-              <w:rPr>
-                <w:color w:val="1F1F1F"/>
-                <w:sz w:val="19"/>
-                <w:szCs w:val="19"/>
-              </w:rPr>
-              <w:t xml:space="preserve"> HRIS migration, end-to-end ATS-payroll-ERP data pipeline — sustained over eight years of organizational growth.</w:t>
-            </w:r>
-          </w:p>
-        </w:tc>
-      </w:tr>
-      <w:tr>
-        <w:tc>
-          <w:tcPr>
-            <w:tcW w:w="2700" w:type="dxa"/>
-            <w:tcBorders>
-              <w:top w:val="none" w:sz="0" w:space="0" w:color="FFFFFF"/>
-              <w:left w:val="none" w:sz="0" w:space="0" w:color="FFFFFF"/>
-              <w:bottom w:val="none" w:sz="0" w:space="0" w:color="FFFFFF"/>
-              <w:right w:val="none" w:sz="0" w:space="0" w:color="FFFFFF"/>
-            </w:tcBorders>
-            <w:tcMar>
-              <w:top w:w="80" w:type="dxa"/>
-              <w:left w:w="100" w:type="dxa"/>
-              <w:bottom w:w="80" w:type="dxa"/>
-              <w:right w:w="200" w:type="dxa"/>
-            </w:tcMar>
-          </w:tcPr>
-          <w:p>
-            <w:r>
-              <w:rPr>
-                <w:b/>
-                <w:bCs/>
-                <w:color w:val="1B3A6B"/>
-                <w:sz w:val="20"/>
-                <w:szCs w:val="20"/>
-              </w:rPr>
-              <w:t>Earlier Roles</w:t>
-            </w:r>
-          </w:p>
-        </w:tc>
-        <w:tc>
-          <w:tcPr>
-            <w:tcW w:w="7020" w:type="dxa"/>
-            <w:tcBorders>
-              <w:top w:val="none" w:sz="0" w:space="0" w:color="FFFFFF"/>
-              <w:left w:val="none" w:sz="0" w:space="0" w:color="FFFFFF"/>
-              <w:bottom w:val="none" w:sz="0" w:space="0" w:color="FFFFFF"/>
-              <w:right w:val="none" w:sz="0" w:space="0" w:color="FFFFFF"/>
-            </w:tcBorders>
-            <w:tcMar>
-              <w:top w:w="80" w:type="dxa"/>
-              <w:left w:w="100" w:type="dxa"/>
-              <w:bottom w:w="80" w:type="dxa"/>
-              <w:right w:w="200" w:type="dxa"/>
-            </w:tcMar>
-          </w:tcPr>
-          <w:p>
-            <w:pPr>
-              <w:spacing w:line="280" w:lineRule="auto"/>
-            </w:pPr>
-            <w:r>
-              <w:rPr>
-                <w:color w:val="1F1F1F"/>
-                <w:sz w:val="19"/>
-                <w:szCs w:val="19"/>
-              </w:rPr>
-              <w:t>Macola and Sage MAS 300 ERP implementations, manufacturing KPI dashboards, $1M retail inventory system, proprietary database development — cross-industry foundation built over 20+ years.</w:t>
-            </w:r>
-          </w:p>
-        </w:tc>
-      </w:tr>
-    </w:tbl>
+        <w:spacing w:after="100"/>
+        <w:rPr>
+          <w:color w:val="000000"/>
+        </w:rPr>
+      </w:pPr>
+      <w:r>
+        <w:rPr>
+          <w:color w:val="000000"/>
+        </w:rPr>
+        <w:t>Across every organization I have led, the same pattern emerges: disconnected systems, manual processes, and limited visibility replaced by integrated platforms, automated workflows, and leadership teams that finally have the data they need to move fast and make confident decisions. The environments change. The outcomes don't.</w:t>
+      </w:r>
+    </w:p>
+    <w:p>
+      <w:pPr>
+        <w:spacing w:after="100"/>
+        <w:rPr>
+          <w:sz w:val="2"/>
+          <w:szCs w:val="2"/>
+        </w:rPr>
+      </w:pPr>
+    </w:p>
+    <w:p>
+      <w:pPr>
+        <w:spacing w:after="100"/>
+        <w:rPr>
+          <w:color w:val="000000"/>
+        </w:rPr>
+      </w:pPr>
+      <w:r>
+        <w:rPr>
+          <w:color w:val="000000"/>
+        </w:rPr>
+        <w:t>Latitude Legal — Enterprise Salesforce consolidation (CRM, ATS, CLM, marketing, candidate experience, AI matching), Microsoft 365 migration, Ironclad CLM, Zoom Phone AI IVR, MSSP deployment, Power Automate onboarding, four post-acquisition systems integrations, distributed development team management.</w:t>
+      </w:r>
+    </w:p>
+    <w:p>
+      <w:pPr>
+        <w:spacing w:after="100"/>
+        <w:rPr>
+          <w:sz w:val="2"/>
+          <w:szCs w:val="2"/>
+        </w:rPr>
+      </w:pPr>
+    </w:p>
+    <w:p>
+      <w:pPr>
+        <w:spacing w:after="100"/>
+        <w:rPr>
+          <w:color w:val="000000"/>
+        </w:rPr>
+      </w:pPr>
+      <w:proofErr w:type="spellStart"/>
+      <w:r>
+        <w:rPr>
+          <w:color w:val="000000"/>
+        </w:rPr>
+        <w:t>AlliedUP</w:t>
+      </w:r>
+      <w:proofErr w:type="spellEnd"/>
+      <w:r>
+        <w:rPr>
+          <w:color w:val="000000"/>
+        </w:rPr>
+        <w:t xml:space="preserve"> Cooperative — Bullhorn platform consolidation eliminating spreadsheet-based recruiting, ADP Workforce Now HRIS and payroll, $1M+ budget ownership, executive and board-level KPI reporting pipelines for grant and leadership visibility.</w:t>
+      </w:r>
+    </w:p>
+    <w:p>
+      <w:pPr>
+        <w:spacing w:after="100"/>
+        <w:rPr>
+          <w:sz w:val="2"/>
+          <w:szCs w:val="2"/>
+        </w:rPr>
+      </w:pPr>
+    </w:p>
+    <w:p>
+      <w:pPr>
+        <w:spacing w:after="100"/>
+        <w:rPr>
+          <w:color w:val="000000"/>
+        </w:rPr>
+      </w:pPr>
+      <w:r>
+        <w:rPr>
+          <w:color w:val="000000"/>
+        </w:rPr>
+        <w:t xml:space="preserve">EOSG Resources — Dual ERP migrations (Oracle to Dynamics, NetSuite to Sage Intacct), Bullhorn ATS implementation, </w:t>
+      </w:r>
+      <w:proofErr w:type="spellStart"/>
+      <w:r>
+        <w:rPr>
+          <w:color w:val="000000"/>
+        </w:rPr>
+        <w:t>PrismHR</w:t>
+      </w:r>
+      <w:proofErr w:type="spellEnd"/>
+      <w:r>
+        <w:rPr>
+          <w:color w:val="000000"/>
+        </w:rPr>
+        <w:t xml:space="preserve"> HRIS migration, end-to-end ATS-payroll-ERP data pipeline — sustained over eight years of organizational growth.</w:t>
+      </w:r>
+    </w:p>
+    <w:p>
+      <w:pPr>
+        <w:spacing w:after="100"/>
+        <w:rPr>
+          <w:sz w:val="2"/>
+          <w:szCs w:val="2"/>
+        </w:rPr>
+      </w:pPr>
+    </w:p>
+    <w:p>
+      <w:pPr>
+        <w:spacing w:after="100"/>
+        <w:rPr>
+          <w:color w:val="000000"/>
+        </w:rPr>
+      </w:pPr>
+      <w:r>
+        <w:rPr>
+          <w:color w:val="000000"/>
+        </w:rPr>
+        <w:t>Earlier Roles — Macola and Sage MAS 300 ERP implementations, manufacturing KPI dashboards, $1M retail inventory system, proprietary database development — cross-industry foundation built over 20+ years.</w:t>
+      </w:r>
+    </w:p>
+    <w:p>
+      <w:pPr>
+        <w:spacing w:after="100"/>
+        <w:rPr>
+          <w:sz w:val="2"/>
+          <w:szCs w:val="2"/>
+        </w:rPr>
+      </w:pPr>
+    </w:p>
     <w:p>
       <w:pPr>
         <w:pBdr>
-          <w:bottom w:val="single" w:sz="10" w:space="2" w:color="2E5FA3"/>
+          <w:bottom w:val="single" w:sz="8" w:space="2" w:color="2E5FA3"/>
         </w:pBdr>
-        <w:spacing w:before="200" w:after="100"/>
+        <w:spacing w:before="160" w:after="60"/>
+        <w:jc w:val="center"/>
       </w:pPr>
       <w:r>
         <w:rPr>
           <w:b/>
           <w:bCs/>
           <w:color w:val="1B3A6B"/>
-          <w:spacing w:val="50"/>
-          <w:sz w:val="20"/>
-          <w:szCs w:val="20"/>
+          <w:spacing w:val="20"/>
+          <w:sz w:val="22"/>
+          <w:szCs w:val="22"/>
         </w:rPr>
         <w:t>WHY NOW</w:t>
       </w:r>
     </w:p>
     <w:p>
       <w:pPr>
-        <w:spacing w:after="140" w:line="290" w:lineRule="auto"/>
-      </w:pPr>
-      <w:r>
-        <w:rPr>
-          <w:color w:val="1F1F1F"/>
+        <w:spacing w:after="100"/>
+        <w:rPr>
+          <w:color w:val="000000"/>
+        </w:rPr>
+      </w:pPr>
+      <w:r>
+        <w:rPr>
+          <w:color w:val="000000"/>
         </w:rPr>
         <w:t>I am actively pursuing senior technology leadership roles — Senior Director of Technology, VP of Technology, CTO, or CIO — where the mandate is genuine transformation, not maintenance. I am most effective in organizations that are ready to run differently: where systems are fragmented, processes are manual, and leadership is ready to invest in building the infrastructure that will define how the business operates for the next decade.</w:t>
       </w:r>
     </w:p>
     <w:p>
       <w:pPr>
-        <w:spacing w:after="140" w:line="290" w:lineRule="auto"/>
-      </w:pPr>
-      <w:r>
-        <w:rPr>
-          <w:color w:val="1F1F1F"/>
+        <w:spacing w:after="100"/>
+        <w:rPr>
+          <w:sz w:val="2"/>
+          <w:szCs w:val="2"/>
+        </w:rPr>
+      </w:pPr>
+    </w:p>
+    <w:p>
+      <w:pPr>
+        <w:spacing w:after="100"/>
+      </w:pPr>
+      <w:r>
+        <w:rPr>
+          <w:color w:val="000000"/>
         </w:rPr>
         <w:t>Remote-first and remote-native organizations are where I do my best work. I have led distributed teams across offshore, nearshore, and onshore environments throughout my career and built the systems, processes, and accountability frameworks that make distributed execution work at scale.</w:t>
       </w:r>
     </w:p>
     <w:sectPr>
       <w:pgSz w:w="12240" w:h="15840"/>
-      <w:pgMar w:top="900" w:right="1260" w:bottom="900" w:left="1260" w:header="708" w:footer="708" w:gutter="0"/>
+      <w:pgMar w:top="1080" w:right="1080" w:bottom="1080" w:left="1080" w:header="708" w:footer="708" w:gutter="0"/>
       <w:cols w:space="720"/>
       <w:docGrid w:linePitch="360"/>
     </w:sectPr>
@@ -1126,10 +930,10 @@
 <file path=word/numbering.xml><?xml version="1.0" encoding="utf-8"?>
 <w:numbering xmlns:wpc="http://schemas.microsoft.com/office/word/2010/wordprocessingCanvas" xmlns:cx="http://schemas.microsoft.com/office/drawing/2014/chartex" xmlns:cx1="http://schemas.microsoft.com/office/drawing/2015/9/8/chartex" xmlns:cx2="http://schemas.microsoft.com/office/drawing/2015/10/21/chartex" xmlns:cx3="http://schemas.microsoft.com/office/drawing/2016/5/9/chartex" xmlns:cx4="http://schemas.microsoft.com/office/drawing/2016/5/10/chartex" xmlns:cx5="http://schemas.microsoft.com/office/drawing/2016/5/11/chartex" xmlns:cx6="http://schemas.microsoft.com/office/drawing/2016/5/12/chartex" xmlns:cx7="http://schemas.microsoft.com/office/drawing/2016/5/13/chartex" xmlns:cx8="http://schemas.microsoft.com/office/drawing/2016/5/14/chartex" xmlns:mc="http://schemas.openxmlformats.org/markup-compatibility/2006" xmlns:aink="http://schemas.microsoft.com/office/drawing/2016/ink" xmlns:am3d="http://schemas.microsoft.com/office/drawing/2017/model3d" xmlns:o="urn:schemas-microsoft-com:office:office" xmlns:oel="http://schemas.microsoft.com/office/2019/extlst" xmlns:r="http://schemas.openxmlformats.org/officeDocument/2006/relationships" xmlns:m="http://schemas.openxmlformats.org/officeDocument/2006/math" xmlns:v="urn:schemas-microsoft-com:vml" xmlns:wp14="http://schemas.microsoft.com/office/word/2010/wordprocessingDrawing" xmlns:wp="http://schemas.openxmlformats.org/drawingml/2006/wordprocessingDrawing" xmlns:w10="urn:schemas-microsoft-com:office:word" xmlns:w="http://schemas.openxmlformats.org/wordprocessingml/2006/main" xmlns:w14="http://schemas.microsoft.com/office/word/2010/wordml" xmlns:w15="http://schemas.microsoft.com/office/word/2012/wordml" xmlns:w16cex="http://schemas.microsoft.com/office/word/2018/wordml/cex" xmlns:w16cid="http://schemas.microsoft.com/office/word/2016/wordml/cid" xmlns:w16="http://schemas.microsoft.com/office/word/2018/wordml" xmlns:w16du="http://schemas.microsoft.com/office/word/2023/wordml/word16du" xmlns:w16sdtdh="http://schemas.microsoft.com/office/word/2020/wordml/sdtdatahash" xmlns:w16sdtfl="http://schemas.microsoft.com/office/word/2024/wordml/sdtformatlock" xmlns:w16se="http://schemas.microsoft.com/office/word/2015/wordml/symex" xmlns:wpg="http://schemas.microsoft.com/office/word/2010/wordprocessingGroup" xmlns:wpi="http://schemas.microsoft.com/office/word/2010/wordprocessingInk" xmlns:wne="http://schemas.microsoft.com/office/word/2006/wordml" xmlns:wps="http://schemas.microsoft.com/office/word/2010/wordprocessingShape" mc:Ignorable="w14 w15 w16se w16cid w16 w16cex w16sdtdh w16sdtfl w16du wp14">
   <w:abstractNum w:abstractNumId="0" w15:restartNumberingAfterBreak="0">
-    <w:nsid w:val="6EB9015D"/>
+    <w:nsid w:val="23941243"/>
     <w:multiLevelType w:val="hybridMultilevel"/>
-    <w:tmpl w:val="F8186A32"/>
-    <w:lvl w:ilvl="0" w:tplc="8B3E3BC6">
+    <w:tmpl w:val="75B8A5C4"/>
+    <w:lvl w:ilvl="0" w:tplc="CB58934A">
       <w:start w:val="1"/>
       <w:numFmt w:val="bullet"/>
       <w:lvlText w:val="●"/>
@@ -1138,7 +942,7 @@
         <w:ind w:left="720" w:hanging="360"/>
       </w:pPr>
     </w:lvl>
-    <w:lvl w:ilvl="1" w:tplc="92E62FF4">
+    <w:lvl w:ilvl="1" w:tplc="0B46B6EC">
       <w:start w:val="1"/>
       <w:numFmt w:val="bullet"/>
       <w:lvlText w:val="○"/>
@@ -1147,7 +951,7 @@
         <w:ind w:left="1440" w:hanging="360"/>
       </w:pPr>
     </w:lvl>
-    <w:lvl w:ilvl="2" w:tplc="298AF4B8">
+    <w:lvl w:ilvl="2" w:tplc="18E4552A">
       <w:start w:val="1"/>
       <w:numFmt w:val="bullet"/>
       <w:lvlText w:val="■"/>
@@ -1156,7 +960,7 @@
         <w:ind w:left="2160" w:hanging="360"/>
       </w:pPr>
     </w:lvl>
-    <w:lvl w:ilvl="3" w:tplc="BEE86098">
+    <w:lvl w:ilvl="3" w:tplc="9E163C20">
       <w:start w:val="1"/>
       <w:numFmt w:val="bullet"/>
       <w:lvlText w:val="●"/>
@@ -1165,7 +969,7 @@
         <w:ind w:left="2880" w:hanging="360"/>
       </w:pPr>
     </w:lvl>
-    <w:lvl w:ilvl="4" w:tplc="0622813E">
+    <w:lvl w:ilvl="4" w:tplc="E998FCDC">
       <w:start w:val="1"/>
       <w:numFmt w:val="bullet"/>
       <w:lvlText w:val="○"/>
@@ -1174,7 +978,7 @@
         <w:ind w:left="3600" w:hanging="360"/>
       </w:pPr>
     </w:lvl>
-    <w:lvl w:ilvl="5" w:tplc="86529A3A">
+    <w:lvl w:ilvl="5" w:tplc="32E8778C">
       <w:start w:val="1"/>
       <w:numFmt w:val="bullet"/>
       <w:lvlText w:val="■"/>
@@ -1183,7 +987,7 @@
         <w:ind w:left="4320" w:hanging="360"/>
       </w:pPr>
     </w:lvl>
-    <w:lvl w:ilvl="6" w:tplc="2098D72A">
+    <w:lvl w:ilvl="6" w:tplc="9F1C7760">
       <w:start w:val="1"/>
       <w:numFmt w:val="bullet"/>
       <w:lvlText w:val="●"/>
@@ -1192,7 +996,7 @@
         <w:ind w:left="5040" w:hanging="360"/>
       </w:pPr>
     </w:lvl>
-    <w:lvl w:ilvl="7" w:tplc="1062E460">
+    <w:lvl w:ilvl="7" w:tplc="2ED8A2AA">
       <w:start w:val="1"/>
       <w:numFmt w:val="bullet"/>
       <w:lvlText w:val="●"/>
@@ -1201,7 +1005,7 @@
         <w:ind w:left="5760" w:hanging="360"/>
       </w:pPr>
     </w:lvl>
-    <w:lvl w:ilvl="8" w:tplc="F79263D2">
+    <w:lvl w:ilvl="8" w:tplc="BFE8C2F0">
       <w:start w:val="1"/>
       <w:numFmt w:val="bullet"/>
       <w:lvlText w:val="●"/>
@@ -1212,70 +1016,66 @@
     </w:lvl>
   </w:abstractNum>
   <w:abstractNum w:abstractNumId="1" w15:restartNumberingAfterBreak="0">
-    <w:nsid w:val="7D5C7666"/>
+    <w:nsid w:val="7F1B7222"/>
     <w:multiLevelType w:val="hybridMultilevel"/>
-    <w:tmpl w:val="DB54D09C"/>
-    <w:lvl w:ilvl="0" w:tplc="A5EE0904">
+    <w:tmpl w:val="AB0A1DB8"/>
+    <w:lvl w:ilvl="0" w:tplc="6AB07C60">
       <w:start w:val="1"/>
       <w:numFmt w:val="bullet"/>
-      <w:lvlText w:val="▪"/>
+      <w:lvlText w:val="•"/>
       <w:lvlJc w:val="left"/>
       <w:pPr>
         <w:ind w:left="360" w:hanging="220"/>
       </w:pPr>
-      <w:rPr>
-        <w:rFonts w:ascii="Arial" w:eastAsia="Arial" w:hAnsi="Arial" w:cs="Arial"/>
-        <w:color w:val="2E5FA3"/>
-      </w:rPr>
     </w:lvl>
-    <w:lvl w:ilvl="1" w:tplc="2CC4D0DA">
+    <w:lvl w:ilvl="1" w:tplc="0524A514">
       <w:numFmt w:val="decimal"/>
       <w:lvlText w:val=""/>
       <w:lvlJc w:val="left"/>
     </w:lvl>
-    <w:lvl w:ilvl="2" w:tplc="D6D8D590">
+    <w:lvl w:ilvl="2" w:tplc="6DD4C0B6">
       <w:numFmt w:val="decimal"/>
       <w:lvlText w:val=""/>
       <w:lvlJc w:val="left"/>
     </w:lvl>
-    <w:lvl w:ilvl="3" w:tplc="72AEE2F6">
+    <w:lvl w:ilvl="3" w:tplc="BA70EA54">
       <w:numFmt w:val="decimal"/>
       <w:lvlText w:val=""/>
       <w:lvlJc w:val="left"/>
     </w:lvl>
-    <w:lvl w:ilvl="4" w:tplc="A1746E18">
+    <w:lvl w:ilvl="4" w:tplc="151064DE">
       <w:numFmt w:val="decimal"/>
       <w:lvlText w:val=""/>
       <w:lvlJc w:val="left"/>
     </w:lvl>
-    <w:lvl w:ilvl="5" w:tplc="1A2C75A2">
+    <w:lvl w:ilvl="5" w:tplc="01BCE3E6">
       <w:numFmt w:val="decimal"/>
       <w:lvlText w:val=""/>
       <w:lvlJc w:val="left"/>
     </w:lvl>
-    <w:lvl w:ilvl="6" w:tplc="607CF20E">
+    <w:lvl w:ilvl="6" w:tplc="8A043CEE">
       <w:numFmt w:val="decimal"/>
       <w:lvlText w:val=""/>
       <w:lvlJc w:val="left"/>
     </w:lvl>
-    <w:lvl w:ilvl="7" w:tplc="CA280744">
+    <w:lvl w:ilvl="7" w:tplc="FB1E52B0">
       <w:numFmt w:val="decimal"/>
       <w:lvlText w:val=""/>
       <w:lvlJc w:val="left"/>
     </w:lvl>
-    <w:lvl w:ilvl="8" w:tplc="0F58EE12">
+    <w:lvl w:ilvl="8" w:tplc="A26456C0">
       <w:numFmt w:val="decimal"/>
       <w:lvlText w:val=""/>
       <w:lvlJc w:val="left"/>
     </w:lvl>
   </w:abstractNum>
-  <w:num w:numId="1" w16cid:durableId="1157964154">
+  <w:num w:numId="1" w16cid:durableId="99378663">
     <w:abstractNumId w:val="0"/>
     <w:lvlOverride w:ilvl="0">
       <w:startOverride w:val="1"/>
     </w:lvlOverride>
   </w:num>
-  <w:num w:numId="2" w16cid:durableId="828790613">
+  <w:num w:numId="2" w16cid:durableId="1039941363">
     <w:abstractNumId w:val="1"/>
     <w:lvlOverride w:ilvl="0">
       <w:startOverride w:val="1"/>
@@ -1290,8 +1090,6 @@
     <w:rPrDefault>
       <w:rPr>
         <w:rFonts w:ascii="Arial" w:eastAsia="Arial" w:hAnsi="Arial" w:cs="Arial"/>
-        <w:sz w:val="21"/>
-        <w:szCs w:val="21"/>
         <w:lang w:val="en-US" w:eastAsia="en-US" w:bidi="ar-SA"/>
       </w:rPr>
     </w:rPrDefault>
@@ -1835,10 +1633,6 @@
     <w:uiPriority w:val="99"/>
     <w:semiHidden/>
     <w:unhideWhenUsed/>
-    <w:rPr>
-      <w:sz w:val="20"/>
-      <w:szCs w:val="20"/>
-    </w:rPr>
   </w:style>
   <w:style w:type="character" w:customStyle="1" w:styleId="FootnoteTextChar">
     <w:name w:val="Footnote Text Char"/>
@@ -1866,10 +1660,6 @@
     <w:uiPriority w:val="99"/>
     <w:semiHidden/>
     <w:unhideWhenUsed/>
-    <w:rPr>
-      <w:sz w:val="20"/>
-      <w:szCs w:val="20"/>
-    </w:rPr>
   </w:style>
   <w:style w:type="character" w:customStyle="1" w:styleId="EndnoteTextChar">
     <w:name w:val="Endnote Text Char"/>

--- a/uploads/Butler_Jamie_Value_Proposition.docx
+++ b/uploads/Butler_Jamie_Value_Proposition.docx
@@ -12,36 +12,46 @@
           <w:b/>
           <w:bCs/>
           <w:color w:val="1B3A6B"/>
-          <w:spacing w:val="40"/>
           <w:sz w:val="36"/>
           <w:szCs w:val="36"/>
         </w:rPr>
-        <w:t>JAMIE BUTLER</w:t>
+        <w:t>J</w:t>
+      </w:r>
+      <w:r>
+        <w:rPr>
+          <w:b/>
+          <w:bCs/>
+          <w:color w:val="1B3A6B"/>
+          <w:sz w:val="36"/>
+          <w:szCs w:val="36"/>
+        </w:rPr>
+        <w:t>amie</w:t>
+      </w:r>
+      <w:r>
+        <w:rPr>
+          <w:b/>
+          <w:bCs/>
+          <w:color w:val="1B3A6B"/>
+          <w:sz w:val="36"/>
+          <w:szCs w:val="36"/>
+        </w:rPr>
+        <w:t xml:space="preserve"> B</w:t>
+      </w:r>
+      <w:r>
+        <w:rPr>
+          <w:b/>
+          <w:bCs/>
+          <w:color w:val="1B3A6B"/>
+          <w:sz w:val="36"/>
+          <w:szCs w:val="36"/>
+        </w:rPr>
+        <w:t>utler</w:t>
       </w:r>
     </w:p>
     <w:p>
       <w:pPr>
         <w:spacing w:after="80"/>
         <w:jc w:val="center"/>
-      </w:pPr>
-      <w:r>
-        <w:rPr>
-          <w:color w:val="2E5FA3"/>
-        </w:rPr>
-        <w:t>Digital Transformation Executive   ·   Enterprise Technology Strategy   ·   Technology Leadership</w:t>
-      </w:r>
-    </w:p>
-    <w:p>
-      <w:pPr>
-        <w:pBdr>
-          <w:bottom w:val="single" w:sz="6" w:space="6" w:color="1B3A6B"/>
-        </w:pBdr>
-        <w:spacing w:after="80"/>
-        <w:jc w:val="center"/>
-        <w:rPr>
-          <w:sz w:val="17"/>
-          <w:szCs w:val="17"/>
-        </w:rPr>
       </w:pPr>
       <w:r>
         <w:rPr>
@@ -77,7 +87,7 @@
             <w:szCs w:val="17"/>
             <w:u w:val="single"/>
           </w:rPr>
-          <w:t>jamieadambutler@gmail.com</w:t>
+          <w:t>jamieadambutler@icloud.com</w:t>
         </w:r>
       </w:hyperlink>
       <w:r>
@@ -110,27 +120,16 @@
         </w:r>
         <w:proofErr w:type="spellEnd"/>
       </w:hyperlink>
-      <w:r>
-        <w:rPr>
-          <w:color w:val="555555"/>
+    </w:p>
+    <w:p>
+      <w:pPr>
+        <w:spacing w:after="80"/>
+        <w:jc w:val="center"/>
+        <w:rPr>
           <w:sz w:val="17"/>
           <w:szCs w:val="17"/>
         </w:rPr>
-        <w:t xml:space="preserve">   ·   </w:t>
-      </w:r>
-      <w:hyperlink r:id="rId7" w:history="1">
-        <w:proofErr w:type="spellStart"/>
-        <w:r>
-          <w:rPr>
-            <w:color w:val="2E5FA3"/>
-            <w:sz w:val="17"/>
-            <w:szCs w:val="17"/>
-            <w:u w:val="single"/>
-          </w:rPr>
-          <w:t>jamiebutler.vercel.app</w:t>
-        </w:r>
-        <w:proofErr w:type="spellEnd"/>
-      </w:hyperlink>
+      </w:pPr>
     </w:p>
     <w:p>
       <w:pPr>
@@ -139,8 +138,193 @@
         </w:pBdr>
         <w:spacing w:before="160" w:after="60"/>
         <w:jc w:val="center"/>
-      </w:pPr>
-      <w:r>
+        <w:rPr>
+          <w:sz w:val="24"/>
+          <w:szCs w:val="24"/>
+        </w:rPr>
+      </w:pPr>
+      <w:r>
+        <w:rPr>
+          <w:b/>
+          <w:bCs/>
+          <w:color w:val="1B3A6B"/>
+          <w:sz w:val="24"/>
+          <w:szCs w:val="24"/>
+        </w:rPr>
+        <w:t>Value Proposition</w:t>
+      </w:r>
+    </w:p>
+    <w:p>
+      <w:pPr>
+        <w:spacing w:after="60"/>
+        <w:jc w:val="center"/>
+        <w:rPr>
+          <w:i/>
+          <w:iCs/>
+          <w:color w:val="555555"/>
+        </w:rPr>
+      </w:pPr>
+      <w:r>
+        <w:rPr>
+          <w:i/>
+          <w:iCs/>
+          <w:color w:val="555555"/>
+        </w:rPr>
+        <w:t>What I bring.   How I think.   Why it matters.</w:t>
+      </w:r>
+    </w:p>
+    <w:p>
+      <w:pPr>
+        <w:spacing w:after="60"/>
+        <w:jc w:val="center"/>
+        <w:rPr>
+          <w:i/>
+          <w:iCs/>
+          <w:color w:val="555555"/>
+        </w:rPr>
+      </w:pPr>
+    </w:p>
+    <w:p>
+      <w:pPr>
+        <w:spacing w:after="60"/>
+        <w:jc w:val="center"/>
+        <w:rPr>
+          <w:sz w:val="2"/>
+          <w:szCs w:val="2"/>
+        </w:rPr>
+      </w:pPr>
+    </w:p>
+    <w:p>
+      <w:pPr>
+        <w:pBdr>
+          <w:bottom w:val="single" w:sz="8" w:space="2" w:color="2E5FA3"/>
+        </w:pBdr>
+        <w:spacing w:before="160" w:after="60"/>
+        <w:jc w:val="center"/>
+        <w:rPr>
+          <w:sz w:val="24"/>
+          <w:szCs w:val="24"/>
+        </w:rPr>
+      </w:pPr>
+      <w:r>
+        <w:rPr>
+          <w:b/>
+          <w:bCs/>
+          <w:color w:val="1B3A6B"/>
+          <w:sz w:val="24"/>
+          <w:szCs w:val="24"/>
+        </w:rPr>
+        <w:t>The Core Statement</w:t>
+      </w:r>
+    </w:p>
+    <w:p>
+      <w:pPr>
+        <w:spacing w:after="100"/>
+        <w:rPr>
+          <w:color w:val="000000"/>
+        </w:rPr>
+      </w:pPr>
+      <w:r>
+        <w:rPr>
+          <w:color w:val="000000"/>
+        </w:rPr>
+        <w:t>Organizations bring me in when managing technology isn't enough — when what they actually need is someone who can look at a complex, fragmented operational environment and build the infrastructure that lets it run the way it was always supposed to.</w:t>
+      </w:r>
+    </w:p>
+    <w:p>
+      <w:pPr>
+        <w:spacing w:after="100"/>
+        <w:rPr>
+          <w:sz w:val="2"/>
+          <w:szCs w:val="2"/>
+        </w:rPr>
+      </w:pPr>
+    </w:p>
+    <w:p>
+      <w:pPr>
+        <w:spacing w:after="100"/>
+        <w:rPr>
+          <w:color w:val="000000"/>
+        </w:rPr>
+      </w:pPr>
+      <w:r>
+        <w:rPr>
+          <w:color w:val="000000"/>
+        </w:rPr>
+        <w:t>My career has been built at the intersection of executive strategy and technical architecture — two disciplines that rarely live in the same person. I understand how enterprise ecosystems are designed, and I understand how leadership teams depend on those systems to see the business clearly and make fast, confident decisions. That combination lets me translate vision directly into systems that deliver measurable outcomes, without losing anything in translation.</w:t>
+      </w:r>
+    </w:p>
+    <w:p>
+      <w:pPr>
+        <w:spacing w:after="100"/>
+        <w:rPr>
+          <w:sz w:val="2"/>
+          <w:szCs w:val="2"/>
+        </w:rPr>
+      </w:pPr>
+    </w:p>
+    <w:p>
+      <w:pPr>
+        <w:spacing w:after="100"/>
+        <w:rPr>
+          <w:color w:val="000000"/>
+        </w:rPr>
+      </w:pPr>
+      <w:r>
+        <w:rPr>
+          <w:color w:val="000000"/>
+        </w:rPr>
+        <w:t>What I leave behind isn't just a modernized technology stack. It's an operational foundation built to scale, with the architecture, governance, and automation in place so the organization can grow without growing its complexity.</w:t>
+      </w:r>
+    </w:p>
+    <w:p>
+      <w:pPr>
+        <w:spacing w:after="100"/>
+        <w:rPr>
+          <w:color w:val="000000"/>
+        </w:rPr>
+      </w:pPr>
+    </w:p>
+    <w:p>
+      <w:pPr>
+        <w:spacing w:after="100"/>
+        <w:rPr>
+          <w:color w:val="000000"/>
+          <w:sz w:val="2"/>
+          <w:szCs w:val="2"/>
+        </w:rPr>
+      </w:pPr>
+    </w:p>
+    <w:p>
+      <w:pPr>
+        <w:pBdr>
+          <w:bottom w:val="single" w:sz="4" w:space="1" w:color="auto"/>
+        </w:pBdr>
+        <w:spacing w:before="160" w:after="60"/>
+        <w:jc w:val="center"/>
+        <w:rPr>
+          <w:b/>
+          <w:bCs/>
+          <w:color w:val="1B3A6B"/>
+          <w:sz w:val="24"/>
+          <w:szCs w:val="24"/>
+        </w:rPr>
+      </w:pPr>
+      <w:r>
+        <w:rPr>
+          <w:b/>
+          <w:bCs/>
+          <w:color w:val="1B3A6B"/>
+          <w:sz w:val="24"/>
+          <w:szCs w:val="24"/>
+        </w:rPr>
+        <w:t>Core Transformation Capabilities</w:t>
+      </w:r>
+    </w:p>
+    <w:p>
+      <w:pPr>
+        <w:spacing w:before="160" w:after="60"/>
+        <w:jc w:val="center"/>
         <w:rPr>
           <w:b/>
           <w:bCs/>
@@ -149,147 +333,7 @@
           <w:sz w:val="22"/>
           <w:szCs w:val="22"/>
         </w:rPr>
-        <w:t>EXECUTIVE VALUE PROPOSITION</w:t>
-      </w:r>
-    </w:p>
-    <w:p>
-      <w:pPr>
-        <w:spacing w:after="60"/>
-        <w:jc w:val="center"/>
-        <w:rPr>
-          <w:i/>
-          <w:iCs/>
-          <w:color w:val="555555"/>
-        </w:rPr>
-      </w:pPr>
-      <w:r>
-        <w:rPr>
-          <w:i/>
-          <w:iCs/>
-          <w:color w:val="555555"/>
-        </w:rPr>
-        <w:t>What I bring.   How I think.   Why it matters.</w:t>
-      </w:r>
-    </w:p>
-    <w:p>
-      <w:pPr>
-        <w:spacing w:after="60"/>
-        <w:jc w:val="center"/>
-        <w:rPr>
-          <w:sz w:val="2"/>
-          <w:szCs w:val="2"/>
-        </w:rPr>
-      </w:pPr>
-    </w:p>
-    <w:p>
-      <w:pPr>
-        <w:pBdr>
-          <w:bottom w:val="single" w:sz="8" w:space="2" w:color="2E5FA3"/>
-        </w:pBdr>
-        <w:spacing w:before="160" w:after="60"/>
-        <w:jc w:val="center"/>
-      </w:pPr>
-      <w:r>
-        <w:rPr>
-          <w:b/>
-          <w:bCs/>
-          <w:color w:val="1B3A6B"/>
-          <w:spacing w:val="20"/>
-          <w:sz w:val="22"/>
-          <w:szCs w:val="22"/>
-        </w:rPr>
-        <w:t>THE CORE STATEMENT</w:t>
-      </w:r>
-    </w:p>
-    <w:p>
-      <w:pPr>
-        <w:spacing w:after="100"/>
-        <w:rPr>
-          <w:color w:val="000000"/>
-        </w:rPr>
-      </w:pPr>
-      <w:r>
-        <w:rPr>
-          <w:color w:val="000000"/>
-        </w:rPr>
-        <w:t>Organizations bring me in when managing technology isn't enough — when what they actually need is someone who can look at a complex, fragmented operational environment and build the infrastructure that lets it run the way it was always supposed to.</w:t>
-      </w:r>
-    </w:p>
-    <w:p>
-      <w:pPr>
-        <w:spacing w:after="100"/>
-        <w:rPr>
-          <w:sz w:val="2"/>
-          <w:szCs w:val="2"/>
-        </w:rPr>
-      </w:pPr>
-    </w:p>
-    <w:p>
-      <w:pPr>
-        <w:spacing w:after="100"/>
-        <w:rPr>
-          <w:color w:val="000000"/>
-        </w:rPr>
-      </w:pPr>
-      <w:r>
-        <w:rPr>
-          <w:color w:val="000000"/>
-        </w:rPr>
-        <w:t>My career has been built at the intersection of executive strategy and technical architecture — two disciplines that rarely live in the same person. I understand how enterprise ecosystems are designed, and I understand how leadership teams depend on those systems to see the business clearly and make fast, confident decisions. That combination lets me translate vision directly into systems that deliver measurable outcomes, without losing anything in translation.</w:t>
-      </w:r>
-    </w:p>
-    <w:p>
-      <w:pPr>
-        <w:spacing w:after="100"/>
-        <w:rPr>
-          <w:sz w:val="2"/>
-          <w:szCs w:val="2"/>
-        </w:rPr>
-      </w:pPr>
-    </w:p>
-    <w:p>
-      <w:pPr>
-        <w:spacing w:after="100"/>
-        <w:rPr>
-          <w:color w:val="000000"/>
-        </w:rPr>
-      </w:pPr>
-      <w:r>
-        <w:rPr>
-          <w:color w:val="000000"/>
-        </w:rPr>
-        <w:t>What I leave behind isn't just a modernized technology stack. It's an operational foundation built to scale, with the architecture, governance, and automation in place so the organization can grow without growing its complexity.</w:t>
-      </w:r>
-    </w:p>
-    <w:p>
-      <w:pPr>
-        <w:spacing w:after="100"/>
-        <w:rPr>
-          <w:color w:val="000000"/>
-          <w:sz w:val="2"/>
-          <w:szCs w:val="2"/>
-        </w:rPr>
-      </w:pPr>
-    </w:p>
-    <w:p>
-      <w:pPr>
-        <w:pBdr>
-          <w:bottom w:val="single" w:sz="8" w:space="2" w:color="2E5FA3"/>
-        </w:pBdr>
-        <w:spacing w:before="160" w:after="60"/>
-        <w:jc w:val="center"/>
-      </w:pPr>
-      <w:r>
-        <w:rPr>
-          <w:b/>
-          <w:bCs/>
-          <w:color w:val="1B3A6B"/>
-          <w:spacing w:val="20"/>
-          <w:sz w:val="22"/>
-          <w:szCs w:val="22"/>
-        </w:rPr>
-        <w:t>CORE TRANSFORMATION CAPABILITIES</w:t>
-      </w:r>
+      </w:pPr>
     </w:p>
     <w:tbl>
       <w:tblPr>
@@ -314,12 +358,6 @@
         <w:gridCol w:w="4680"/>
       </w:tblGrid>
       <w:tr>
-        <w:tblPrEx>
-          <w:tblCellMar>
-            <w:top w:w="0" w:type="dxa"/>
-            <w:bottom w:w="0" w:type="dxa"/>
-          </w:tblCellMar>
-        </w:tblPrEx>
         <w:trPr>
           <w:jc w:val="center"/>
         </w:trPr>
@@ -405,12 +443,6 @@
         </w:tc>
       </w:tr>
       <w:tr>
-        <w:tblPrEx>
-          <w:tblCellMar>
-            <w:top w:w="0" w:type="dxa"/>
-            <w:bottom w:w="0" w:type="dxa"/>
-          </w:tblCellMar>
-        </w:tblPrEx>
         <w:trPr>
           <w:jc w:val="center"/>
         </w:trPr>
@@ -496,12 +528,6 @@
         </w:tc>
       </w:tr>
       <w:tr>
-        <w:tblPrEx>
-          <w:tblCellMar>
-            <w:top w:w="0" w:type="dxa"/>
-            <w:bottom w:w="0" w:type="dxa"/>
-          </w:tblCellMar>
-        </w:tblPrEx>
         <w:trPr>
           <w:jc w:val="center"/>
         </w:trPr>
@@ -594,6 +620,14 @@
         </w:pBdr>
         <w:spacing w:before="160" w:after="60"/>
         <w:jc w:val="center"/>
+        <w:rPr>
+          <w:b/>
+          <w:bCs/>
+          <w:color w:val="1B3A6B"/>
+          <w:spacing w:val="20"/>
+          <w:sz w:val="22"/>
+          <w:szCs w:val="22"/>
+        </w:rPr>
       </w:pPr>
       <w:r>
         <w:rPr>
@@ -606,7 +640,125 @@
         </w:rPr>
         <w:br/>
       </w:r>
-      <w:r>
+    </w:p>
+    <w:p>
+      <w:pPr>
+        <w:pBdr>
+          <w:bottom w:val="single" w:sz="8" w:space="2" w:color="2E5FA3"/>
+        </w:pBdr>
+        <w:spacing w:before="160" w:after="60"/>
+        <w:jc w:val="center"/>
+        <w:rPr>
+          <w:sz w:val="24"/>
+          <w:szCs w:val="24"/>
+        </w:rPr>
+      </w:pPr>
+      <w:r>
+        <w:rPr>
+          <w:b/>
+          <w:bCs/>
+          <w:color w:val="1B3A6B"/>
+          <w:sz w:val="24"/>
+          <w:szCs w:val="24"/>
+        </w:rPr>
+        <w:t>Strategic Value Delivered</w:t>
+      </w:r>
+    </w:p>
+    <w:p>
+      <w:pPr>
+        <w:pStyle w:val="ListParagraph"/>
+        <w:numPr>
+          <w:ilvl w:val="0"/>
+          <w:numId w:val="2"/>
+        </w:numPr>
+        <w:spacing w:after="40"/>
+      </w:pPr>
+      <w:r>
+        <w:t>Platform consolidation — transforms fragmented legacy environments (ATS, CRM, HRIS, ERP) into unified, cloud-based platforms that scale with the business and eliminate operational redundancy.</w:t>
+      </w:r>
+    </w:p>
+    <w:p>
+      <w:pPr>
+        <w:pStyle w:val="ListParagraph"/>
+        <w:numPr>
+          <w:ilvl w:val="0"/>
+          <w:numId w:val="2"/>
+        </w:numPr>
+        <w:spacing w:after="40"/>
+      </w:pPr>
+      <w:r>
+        <w:t>Workflow automation — eliminates manual processes through system integration, Power Automate pipelines, and AI-driven tooling that reduce overhead and improve response times across every department.</w:t>
+      </w:r>
+    </w:p>
+    <w:p>
+      <w:pPr>
+        <w:pStyle w:val="ListParagraph"/>
+        <w:numPr>
+          <w:ilvl w:val="0"/>
+          <w:numId w:val="2"/>
+        </w:numPr>
+        <w:spacing w:after="40"/>
+      </w:pPr>
+      <w:r>
+        <w:lastRenderedPageBreak/>
+        <w:t>Executive visibility — gives leadership real-time insight into business performance across recruiting, finance, sales, and operations without manual reporting overhead.</w:t>
+      </w:r>
+    </w:p>
+    <w:p>
+      <w:pPr>
+        <w:pStyle w:val="ListParagraph"/>
+        <w:numPr>
+          <w:ilvl w:val="0"/>
+          <w:numId w:val="2"/>
+        </w:numPr>
+        <w:spacing w:after="40"/>
+      </w:pPr>
+      <w:r>
+        <w:t>AI adoption — deploys intelligent candidate matching, custom GPT agents, AI IVR, meeting transcription, and AI-powered productivity tools embedded across workflows and collaboration platforms.</w:t>
+      </w:r>
+    </w:p>
+    <w:p>
+      <w:pPr>
+        <w:pStyle w:val="ListParagraph"/>
+        <w:numPr>
+          <w:ilvl w:val="0"/>
+          <w:numId w:val="2"/>
+        </w:numPr>
+        <w:spacing w:after="40"/>
+      </w:pPr>
+      <w:r>
+        <w:t>Security governance — builds enterprise-grade cybersecurity programs, MSSP partnerships, endpoint protection rollouts, and formal policy frameworks from the ground up.</w:t>
+      </w:r>
+    </w:p>
+    <w:p>
+      <w:pPr>
+        <w:pStyle w:val="ListParagraph"/>
+        <w:numPr>
+          <w:ilvl w:val="0"/>
+          <w:numId w:val="2"/>
+        </w:numPr>
+        <w:spacing w:after="40"/>
+      </w:pPr>
+      <w:r>
+        <w:t>Technology alignment — every investment tied directly to a business outcome, ensuring technology drives growth rather than just supporting it.</w:t>
+      </w:r>
+    </w:p>
+    <w:p>
+      <w:pPr>
+        <w:spacing w:after="40"/>
+        <w:rPr>
+          <w:sz w:val="2"/>
+          <w:szCs w:val="2"/>
+        </w:rPr>
+      </w:pPr>
+    </w:p>
+    <w:p>
+      <w:pPr>
+        <w:pBdr>
+          <w:bottom w:val="single" w:sz="8" w:space="2" w:color="2E5FA3"/>
+        </w:pBdr>
+        <w:spacing w:before="160" w:after="60"/>
+        <w:jc w:val="center"/>
         <w:rPr>
           <w:b/>
           <w:bCs/>
@@ -615,95 +767,6 @@
           <w:sz w:val="22"/>
           <w:szCs w:val="22"/>
         </w:rPr>
-        <w:t>STRATEGIC VALUE DELIVERED</w:t>
-      </w:r>
-    </w:p>
-    <w:p>
-      <w:pPr>
-        <w:pStyle w:val="ListParagraph"/>
-        <w:numPr>
-          <w:ilvl w:val="0"/>
-          <w:numId w:val="2"/>
-        </w:numPr>
-        <w:spacing w:after="40"/>
-      </w:pPr>
-      <w:r>
-        <w:t>Platform consolidation — transforms fragmented legacy environments (ATS, CRM, HRIS, ERP) into unified, cloud-based platforms that scale with the business and eliminate operational redundancy.</w:t>
-      </w:r>
-    </w:p>
-    <w:p>
-      <w:pPr>
-        <w:pStyle w:val="ListParagraph"/>
-        <w:numPr>
-          <w:ilvl w:val="0"/>
-          <w:numId w:val="2"/>
-        </w:numPr>
-        <w:spacing w:after="40"/>
-      </w:pPr>
-      <w:r>
-        <w:t>Workflow automation — eliminates manual processes through system integration, Power Automate pipelines, and AI-driven tooling that reduce overhead and improve response times across every department.</w:t>
-      </w:r>
-    </w:p>
-    <w:p>
-      <w:pPr>
-        <w:pStyle w:val="ListParagraph"/>
-        <w:numPr>
-          <w:ilvl w:val="0"/>
-          <w:numId w:val="2"/>
-        </w:numPr>
-        <w:spacing w:after="40"/>
-      </w:pPr>
-      <w:r>
-        <w:t>Executive visibility — gives leadership real-time insight into business performance across recruiting, finance, sales, and operations without manual reporting overhead.</w:t>
-      </w:r>
-    </w:p>
-    <w:p>
-      <w:pPr>
-        <w:pStyle w:val="ListParagraph"/>
-        <w:numPr>
-          <w:ilvl w:val="0"/>
-          <w:numId w:val="2"/>
-        </w:numPr>
-        <w:spacing w:after="40"/>
-      </w:pPr>
-      <w:r>
-        <w:t>AI adoption — deploys intelligent candidate matching, custom GPT agents, AI IVR, meeting transcription, and AI-powered productivity tools embedded across workflows and collaboration platforms.</w:t>
-      </w:r>
-    </w:p>
-    <w:p>
-      <w:pPr>
-        <w:pStyle w:val="ListParagraph"/>
-        <w:numPr>
-          <w:ilvl w:val="0"/>
-          <w:numId w:val="2"/>
-        </w:numPr>
-        <w:spacing w:after="40"/>
-      </w:pPr>
-      <w:r>
-        <w:t>Security governance — builds enterprise-grade cybersecurity programs, MSSP partnerships, endpoint protection rollouts, and formal policy frameworks from the ground up.</w:t>
-      </w:r>
-    </w:p>
-    <w:p>
-      <w:pPr>
-        <w:pStyle w:val="ListParagraph"/>
-        <w:numPr>
-          <w:ilvl w:val="0"/>
-          <w:numId w:val="2"/>
-        </w:numPr>
-        <w:spacing w:after="40"/>
-      </w:pPr>
-      <w:r>
-        <w:lastRenderedPageBreak/>
-        <w:t>Technology alignment — every investment tied directly to a business outcome, ensuring technology drives growth rather than just supporting it.</w:t>
-      </w:r>
-    </w:p>
-    <w:p>
-      <w:pPr>
-        <w:spacing w:after="40"/>
-        <w:rPr>
-          <w:sz w:val="2"/>
-          <w:szCs w:val="2"/>
-        </w:rPr>
       </w:pPr>
     </w:p>
     <w:p>
@@ -713,8 +776,166 @@
         </w:pBdr>
         <w:spacing w:before="160" w:after="60"/>
         <w:jc w:val="center"/>
-      </w:pPr>
-      <w:r>
+        <w:rPr>
+          <w:sz w:val="24"/>
+          <w:szCs w:val="24"/>
+        </w:rPr>
+      </w:pPr>
+      <w:r>
+        <w:rPr>
+          <w:b/>
+          <w:bCs/>
+          <w:color w:val="1B3A6B"/>
+          <w:sz w:val="24"/>
+          <w:szCs w:val="24"/>
+        </w:rPr>
+        <w:t>The Career Pattern</w:t>
+      </w:r>
+    </w:p>
+    <w:p>
+      <w:pPr>
+        <w:spacing w:after="100"/>
+        <w:rPr>
+          <w:color w:val="000000"/>
+        </w:rPr>
+      </w:pPr>
+      <w:r>
+        <w:rPr>
+          <w:color w:val="000000"/>
+        </w:rPr>
+        <w:t>Across every organization I have led, the same pattern emerges: disconnected systems, manual processes, and limited visibility replaced by integrated platforms, automated workflows, and leadership teams that finally have the data they need to move fast and make confident decisions. The environments change. The outcomes don't.</w:t>
+      </w:r>
+    </w:p>
+    <w:p>
+      <w:pPr>
+        <w:spacing w:after="100"/>
+        <w:rPr>
+          <w:sz w:val="2"/>
+          <w:szCs w:val="2"/>
+        </w:rPr>
+      </w:pPr>
+    </w:p>
+    <w:p>
+      <w:pPr>
+        <w:spacing w:after="100"/>
+        <w:rPr>
+          <w:color w:val="000000"/>
+        </w:rPr>
+      </w:pPr>
+      <w:r>
+        <w:rPr>
+          <w:color w:val="000000"/>
+        </w:rPr>
+        <w:t>Latitude Legal — Enterprise Salesforce consolidation (CRM, ATS, CLM, marketing, candidate experience, AI matching), Microsoft 365 migration, Ironclad CLM, Zoom Phone AI IVR, MSSP deployment, Power Automate onboarding, four post-acquisition systems integrations, distributed development team management.</w:t>
+      </w:r>
+    </w:p>
+    <w:p>
+      <w:pPr>
+        <w:spacing w:after="100"/>
+        <w:rPr>
+          <w:sz w:val="2"/>
+          <w:szCs w:val="2"/>
+        </w:rPr>
+      </w:pPr>
+    </w:p>
+    <w:p>
+      <w:pPr>
+        <w:spacing w:after="100"/>
+        <w:rPr>
+          <w:color w:val="000000"/>
+        </w:rPr>
+      </w:pPr>
+      <w:proofErr w:type="spellStart"/>
+      <w:r>
+        <w:rPr>
+          <w:color w:val="000000"/>
+        </w:rPr>
+        <w:t>AlliedUP</w:t>
+      </w:r>
+      <w:proofErr w:type="spellEnd"/>
+      <w:r>
+        <w:rPr>
+          <w:color w:val="000000"/>
+        </w:rPr>
+        <w:t xml:space="preserve"> Cooperative — Bullhorn platform consolidation eliminating spreadsheet-based recruiting, ADP Workforce Now HRIS and payroll, $1M+ budget ownership, executive and board-level KPI reporting pipelines for grant and leadership visibility.</w:t>
+      </w:r>
+    </w:p>
+    <w:p>
+      <w:pPr>
+        <w:spacing w:after="100"/>
+        <w:rPr>
+          <w:sz w:val="2"/>
+          <w:szCs w:val="2"/>
+        </w:rPr>
+      </w:pPr>
+    </w:p>
+    <w:p>
+      <w:pPr>
+        <w:spacing w:after="100"/>
+        <w:rPr>
+          <w:color w:val="000000"/>
+        </w:rPr>
+      </w:pPr>
+      <w:r>
+        <w:rPr>
+          <w:color w:val="000000"/>
+        </w:rPr>
+        <w:t xml:space="preserve">EOSG Resources — Dual ERP migrations (Oracle to Dynamics, NetSuite to Sage Intacct), Bullhorn ATS implementation, </w:t>
+      </w:r>
+      <w:proofErr w:type="spellStart"/>
+      <w:r>
+        <w:rPr>
+          <w:color w:val="000000"/>
+        </w:rPr>
+        <w:t>PrismHR</w:t>
+      </w:r>
+      <w:proofErr w:type="spellEnd"/>
+      <w:r>
+        <w:rPr>
+          <w:color w:val="000000"/>
+        </w:rPr>
+        <w:t xml:space="preserve"> HRIS migration, end-to-end ATS-payroll-ERP data pipeline — sustained over eight years of organizational growth.</w:t>
+      </w:r>
+    </w:p>
+    <w:p>
+      <w:pPr>
+        <w:spacing w:after="100"/>
+        <w:rPr>
+          <w:sz w:val="2"/>
+          <w:szCs w:val="2"/>
+        </w:rPr>
+      </w:pPr>
+    </w:p>
+    <w:p>
+      <w:pPr>
+        <w:spacing w:after="100"/>
+        <w:rPr>
+          <w:color w:val="000000"/>
+        </w:rPr>
+      </w:pPr>
+      <w:r>
+        <w:rPr>
+          <w:color w:val="000000"/>
+        </w:rPr>
+        <w:t>Earlier Roles — Macola and Sage MAS 300 ERP implementations, manufacturing KPI dashboards, $1M retail inventory system, proprietary database development — cross-industry foundation built over 20+ years.</w:t>
+      </w:r>
+    </w:p>
+    <w:p>
+      <w:pPr>
+        <w:spacing w:after="100"/>
+        <w:rPr>
+          <w:sz w:val="2"/>
+          <w:szCs w:val="2"/>
+        </w:rPr>
+      </w:pPr>
+    </w:p>
+    <w:p>
+      <w:pPr>
+        <w:pBdr>
+          <w:bottom w:val="single" w:sz="8" w:space="2" w:color="2E5FA3"/>
+        </w:pBdr>
+        <w:spacing w:before="160" w:after="60"/>
+        <w:jc w:val="center"/>
         <w:rPr>
           <w:b/>
           <w:bCs/>
@@ -723,144 +944,6 @@
           <w:sz w:val="22"/>
           <w:szCs w:val="22"/>
         </w:rPr>
-        <w:t>THE CAREER PATTERN</w:t>
-      </w:r>
-    </w:p>
-    <w:p>
-      <w:pPr>
-        <w:spacing w:after="100"/>
-        <w:rPr>
-          <w:color w:val="000000"/>
-        </w:rPr>
-      </w:pPr>
-      <w:r>
-        <w:rPr>
-          <w:color w:val="000000"/>
-        </w:rPr>
-        <w:t>Across every organization I have led, the same pattern emerges: disconnected systems, manual processes, and limited visibility replaced by integrated platforms, automated workflows, and leadership teams that finally have the data they need to move fast and make confident decisions. The environments change. The outcomes don't.</w:t>
-      </w:r>
-    </w:p>
-    <w:p>
-      <w:pPr>
-        <w:spacing w:after="100"/>
-        <w:rPr>
-          <w:sz w:val="2"/>
-          <w:szCs w:val="2"/>
-        </w:rPr>
-      </w:pPr>
-    </w:p>
-    <w:p>
-      <w:pPr>
-        <w:spacing w:after="100"/>
-        <w:rPr>
-          <w:color w:val="000000"/>
-        </w:rPr>
-      </w:pPr>
-      <w:r>
-        <w:rPr>
-          <w:color w:val="000000"/>
-        </w:rPr>
-        <w:t>Latitude Legal — Enterprise Salesforce consolidation (CRM, ATS, CLM, marketing, candidate experience, AI matching), Microsoft 365 migration, Ironclad CLM, Zoom Phone AI IVR, MSSP deployment, Power Automate onboarding, four post-acquisition systems integrations, distributed development team management.</w:t>
-      </w:r>
-    </w:p>
-    <w:p>
-      <w:pPr>
-        <w:spacing w:after="100"/>
-        <w:rPr>
-          <w:sz w:val="2"/>
-          <w:szCs w:val="2"/>
-        </w:rPr>
-      </w:pPr>
-    </w:p>
-    <w:p>
-      <w:pPr>
-        <w:spacing w:after="100"/>
-        <w:rPr>
-          <w:color w:val="000000"/>
-        </w:rPr>
-      </w:pPr>
-      <w:proofErr w:type="spellStart"/>
-      <w:r>
-        <w:rPr>
-          <w:color w:val="000000"/>
-        </w:rPr>
-        <w:t>AlliedUP</w:t>
-      </w:r>
-      <w:proofErr w:type="spellEnd"/>
-      <w:r>
-        <w:rPr>
-          <w:color w:val="000000"/>
-        </w:rPr>
-        <w:t xml:space="preserve"> Cooperative — Bullhorn platform consolidation eliminating spreadsheet-based recruiting, ADP Workforce Now HRIS and payroll, $1M+ budget ownership, executive and board-level KPI reporting pipelines for grant and leadership visibility.</w:t>
-      </w:r>
-    </w:p>
-    <w:p>
-      <w:pPr>
-        <w:spacing w:after="100"/>
-        <w:rPr>
-          <w:sz w:val="2"/>
-          <w:szCs w:val="2"/>
-        </w:rPr>
-      </w:pPr>
-    </w:p>
-    <w:p>
-      <w:pPr>
-        <w:spacing w:after="100"/>
-        <w:rPr>
-          <w:color w:val="000000"/>
-        </w:rPr>
-      </w:pPr>
-      <w:r>
-        <w:rPr>
-          <w:color w:val="000000"/>
-        </w:rPr>
-        <w:t xml:space="preserve">EOSG Resources — Dual ERP migrations (Oracle to Dynamics, NetSuite to Sage Intacct), Bullhorn ATS implementation, </w:t>
-      </w:r>
-      <w:proofErr w:type="spellStart"/>
-      <w:r>
-        <w:rPr>
-          <w:color w:val="000000"/>
-        </w:rPr>
-        <w:t>PrismHR</w:t>
-      </w:r>
-      <w:proofErr w:type="spellEnd"/>
-      <w:r>
-        <w:rPr>
-          <w:color w:val="000000"/>
-        </w:rPr>
-        <w:t xml:space="preserve"> HRIS migration, end-to-end ATS-payroll-ERP data pipeline — sustained over eight years of organizational growth.</w:t>
-      </w:r>
-    </w:p>
-    <w:p>
-      <w:pPr>
-        <w:spacing w:after="100"/>
-        <w:rPr>
-          <w:sz w:val="2"/>
-          <w:szCs w:val="2"/>
-        </w:rPr>
-      </w:pPr>
-    </w:p>
-    <w:p>
-      <w:pPr>
-        <w:spacing w:after="100"/>
-        <w:rPr>
-          <w:color w:val="000000"/>
-        </w:rPr>
-      </w:pPr>
-      <w:r>
-        <w:rPr>
-          <w:color w:val="000000"/>
-        </w:rPr>
-        <w:t>Earlier Roles — Macola and Sage MAS 300 ERP implementations, manufacturing KPI dashboards, $1M retail inventory system, proprietary database development — cross-industry foundation built over 20+ years.</w:t>
-      </w:r>
-    </w:p>
-    <w:p>
-      <w:pPr>
-        <w:spacing w:after="100"/>
-        <w:rPr>
-          <w:sz w:val="2"/>
-          <w:szCs w:val="2"/>
-        </w:rPr>
       </w:pPr>
     </w:p>
     <w:p>
@@ -870,17 +953,20 @@
         </w:pBdr>
         <w:spacing w:before="160" w:after="60"/>
         <w:jc w:val="center"/>
+        <w:rPr>
+          <w:sz w:val="24"/>
+          <w:szCs w:val="24"/>
+        </w:rPr>
       </w:pPr>
       <w:r>
         <w:rPr>
           <w:b/>
           <w:bCs/>
           <w:color w:val="1B3A6B"/>
-          <w:spacing w:val="20"/>
-          <w:sz w:val="22"/>
-          <w:szCs w:val="22"/>
-        </w:rPr>
-        <w:t>WHY NOW</w:t>
+          <w:sz w:val="24"/>
+          <w:szCs w:val="24"/>
+        </w:rPr>
+        <w:t>Why Now</w:t>
       </w:r>
     </w:p>
     <w:p>

--- a/uploads/Butler_Jamie_Value_Proposition.docx
+++ b/uploads/Butler_Jamie_Value_Proposition.docx
@@ -4,341 +4,195 @@
   <w:body>
     <w:p>
       <w:pPr>
-        <w:spacing w:after="40"/>
-        <w:jc w:val="center"/>
+        <w:shd w:val="clear" w:color="auto" w:fill="1A1A1A"/>
+        <w:spacing w:line="620" w:lineRule="exact"/>
+        <w:ind w:left="-1080" w:right="-1080"/>
+      </w:pPr>
+    </w:p>
+    <w:p>
+      <w:pPr>
+        <w:shd w:val="clear" w:color="auto" w:fill="1A1A1A"/>
+        <w:spacing w:line="440" w:lineRule="exact"/>
+        <w:ind w:left="-1080" w:right="-1080" w:firstLine="1080"/>
       </w:pPr>
       <w:r>
         <w:rPr>
           <w:b/>
           <w:bCs/>
-          <w:color w:val="1B3A6B"/>
-          <w:sz w:val="36"/>
-          <w:szCs w:val="36"/>
+          <w:color w:val="FFFFFF"/>
+          <w:sz w:val="40"/>
+          <w:szCs w:val="40"/>
         </w:rPr>
-        <w:t>J</w:t>
-      </w:r>
-      <w:r>
-        <w:rPr>
-          <w:b/>
-          <w:bCs/>
-          <w:color w:val="1B3A6B"/>
-          <w:sz w:val="36"/>
-          <w:szCs w:val="36"/>
-        </w:rPr>
-        <w:t>amie</w:t>
-      </w:r>
-      <w:r>
-        <w:rPr>
-          <w:b/>
-          <w:bCs/>
-          <w:color w:val="1B3A6B"/>
-          <w:sz w:val="36"/>
-          <w:szCs w:val="36"/>
-        </w:rPr>
-        <w:t xml:space="preserve"> B</w:t>
-      </w:r>
-      <w:r>
-        <w:rPr>
-          <w:b/>
-          <w:bCs/>
-          <w:color w:val="1B3A6B"/>
-          <w:sz w:val="36"/>
-          <w:szCs w:val="36"/>
-        </w:rPr>
-        <w:t>utler</w:t>
+        <w:t>Jamie Butler</w:t>
       </w:r>
     </w:p>
     <w:p>
       <w:pPr>
-        <w:spacing w:after="80"/>
-        <w:jc w:val="center"/>
+        <w:shd w:val="clear" w:color="auto" w:fill="1A1A1A"/>
+        <w:spacing w:line="280" w:lineRule="exact"/>
+        <w:ind w:left="-1080" w:right="-1080" w:firstLine="1080"/>
       </w:pPr>
       <w:r>
         <w:rPr>
-          <w:color w:val="555555"/>
-          <w:sz w:val="17"/>
-          <w:szCs w:val="17"/>
+          <w:color w:val="FFFFFF"/>
         </w:rPr>
-        <w:t>Houston, TX   ·</w:t>
+        <w:t>Technology Leader  |  Strategy · Architecture · Transformation</w:t>
       </w:r>
-      <w:proofErr w:type="gramStart"/>
+    </w:p>
+    <w:p>
+      <w:pPr>
+        <w:shd w:val="clear" w:color="auto" w:fill="1A1A1A"/>
+        <w:spacing w:line="40" w:lineRule="exact"/>
+        <w:ind w:left="-1080" w:right="-1080"/>
+      </w:pPr>
+    </w:p>
+    <w:p>
+      <w:pPr>
+        <w:shd w:val="clear" w:color="auto" w:fill="1A1A1A"/>
+        <w:spacing w:line="240" w:lineRule="exact"/>
+        <w:ind w:left="-1080" w:right="-1080" w:firstLine="1080"/>
+      </w:pPr>
       <w:r>
         <w:rPr>
-          <w:color w:val="555555"/>
-          <w:sz w:val="17"/>
-          <w:szCs w:val="17"/>
+          <w:color w:val="FFFFFF"/>
+          <w:sz w:val="19"/>
+          <w:szCs w:val="19"/>
         </w:rPr>
-        <w:t xml:space="preserve">   (</w:t>
-      </w:r>
-      <w:proofErr w:type="gramEnd"/>
-      <w:r>
-        <w:rPr>
-          <w:color w:val="555555"/>
-          <w:sz w:val="17"/>
-          <w:szCs w:val="17"/>
-        </w:rPr>
-        <w:t xml:space="preserve">951) 768-4008   ·   </w:t>
+        <w:t xml:space="preserve">Texas, US  |  </w:t>
       </w:r>
       <w:hyperlink r:id="rId5" w:history="1">
         <w:r>
           <w:rPr>
-            <w:color w:val="2E5FA3"/>
-            <w:sz w:val="17"/>
-            <w:szCs w:val="17"/>
-            <w:u w:val="single"/>
+            <w:rStyle w:val="Hyperlink"/>
+            <w:sz w:val="19"/>
+            <w:szCs w:val="19"/>
           </w:rPr>
           <w:t>jamieadambutler@icloud.com</w:t>
         </w:r>
       </w:hyperlink>
       <w:r>
         <w:rPr>
-          <w:color w:val="555555"/>
-          <w:sz w:val="17"/>
-          <w:szCs w:val="17"/>
+          <w:color w:val="FFFFFF"/>
+          <w:sz w:val="19"/>
+          <w:szCs w:val="19"/>
         </w:rPr>
-        <w:t xml:space="preserve">   ·   </w:t>
+        <w:t xml:space="preserve">  |  (951) 768-4008  |  </w:t>
       </w:r>
       <w:hyperlink r:id="rId6" w:history="1">
         <w:r>
           <w:rPr>
-            <w:color w:val="2E5FA3"/>
-            <w:sz w:val="17"/>
-            <w:szCs w:val="17"/>
-            <w:u w:val="single"/>
+            <w:rStyle w:val="Hyperlink"/>
+            <w:sz w:val="19"/>
+            <w:szCs w:val="19"/>
           </w:rPr>
-          <w:t>linkedin.com/in/</w:t>
+          <w:t>linkedin.com/in/jamieadambutler</w:t>
         </w:r>
-        <w:proofErr w:type="spellStart"/>
-        <w:r>
-          <w:rPr>
-            <w:color w:val="2E5FA3"/>
-            <w:sz w:val="17"/>
-            <w:szCs w:val="17"/>
-            <w:u w:val="single"/>
-          </w:rPr>
-          <w:t>jamieadambutler</w:t>
-        </w:r>
-        <w:proofErr w:type="spellEnd"/>
       </w:hyperlink>
     </w:p>
     <w:p>
       <w:pPr>
-        <w:spacing w:after="80"/>
-        <w:jc w:val="center"/>
-        <w:rPr>
-          <w:sz w:val="17"/>
-          <w:szCs w:val="17"/>
-        </w:rPr>
+        <w:shd w:val="clear" w:color="auto" w:fill="1A1A1A"/>
+        <w:spacing w:line="360" w:lineRule="exact"/>
+        <w:ind w:left="-1080" w:right="-1080"/>
       </w:pPr>
     </w:p>
     <w:p>
       <w:pPr>
+        <w:pStyle w:val="Heading1"/>
         <w:pBdr>
-          <w:bottom w:val="single" w:sz="8" w:space="2" w:color="2E5FA3"/>
+          <w:bottom w:val="single" w:sz="6" w:space="2" w:color="000000"/>
         </w:pBdr>
-        <w:spacing w:before="160" w:after="60"/>
-        <w:jc w:val="center"/>
         <w:rPr>
-          <w:sz w:val="24"/>
-          <w:szCs w:val="24"/>
+          <w:sz w:val="2"/>
+          <w:szCs w:val="2"/>
+        </w:rPr>
+      </w:pPr>
+    </w:p>
+    <w:p>
+      <w:pPr>
+        <w:pStyle w:val="Heading1"/>
+        <w:pBdr>
+          <w:bottom w:val="single" w:sz="6" w:space="2" w:color="000000"/>
+        </w:pBdr>
+      </w:pPr>
+      <w:r>
+        <w:t>Value Proposition</w:t>
+      </w:r>
+    </w:p>
+    <w:p>
+      <w:pPr>
+        <w:spacing w:after="200" w:line="276" w:lineRule="auto"/>
+        <w:rPr>
+          <w:sz w:val="2"/>
+          <w:szCs w:val="2"/>
+        </w:rPr>
+      </w:pPr>
+    </w:p>
+    <w:p>
+      <w:pPr>
+        <w:spacing w:after="200" w:line="276" w:lineRule="auto"/>
+      </w:pPr>
+      <w:r>
+        <w:t>Organizations bring Jamie in when managing technology isn’t enough. What they need is someone who can take a fragmented operational environment and build the infrastructure that lets it run the way it was meant to. He works where executive strategy and technical architecture meet, a rare combination in technology leadership, which lets him translate vision directly into systems that deliver.</w:t>
+      </w:r>
+    </w:p>
+    <w:p>
+      <w:pPr>
+        <w:spacing w:after="160" w:line="276" w:lineRule="auto"/>
+      </w:pPr>
+      <w:r>
+        <w:t>What he leaves behind isn’t just a modernized stack. It’s an operational foundation with the architecture, governance, and automation in place so the organization can grow without growing its complexity.</w:t>
+      </w:r>
+    </w:p>
+    <w:p>
+      <w:pPr>
+        <w:spacing w:before="40" w:after="100"/>
+        <w:rPr>
+          <w:b/>
+          <w:bCs/>
+          <w:color w:val="1A1A1A"/>
+          <w:sz w:val="2"/>
+          <w:szCs w:val="2"/>
+        </w:rPr>
+      </w:pPr>
+    </w:p>
+    <w:p>
+      <w:pPr>
+        <w:pBdr>
+          <w:bottom w:val="single" w:sz="4" w:space="1" w:color="auto"/>
+        </w:pBdr>
+        <w:spacing w:before="40" w:after="100"/>
+        <w:rPr>
+          <w:b/>
+          <w:bCs/>
+          <w:color w:val="1A1A1A"/>
+          <w:sz w:val="23"/>
+          <w:szCs w:val="23"/>
         </w:rPr>
       </w:pPr>
       <w:r>
         <w:rPr>
           <w:b/>
           <w:bCs/>
-          <w:color w:val="1B3A6B"/>
-          <w:sz w:val="24"/>
-          <w:szCs w:val="24"/>
+          <w:color w:val="1A1A1A"/>
+          <w:sz w:val="23"/>
+          <w:szCs w:val="23"/>
         </w:rPr>
-        <w:t>Value Proposition</w:t>
+        <w:t>Core Capabilities</w:t>
       </w:r>
     </w:p>
     <w:p>
       <w:pPr>
-        <w:spacing w:after="60"/>
-        <w:jc w:val="center"/>
-        <w:rPr>
-          <w:i/>
-          <w:iCs/>
-          <w:color w:val="555555"/>
-        </w:rPr>
-      </w:pPr>
-      <w:r>
-        <w:rPr>
-          <w:i/>
-          <w:iCs/>
-          <w:color w:val="555555"/>
-        </w:rPr>
-        <w:t>What I bring.   How I think.   Why it matters.</w:t>
-      </w:r>
-    </w:p>
-    <w:p>
-      <w:pPr>
-        <w:spacing w:after="60"/>
-        <w:jc w:val="center"/>
-        <w:rPr>
-          <w:i/>
-          <w:iCs/>
-          <w:color w:val="555555"/>
-        </w:rPr>
-      </w:pPr>
-    </w:p>
-    <w:p>
-      <w:pPr>
-        <w:spacing w:after="60"/>
-        <w:jc w:val="center"/>
+        <w:spacing w:before="40" w:after="100"/>
         <w:rPr>
           <w:sz w:val="2"/>
           <w:szCs w:val="2"/>
         </w:rPr>
       </w:pPr>
     </w:p>
-    <w:p>
-      <w:pPr>
-        <w:pBdr>
-          <w:bottom w:val="single" w:sz="8" w:space="2" w:color="2E5FA3"/>
-        </w:pBdr>
-        <w:spacing w:before="160" w:after="60"/>
-        <w:jc w:val="center"/>
-        <w:rPr>
-          <w:sz w:val="24"/>
-          <w:szCs w:val="24"/>
-        </w:rPr>
-      </w:pPr>
-      <w:r>
-        <w:rPr>
-          <w:b/>
-          <w:bCs/>
-          <w:color w:val="1B3A6B"/>
-          <w:sz w:val="24"/>
-          <w:szCs w:val="24"/>
-        </w:rPr>
-        <w:t>The Core Statement</w:t>
-      </w:r>
-    </w:p>
-    <w:p>
-      <w:pPr>
-        <w:spacing w:after="100"/>
-        <w:rPr>
-          <w:color w:val="000000"/>
-        </w:rPr>
-      </w:pPr>
-      <w:r>
-        <w:rPr>
-          <w:color w:val="000000"/>
-        </w:rPr>
-        <w:t>Organizations bring me in when managing technology isn't enough — when what they actually need is someone who can look at a complex, fragmented operational environment and build the infrastructure that lets it run the way it was always supposed to.</w:t>
-      </w:r>
-    </w:p>
-    <w:p>
-      <w:pPr>
-        <w:spacing w:after="100"/>
-        <w:rPr>
-          <w:sz w:val="2"/>
-          <w:szCs w:val="2"/>
-        </w:rPr>
-      </w:pPr>
-    </w:p>
-    <w:p>
-      <w:pPr>
-        <w:spacing w:after="100"/>
-        <w:rPr>
-          <w:color w:val="000000"/>
-        </w:rPr>
-      </w:pPr>
-      <w:r>
-        <w:rPr>
-          <w:color w:val="000000"/>
-        </w:rPr>
-        <w:t>My career has been built at the intersection of executive strategy and technical architecture — two disciplines that rarely live in the same person. I understand how enterprise ecosystems are designed, and I understand how leadership teams depend on those systems to see the business clearly and make fast, confident decisions. That combination lets me translate vision directly into systems that deliver measurable outcomes, without losing anything in translation.</w:t>
-      </w:r>
-    </w:p>
-    <w:p>
-      <w:pPr>
-        <w:spacing w:after="100"/>
-        <w:rPr>
-          <w:sz w:val="2"/>
-          <w:szCs w:val="2"/>
-        </w:rPr>
-      </w:pPr>
-    </w:p>
-    <w:p>
-      <w:pPr>
-        <w:spacing w:after="100"/>
-        <w:rPr>
-          <w:color w:val="000000"/>
-        </w:rPr>
-      </w:pPr>
-      <w:r>
-        <w:rPr>
-          <w:color w:val="000000"/>
-        </w:rPr>
-        <w:t>What I leave behind isn't just a modernized technology stack. It's an operational foundation built to scale, with the architecture, governance, and automation in place so the organization can grow without growing its complexity.</w:t>
-      </w:r>
-    </w:p>
-    <w:p>
-      <w:pPr>
-        <w:spacing w:after="100"/>
-        <w:rPr>
-          <w:color w:val="000000"/>
-        </w:rPr>
-      </w:pPr>
-    </w:p>
-    <w:p>
-      <w:pPr>
-        <w:spacing w:after="100"/>
-        <w:rPr>
-          <w:color w:val="000000"/>
-          <w:sz w:val="2"/>
-          <w:szCs w:val="2"/>
-        </w:rPr>
-      </w:pPr>
-    </w:p>
-    <w:p>
-      <w:pPr>
-        <w:pBdr>
-          <w:bottom w:val="single" w:sz="4" w:space="1" w:color="auto"/>
-        </w:pBdr>
-        <w:spacing w:before="160" w:after="60"/>
-        <w:jc w:val="center"/>
-        <w:rPr>
-          <w:b/>
-          <w:bCs/>
-          <w:color w:val="1B3A6B"/>
-          <w:sz w:val="24"/>
-          <w:szCs w:val="24"/>
-        </w:rPr>
-      </w:pPr>
-      <w:r>
-        <w:rPr>
-          <w:b/>
-          <w:bCs/>
-          <w:color w:val="1B3A6B"/>
-          <w:sz w:val="24"/>
-          <w:szCs w:val="24"/>
-        </w:rPr>
-        <w:t>Core Transformation Capabilities</w:t>
-      </w:r>
-    </w:p>
-    <w:p>
-      <w:pPr>
-        <w:spacing w:before="160" w:after="60"/>
-        <w:jc w:val="center"/>
-        <w:rPr>
-          <w:b/>
-          <w:bCs/>
-          <w:color w:val="1B3A6B"/>
-          <w:spacing w:val="20"/>
-          <w:sz w:val="22"/>
-          <w:szCs w:val="22"/>
-        </w:rPr>
-      </w:pPr>
-    </w:p>
     <w:tbl>
       <w:tblPr>
-        <w:tblW w:w="9360" w:type="dxa"/>
-        <w:jc w:val="center"/>
+        <w:tblW w:w="10080" w:type="dxa"/>
         <w:tblBorders>
           <w:top w:val="single" w:sz="4" w:space="0" w:color="auto"/>
           <w:left w:val="single" w:sz="4" w:space="0" w:color="auto"/>
@@ -351,42 +205,39 @@
           <w:left w:w="10" w:type="dxa"/>
           <w:right w:w="10" w:type="dxa"/>
         </w:tblCellMar>
-        <w:tblLook w:val="04A0" w:firstRow="1" w:lastRow="0" w:firstColumn="1" w:lastColumn="0" w:noHBand="0" w:noVBand="1"/>
+        <w:tblLook w:val="0000" w:firstRow="0" w:lastRow="0" w:firstColumn="0" w:lastColumn="0" w:noHBand="0" w:noVBand="0"/>
       </w:tblPr>
       <w:tblGrid>
-        <w:gridCol w:w="4680"/>
-        <w:gridCol w:w="4680"/>
+        <w:gridCol w:w="5040"/>
+        <w:gridCol w:w="5040"/>
       </w:tblGrid>
       <w:tr>
-        <w:trPr>
-          <w:jc w:val="center"/>
-        </w:trPr>
         <w:tc>
           <w:tcPr>
-            <w:tcW w:w="4680" w:type="dxa"/>
+            <w:tcW w:w="5040" w:type="dxa"/>
             <w:tcBorders>
-              <w:top w:val="single" w:sz="4" w:space="0" w:color="2E5FA3"/>
-              <w:left w:val="single" w:sz="4" w:space="0" w:color="2E5FA3"/>
-              <w:bottom w:val="single" w:sz="4" w:space="0" w:color="2E5FA3"/>
-              <w:right w:val="single" w:sz="4" w:space="0" w:color="2E5FA3"/>
+              <w:top w:val="single" w:sz="14" w:space="0" w:color="FFFFFF"/>
+              <w:left w:val="single" w:sz="24" w:space="0" w:color="1A1A1A"/>
+              <w:bottom w:val="single" w:sz="14" w:space="0" w:color="FFFFFF"/>
+              <w:right w:val="single" w:sz="14" w:space="0" w:color="FFFFFF"/>
             </w:tcBorders>
-            <w:shd w:val="clear" w:color="auto" w:fill="EFF4FA"/>
+            <w:shd w:val="clear" w:color="auto" w:fill="F2F2F2"/>
             <w:tcMar>
-              <w:top w:w="160" w:type="dxa"/>
-              <w:left w:w="200" w:type="dxa"/>
-              <w:bottom w:w="160" w:type="dxa"/>
-              <w:right w:w="200" w:type="dxa"/>
+              <w:top w:w="120" w:type="dxa"/>
+              <w:left w:w="180" w:type="dxa"/>
+              <w:bottom w:w="120" w:type="dxa"/>
+              <w:right w:w="160" w:type="dxa"/>
             </w:tcMar>
           </w:tcPr>
           <w:p>
             <w:pPr>
-              <w:spacing w:after="60"/>
+              <w:spacing w:after="40"/>
             </w:pPr>
             <w:r>
               <w:rPr>
                 <w:b/>
                 <w:bCs/>
-                <w:color w:val="1B3A6B"/>
+                <w:color w:val="1A1A1A"/>
               </w:rPr>
               <w:t>Enterprise Platform Migrations</w:t>
             </w:r>
@@ -397,38 +248,38 @@
                 <w:sz w:val="19"/>
                 <w:szCs w:val="19"/>
               </w:rPr>
-              <w:t>CRM, ATS, HRIS, ERP, CLM, and communications infrastructure — scoped, sequenced, and delivered without disrupting the business.</w:t>
+              <w:t>CRM, ATS, HRIS, ERP, and CLM, scoped and delivered without disrupting the business.</w:t>
             </w:r>
           </w:p>
         </w:tc>
         <w:tc>
           <w:tcPr>
-            <w:tcW w:w="4680" w:type="dxa"/>
+            <w:tcW w:w="5040" w:type="dxa"/>
             <w:tcBorders>
-              <w:top w:val="single" w:sz="4" w:space="0" w:color="2E5FA3"/>
-              <w:left w:val="single" w:sz="4" w:space="0" w:color="2E5FA3"/>
-              <w:bottom w:val="single" w:sz="4" w:space="0" w:color="2E5FA3"/>
-              <w:right w:val="single" w:sz="4" w:space="0" w:color="2E5FA3"/>
+              <w:top w:val="single" w:sz="14" w:space="0" w:color="FFFFFF"/>
+              <w:left w:val="single" w:sz="24" w:space="0" w:color="1A1A1A"/>
+              <w:bottom w:val="single" w:sz="14" w:space="0" w:color="FFFFFF"/>
+              <w:right w:val="single" w:sz="14" w:space="0" w:color="FFFFFF"/>
             </w:tcBorders>
-            <w:shd w:val="clear" w:color="auto" w:fill="EFF4FA"/>
+            <w:shd w:val="clear" w:color="auto" w:fill="F2F2F2"/>
             <w:tcMar>
-              <w:top w:w="160" w:type="dxa"/>
-              <w:left w:w="200" w:type="dxa"/>
-              <w:bottom w:w="160" w:type="dxa"/>
-              <w:right w:w="200" w:type="dxa"/>
+              <w:top w:w="120" w:type="dxa"/>
+              <w:left w:w="180" w:type="dxa"/>
+              <w:bottom w:w="120" w:type="dxa"/>
+              <w:right w:w="160" w:type="dxa"/>
             </w:tcMar>
           </w:tcPr>
           <w:p>
             <w:pPr>
-              <w:spacing w:after="60"/>
+              <w:spacing w:after="40"/>
             </w:pPr>
             <w:r>
               <w:rPr>
                 <w:b/>
                 <w:bCs/>
-                <w:color w:val="1B3A6B"/>
+                <w:color w:val="1A1A1A"/>
               </w:rPr>
-              <w:t>Cloud Infrastructure Modernization</w:t>
+              <w:t>Cloud &amp; Identity</w:t>
             </w:r>
           </w:p>
           <w:p>
@@ -437,43 +288,40 @@
                 <w:sz w:val="19"/>
                 <w:szCs w:val="19"/>
               </w:rPr>
-              <w:t>Microsoft 365 architecture, Azure services, Entra identity governance, and cloud-native operational environments built to scale.</w:t>
+              <w:t>Microsoft 365, Azure, and Entra identity governance built to scale.</w:t>
             </w:r>
           </w:p>
         </w:tc>
       </w:tr>
       <w:tr>
-        <w:trPr>
-          <w:jc w:val="center"/>
-        </w:trPr>
         <w:tc>
           <w:tcPr>
-            <w:tcW w:w="4680" w:type="dxa"/>
+            <w:tcW w:w="5040" w:type="dxa"/>
             <w:tcBorders>
-              <w:top w:val="single" w:sz="4" w:space="0" w:color="2E5FA3"/>
-              <w:left w:val="single" w:sz="4" w:space="0" w:color="2E5FA3"/>
-              <w:bottom w:val="single" w:sz="4" w:space="0" w:color="2E5FA3"/>
-              <w:right w:val="single" w:sz="4" w:space="0" w:color="2E5FA3"/>
+              <w:top w:val="single" w:sz="14" w:space="0" w:color="FFFFFF"/>
+              <w:left w:val="single" w:sz="24" w:space="0" w:color="1A1A1A"/>
+              <w:bottom w:val="single" w:sz="14" w:space="0" w:color="FFFFFF"/>
+              <w:right w:val="single" w:sz="14" w:space="0" w:color="FFFFFF"/>
             </w:tcBorders>
-            <w:shd w:val="clear" w:color="auto" w:fill="EFF4FA"/>
+            <w:shd w:val="clear" w:color="auto" w:fill="F2F2F2"/>
             <w:tcMar>
-              <w:top w:w="160" w:type="dxa"/>
-              <w:left w:w="200" w:type="dxa"/>
-              <w:bottom w:w="160" w:type="dxa"/>
-              <w:right w:w="200" w:type="dxa"/>
+              <w:top w:w="120" w:type="dxa"/>
+              <w:left w:w="180" w:type="dxa"/>
+              <w:bottom w:w="120" w:type="dxa"/>
+              <w:right w:w="160" w:type="dxa"/>
             </w:tcMar>
           </w:tcPr>
           <w:p>
             <w:pPr>
-              <w:spacing w:after="60"/>
+              <w:spacing w:after="40"/>
             </w:pPr>
             <w:r>
               <w:rPr>
                 <w:b/>
                 <w:bCs/>
-                <w:color w:val="1B3A6B"/>
+                <w:color w:val="1A1A1A"/>
               </w:rPr>
-              <w:t>AI &amp; Automation Integration</w:t>
+              <w:t>AI &amp; Automation</w:t>
             </w:r>
           </w:p>
           <w:p>
@@ -482,38 +330,38 @@
                 <w:sz w:val="19"/>
                 <w:szCs w:val="19"/>
               </w:rPr>
-              <w:t>GPT agents, LLM integration, Power Automate pipelines, AI IVR, AI candidate matching, meeting transcription, and intelligent tooling embedded across enterprise operations.</w:t>
+              <w:t>GPT agents, Power Automate pipelines, and AI IVR embedded across operations.</w:t>
             </w:r>
           </w:p>
         </w:tc>
         <w:tc>
           <w:tcPr>
-            <w:tcW w:w="4680" w:type="dxa"/>
+            <w:tcW w:w="5040" w:type="dxa"/>
             <w:tcBorders>
-              <w:top w:val="single" w:sz="4" w:space="0" w:color="2E5FA3"/>
-              <w:left w:val="single" w:sz="4" w:space="0" w:color="2E5FA3"/>
-              <w:bottom w:val="single" w:sz="4" w:space="0" w:color="2E5FA3"/>
-              <w:right w:val="single" w:sz="4" w:space="0" w:color="2E5FA3"/>
+              <w:top w:val="single" w:sz="14" w:space="0" w:color="FFFFFF"/>
+              <w:left w:val="single" w:sz="24" w:space="0" w:color="1A1A1A"/>
+              <w:bottom w:val="single" w:sz="14" w:space="0" w:color="FFFFFF"/>
+              <w:right w:val="single" w:sz="14" w:space="0" w:color="FFFFFF"/>
             </w:tcBorders>
-            <w:shd w:val="clear" w:color="auto" w:fill="EFF4FA"/>
+            <w:shd w:val="clear" w:color="auto" w:fill="F2F2F2"/>
             <w:tcMar>
-              <w:top w:w="160" w:type="dxa"/>
-              <w:left w:w="200" w:type="dxa"/>
-              <w:bottom w:w="160" w:type="dxa"/>
-              <w:right w:w="200" w:type="dxa"/>
+              <w:top w:w="120" w:type="dxa"/>
+              <w:left w:w="180" w:type="dxa"/>
+              <w:bottom w:w="120" w:type="dxa"/>
+              <w:right w:w="160" w:type="dxa"/>
             </w:tcMar>
           </w:tcPr>
           <w:p>
             <w:pPr>
-              <w:spacing w:after="60"/>
+              <w:spacing w:after="40"/>
             </w:pPr>
             <w:r>
               <w:rPr>
                 <w:b/>
                 <w:bCs/>
-                <w:color w:val="1B3A6B"/>
+                <w:color w:val="1A1A1A"/>
               </w:rPr>
-              <w:t>Cross-Platform Systems Integration</w:t>
+              <w:t>Systems Integration</w:t>
             </w:r>
           </w:p>
           <w:p>
@@ -522,43 +370,40 @@
                 <w:sz w:val="19"/>
                 <w:szCs w:val="19"/>
               </w:rPr>
-              <w:t>APIs, workflow engines, and enterprise data pipelines that connect disparate systems — ATS to payroll to ERP — into unified operational ecosystems.</w:t>
+              <w:t>APIs and data pipelines connecting ATS to payroll to ERP into one environment.</w:t>
             </w:r>
           </w:p>
         </w:tc>
       </w:tr>
       <w:tr>
-        <w:trPr>
-          <w:jc w:val="center"/>
-        </w:trPr>
         <w:tc>
           <w:tcPr>
-            <w:tcW w:w="4680" w:type="dxa"/>
+            <w:tcW w:w="5040" w:type="dxa"/>
             <w:tcBorders>
-              <w:top w:val="single" w:sz="4" w:space="0" w:color="2E5FA3"/>
-              <w:left w:val="single" w:sz="4" w:space="0" w:color="2E5FA3"/>
-              <w:bottom w:val="single" w:sz="4" w:space="0" w:color="2E5FA3"/>
-              <w:right w:val="single" w:sz="4" w:space="0" w:color="2E5FA3"/>
+              <w:top w:val="single" w:sz="14" w:space="0" w:color="FFFFFF"/>
+              <w:left w:val="single" w:sz="24" w:space="0" w:color="1A1A1A"/>
+              <w:bottom w:val="single" w:sz="14" w:space="0" w:color="FFFFFF"/>
+              <w:right w:val="single" w:sz="14" w:space="0" w:color="FFFFFF"/>
             </w:tcBorders>
-            <w:shd w:val="clear" w:color="auto" w:fill="EFF4FA"/>
+            <w:shd w:val="clear" w:color="auto" w:fill="F2F2F2"/>
             <w:tcMar>
-              <w:top w:w="160" w:type="dxa"/>
-              <w:left w:w="200" w:type="dxa"/>
-              <w:bottom w:w="160" w:type="dxa"/>
-              <w:right w:w="200" w:type="dxa"/>
+              <w:top w:w="120" w:type="dxa"/>
+              <w:left w:w="180" w:type="dxa"/>
+              <w:bottom w:w="120" w:type="dxa"/>
+              <w:right w:w="160" w:type="dxa"/>
             </w:tcMar>
           </w:tcPr>
           <w:p>
             <w:pPr>
-              <w:spacing w:after="60"/>
+              <w:spacing w:after="40"/>
             </w:pPr>
             <w:r>
               <w:rPr>
                 <w:b/>
                 <w:bCs/>
-                <w:color w:val="1B3A6B"/>
+                <w:color w:val="1A1A1A"/>
               </w:rPr>
-              <w:t>Cybersecurity &amp; Governance</w:t>
+              <w:t>Security &amp; Governance</w:t>
             </w:r>
           </w:p>
           <w:p>
@@ -567,38 +412,38 @@
                 <w:sz w:val="19"/>
                 <w:szCs w:val="19"/>
               </w:rPr>
-              <w:t>Enterprise security programs, MSSP partnerships, endpoint protection, VPN deployment, and compliance frameworks that protect and enable the business.</w:t>
+              <w:t>MSSP programs, endpoint protection, and policy frameworks built from the ground up.</w:t>
             </w:r>
           </w:p>
         </w:tc>
         <w:tc>
           <w:tcPr>
-            <w:tcW w:w="4680" w:type="dxa"/>
+            <w:tcW w:w="5040" w:type="dxa"/>
             <w:tcBorders>
-              <w:top w:val="single" w:sz="4" w:space="0" w:color="2E5FA3"/>
-              <w:left w:val="single" w:sz="4" w:space="0" w:color="2E5FA3"/>
-              <w:bottom w:val="single" w:sz="4" w:space="0" w:color="2E5FA3"/>
-              <w:right w:val="single" w:sz="4" w:space="0" w:color="2E5FA3"/>
+              <w:top w:val="single" w:sz="14" w:space="0" w:color="FFFFFF"/>
+              <w:left w:val="single" w:sz="24" w:space="0" w:color="1A1A1A"/>
+              <w:bottom w:val="single" w:sz="14" w:space="0" w:color="FFFFFF"/>
+              <w:right w:val="single" w:sz="14" w:space="0" w:color="FFFFFF"/>
             </w:tcBorders>
-            <w:shd w:val="clear" w:color="auto" w:fill="EFF4FA"/>
+            <w:shd w:val="clear" w:color="auto" w:fill="F2F2F2"/>
             <w:tcMar>
-              <w:top w:w="160" w:type="dxa"/>
-              <w:left w:w="200" w:type="dxa"/>
-              <w:bottom w:w="160" w:type="dxa"/>
-              <w:right w:w="200" w:type="dxa"/>
+              <w:top w:w="120" w:type="dxa"/>
+              <w:left w:w="180" w:type="dxa"/>
+              <w:bottom w:w="120" w:type="dxa"/>
+              <w:right w:w="160" w:type="dxa"/>
             </w:tcMar>
           </w:tcPr>
           <w:p>
             <w:pPr>
-              <w:spacing w:after="60"/>
+              <w:spacing w:after="40"/>
             </w:pPr>
             <w:r>
               <w:rPr>
                 <w:b/>
                 <w:bCs/>
-                <w:color w:val="1B3A6B"/>
+                <w:color w:val="1A1A1A"/>
               </w:rPr>
-              <w:t>Executive Reporting &amp; Analytics</w:t>
+              <w:t>Executive Reporting</w:t>
             </w:r>
           </w:p>
           <w:p>
@@ -607,7 +452,7 @@
                 <w:sz w:val="19"/>
                 <w:szCs w:val="19"/>
               </w:rPr>
-              <w:t>KPI dashboards and reporting ecosystems built on Power BI, Tableau, Salesforce, and integrated data pipelines — so leadership always knows what's driving the business.</w:t>
+              <w:t>Power BI, Tableau, and integrated pipelines so leadership sees the business clearly.</w:t>
             </w:r>
           </w:p>
         </w:tc>
@@ -615,137 +460,7 @@
     </w:tbl>
     <w:p>
       <w:pPr>
-        <w:pBdr>
-          <w:bottom w:val="single" w:sz="8" w:space="2" w:color="2E5FA3"/>
-        </w:pBdr>
-        <w:spacing w:before="160" w:after="60"/>
-        <w:jc w:val="center"/>
-        <w:rPr>
-          <w:b/>
-          <w:bCs/>
-          <w:color w:val="1B3A6B"/>
-          <w:spacing w:val="20"/>
-          <w:sz w:val="22"/>
-          <w:szCs w:val="22"/>
-        </w:rPr>
-      </w:pPr>
-      <w:r>
-        <w:rPr>
-          <w:b/>
-          <w:bCs/>
-          <w:color w:val="1B3A6B"/>
-          <w:spacing w:val="20"/>
-          <w:sz w:val="10"/>
-          <w:szCs w:val="10"/>
-        </w:rPr>
-        <w:br/>
-      </w:r>
-    </w:p>
-    <w:p>
-      <w:pPr>
-        <w:pBdr>
-          <w:bottom w:val="single" w:sz="8" w:space="2" w:color="2E5FA3"/>
-        </w:pBdr>
-        <w:spacing w:before="160" w:after="60"/>
-        <w:jc w:val="center"/>
-        <w:rPr>
-          <w:sz w:val="24"/>
-          <w:szCs w:val="24"/>
-        </w:rPr>
-      </w:pPr>
-      <w:r>
-        <w:rPr>
-          <w:b/>
-          <w:bCs/>
-          <w:color w:val="1B3A6B"/>
-          <w:sz w:val="24"/>
-          <w:szCs w:val="24"/>
-        </w:rPr>
-        <w:t>Strategic Value Delivered</w:t>
-      </w:r>
-    </w:p>
-    <w:p>
-      <w:pPr>
-        <w:pStyle w:val="ListParagraph"/>
-        <w:numPr>
-          <w:ilvl w:val="0"/>
-          <w:numId w:val="2"/>
-        </w:numPr>
-        <w:spacing w:after="40"/>
-      </w:pPr>
-      <w:r>
-        <w:t>Platform consolidation — transforms fragmented legacy environments (ATS, CRM, HRIS, ERP) into unified, cloud-based platforms that scale with the business and eliminate operational redundancy.</w:t>
-      </w:r>
-    </w:p>
-    <w:p>
-      <w:pPr>
-        <w:pStyle w:val="ListParagraph"/>
-        <w:numPr>
-          <w:ilvl w:val="0"/>
-          <w:numId w:val="2"/>
-        </w:numPr>
-        <w:spacing w:after="40"/>
-      </w:pPr>
-      <w:r>
-        <w:t>Workflow automation — eliminates manual processes through system integration, Power Automate pipelines, and AI-driven tooling that reduce overhead and improve response times across every department.</w:t>
-      </w:r>
-    </w:p>
-    <w:p>
-      <w:pPr>
-        <w:pStyle w:val="ListParagraph"/>
-        <w:numPr>
-          <w:ilvl w:val="0"/>
-          <w:numId w:val="2"/>
-        </w:numPr>
-        <w:spacing w:after="40"/>
-      </w:pPr>
-      <w:r>
-        <w:lastRenderedPageBreak/>
-        <w:t>Executive visibility — gives leadership real-time insight into business performance across recruiting, finance, sales, and operations without manual reporting overhead.</w:t>
-      </w:r>
-    </w:p>
-    <w:p>
-      <w:pPr>
-        <w:pStyle w:val="ListParagraph"/>
-        <w:numPr>
-          <w:ilvl w:val="0"/>
-          <w:numId w:val="2"/>
-        </w:numPr>
-        <w:spacing w:after="40"/>
-      </w:pPr>
-      <w:r>
-        <w:t>AI adoption — deploys intelligent candidate matching, custom GPT agents, AI IVR, meeting transcription, and AI-powered productivity tools embedded across workflows and collaboration platforms.</w:t>
-      </w:r>
-    </w:p>
-    <w:p>
-      <w:pPr>
-        <w:pStyle w:val="ListParagraph"/>
-        <w:numPr>
-          <w:ilvl w:val="0"/>
-          <w:numId w:val="2"/>
-        </w:numPr>
-        <w:spacing w:after="40"/>
-      </w:pPr>
-      <w:r>
-        <w:t>Security governance — builds enterprise-grade cybersecurity programs, MSSP partnerships, endpoint protection rollouts, and formal policy frameworks from the ground up.</w:t>
-      </w:r>
-    </w:p>
-    <w:p>
-      <w:pPr>
-        <w:pStyle w:val="ListParagraph"/>
-        <w:numPr>
-          <w:ilvl w:val="0"/>
-          <w:numId w:val="2"/>
-        </w:numPr>
-        <w:spacing w:after="40"/>
-      </w:pPr>
-      <w:r>
-        <w:t>Technology alignment — every investment tied directly to a business outcome, ensuring technology drives growth rather than just supporting it.</w:t>
-      </w:r>
-    </w:p>
-    <w:p>
-      <w:pPr>
-        <w:spacing w:after="40"/>
+        <w:spacing w:before="200"/>
         <w:rPr>
           <w:sz w:val="2"/>
           <w:szCs w:val="2"/>
@@ -754,258 +469,15 @@
     </w:p>
     <w:p>
       <w:pPr>
-        <w:pBdr>
-          <w:bottom w:val="single" w:sz="8" w:space="2" w:color="2E5FA3"/>
-        </w:pBdr>
-        <w:spacing w:before="160" w:after="60"/>
-        <w:jc w:val="center"/>
-        <w:rPr>
-          <w:b/>
-          <w:bCs/>
-          <w:color w:val="1B3A6B"/>
-          <w:spacing w:val="20"/>
-          <w:sz w:val="22"/>
-          <w:szCs w:val="22"/>
-        </w:rPr>
-      </w:pPr>
-    </w:p>
-    <w:p>
-      <w:pPr>
-        <w:pBdr>
-          <w:bottom w:val="single" w:sz="8" w:space="2" w:color="2E5FA3"/>
-        </w:pBdr>
-        <w:spacing w:before="160" w:after="60"/>
-        <w:jc w:val="center"/>
-        <w:rPr>
-          <w:sz w:val="24"/>
-          <w:szCs w:val="24"/>
-        </w:rPr>
+        <w:spacing w:before="200"/>
       </w:pPr>
       <w:r>
-        <w:rPr>
-          <w:b/>
-          <w:bCs/>
-          <w:color w:val="1B3A6B"/>
-          <w:sz w:val="24"/>
-          <w:szCs w:val="24"/>
-        </w:rPr>
-        <w:t>The Career Pattern</w:t>
-      </w:r>
-    </w:p>
-    <w:p>
-      <w:pPr>
-        <w:spacing w:after="100"/>
-        <w:rPr>
-          <w:color w:val="000000"/>
-        </w:rPr>
-      </w:pPr>
-      <w:r>
-        <w:rPr>
-          <w:color w:val="000000"/>
-        </w:rPr>
-        <w:t>Across every organization I have led, the same pattern emerges: disconnected systems, manual processes, and limited visibility replaced by integrated platforms, automated workflows, and leadership teams that finally have the data they need to move fast and make confident decisions. The environments change. The outcomes don't.</w:t>
-      </w:r>
-    </w:p>
-    <w:p>
-      <w:pPr>
-        <w:spacing w:after="100"/>
-        <w:rPr>
-          <w:sz w:val="2"/>
-          <w:szCs w:val="2"/>
-        </w:rPr>
-      </w:pPr>
-    </w:p>
-    <w:p>
-      <w:pPr>
-        <w:spacing w:after="100"/>
-        <w:rPr>
-          <w:color w:val="000000"/>
-        </w:rPr>
-      </w:pPr>
-      <w:r>
-        <w:rPr>
-          <w:color w:val="000000"/>
-        </w:rPr>
-        <w:t>Latitude Legal — Enterprise Salesforce consolidation (CRM, ATS, CLM, marketing, candidate experience, AI matching), Microsoft 365 migration, Ironclad CLM, Zoom Phone AI IVR, MSSP deployment, Power Automate onboarding, four post-acquisition systems integrations, distributed development team management.</w:t>
-      </w:r>
-    </w:p>
-    <w:p>
-      <w:pPr>
-        <w:spacing w:after="100"/>
-        <w:rPr>
-          <w:sz w:val="2"/>
-          <w:szCs w:val="2"/>
-        </w:rPr>
-      </w:pPr>
-    </w:p>
-    <w:p>
-      <w:pPr>
-        <w:spacing w:after="100"/>
-        <w:rPr>
-          <w:color w:val="000000"/>
-        </w:rPr>
-      </w:pPr>
-      <w:proofErr w:type="spellStart"/>
-      <w:r>
-        <w:rPr>
-          <w:color w:val="000000"/>
-        </w:rPr>
-        <w:t>AlliedUP</w:t>
-      </w:r>
-      <w:proofErr w:type="spellEnd"/>
-      <w:r>
-        <w:rPr>
-          <w:color w:val="000000"/>
-        </w:rPr>
-        <w:t xml:space="preserve"> Cooperative — Bullhorn platform consolidation eliminating spreadsheet-based recruiting, ADP Workforce Now HRIS and payroll, $1M+ budget ownership, executive and board-level KPI reporting pipelines for grant and leadership visibility.</w:t>
-      </w:r>
-    </w:p>
-    <w:p>
-      <w:pPr>
-        <w:spacing w:after="100"/>
-        <w:rPr>
-          <w:sz w:val="2"/>
-          <w:szCs w:val="2"/>
-        </w:rPr>
-      </w:pPr>
-    </w:p>
-    <w:p>
-      <w:pPr>
-        <w:spacing w:after="100"/>
-        <w:rPr>
-          <w:color w:val="000000"/>
-        </w:rPr>
-      </w:pPr>
-      <w:r>
-        <w:rPr>
-          <w:color w:val="000000"/>
-        </w:rPr>
-        <w:t xml:space="preserve">EOSG Resources — Dual ERP migrations (Oracle to Dynamics, NetSuite to Sage Intacct), Bullhorn ATS implementation, </w:t>
-      </w:r>
-      <w:proofErr w:type="spellStart"/>
-      <w:r>
-        <w:rPr>
-          <w:color w:val="000000"/>
-        </w:rPr>
-        <w:t>PrismHR</w:t>
-      </w:r>
-      <w:proofErr w:type="spellEnd"/>
-      <w:r>
-        <w:rPr>
-          <w:color w:val="000000"/>
-        </w:rPr>
-        <w:t xml:space="preserve"> HRIS migration, end-to-end ATS-payroll-ERP data pipeline — sustained over eight years of organizational growth.</w:t>
-      </w:r>
-    </w:p>
-    <w:p>
-      <w:pPr>
-        <w:spacing w:after="100"/>
-        <w:rPr>
-          <w:sz w:val="2"/>
-          <w:szCs w:val="2"/>
-        </w:rPr>
-      </w:pPr>
-    </w:p>
-    <w:p>
-      <w:pPr>
-        <w:spacing w:after="100"/>
-        <w:rPr>
-          <w:color w:val="000000"/>
-        </w:rPr>
-      </w:pPr>
-      <w:r>
-        <w:rPr>
-          <w:color w:val="000000"/>
-        </w:rPr>
-        <w:t>Earlier Roles — Macola and Sage MAS 300 ERP implementations, manufacturing KPI dashboards, $1M retail inventory system, proprietary database development — cross-industry foundation built over 20+ years.</w:t>
-      </w:r>
-    </w:p>
-    <w:p>
-      <w:pPr>
-        <w:spacing w:after="100"/>
-        <w:rPr>
-          <w:sz w:val="2"/>
-          <w:szCs w:val="2"/>
-        </w:rPr>
-      </w:pPr>
-    </w:p>
-    <w:p>
-      <w:pPr>
-        <w:pBdr>
-          <w:bottom w:val="single" w:sz="8" w:space="2" w:color="2E5FA3"/>
-        </w:pBdr>
-        <w:spacing w:before="160" w:after="60"/>
-        <w:jc w:val="center"/>
-        <w:rPr>
-          <w:b/>
-          <w:bCs/>
-          <w:color w:val="1B3A6B"/>
-          <w:spacing w:val="20"/>
-          <w:sz w:val="22"/>
-          <w:szCs w:val="22"/>
-        </w:rPr>
-      </w:pPr>
-    </w:p>
-    <w:p>
-      <w:pPr>
-        <w:pBdr>
-          <w:bottom w:val="single" w:sz="8" w:space="2" w:color="2E5FA3"/>
-        </w:pBdr>
-        <w:spacing w:before="160" w:after="60"/>
-        <w:jc w:val="center"/>
-        <w:rPr>
-          <w:sz w:val="24"/>
-          <w:szCs w:val="24"/>
-        </w:rPr>
-      </w:pPr>
-      <w:r>
-        <w:rPr>
-          <w:b/>
-          <w:bCs/>
-          <w:color w:val="1B3A6B"/>
-          <w:sz w:val="24"/>
-          <w:szCs w:val="24"/>
-        </w:rPr>
-        <w:t>Why Now</w:t>
-      </w:r>
-    </w:p>
-    <w:p>
-      <w:pPr>
-        <w:spacing w:after="100"/>
-        <w:rPr>
-          <w:color w:val="000000"/>
-        </w:rPr>
-      </w:pPr>
-      <w:r>
-        <w:rPr>
-          <w:color w:val="000000"/>
-        </w:rPr>
-        <w:t>I am actively pursuing senior technology leadership roles — Senior Director of Technology, VP of Technology, CTO, or CIO — where the mandate is genuine transformation, not maintenance. I am most effective in organizations that are ready to run differently: where systems are fragmented, processes are manual, and leadership is ready to invest in building the infrastructure that will define how the business operates for the next decade.</w:t>
-      </w:r>
-    </w:p>
-    <w:p>
-      <w:pPr>
-        <w:spacing w:after="100"/>
-        <w:rPr>
-          <w:sz w:val="2"/>
-          <w:szCs w:val="2"/>
-        </w:rPr>
-      </w:pPr>
-    </w:p>
-    <w:p>
-      <w:pPr>
-        <w:spacing w:after="100"/>
-      </w:pPr>
-      <w:r>
-        <w:rPr>
-          <w:color w:val="000000"/>
-        </w:rPr>
-        <w:t>Remote-first and remote-native organizations are where I do my best work. I have led distributed teams across offshore, nearshore, and onshore environments throughout my career and built the systems, processes, and accountability frameworks that make distributed execution work at scale.</w:t>
+        <w:t>Jamie is pursuing technology leadership and senior individual contributor roles, remote-first, where the mandate is real transformation rather than maintenance. He does his best work in organizations ready to run differently, where systems are fragmented and leadership is ready to build the foundation that defines the next decade.</w:t>
       </w:r>
     </w:p>
     <w:sectPr>
       <w:pgSz w:w="12240" w:h="15840"/>
-      <w:pgMar w:top="1080" w:right="1080" w:bottom="1080" w:left="1080" w:header="708" w:footer="708" w:gutter="0"/>
+      <w:pgMar w:top="0" w:right="1080" w:bottom="864" w:left="1080" w:header="708" w:footer="708" w:gutter="0"/>
       <w:cols w:space="720"/>
       <w:docGrid w:linePitch="360"/>
     </w:sectPr>
@@ -1016,10 +488,10 @@
 <file path=word/numbering.xml><?xml version="1.0" encoding="utf-8"?>
 <w:numbering xmlns:wpc="http://schemas.microsoft.com/office/word/2010/wordprocessingCanvas" xmlns:cx="http://schemas.microsoft.com/office/drawing/2014/chartex" xmlns:cx1="http://schemas.microsoft.com/office/drawing/2015/9/8/chartex" xmlns:cx2="http://schemas.microsoft.com/office/drawing/2015/10/21/chartex" xmlns:cx3="http://schemas.microsoft.com/office/drawing/2016/5/9/chartex" xmlns:cx4="http://schemas.microsoft.com/office/drawing/2016/5/10/chartex" xmlns:cx5="http://schemas.microsoft.com/office/drawing/2016/5/11/chartex" xmlns:cx6="http://schemas.microsoft.com/office/drawing/2016/5/12/chartex" xmlns:cx7="http://schemas.microsoft.com/office/drawing/2016/5/13/chartex" xmlns:cx8="http://schemas.microsoft.com/office/drawing/2016/5/14/chartex" xmlns:mc="http://schemas.openxmlformats.org/markup-compatibility/2006" xmlns:aink="http://schemas.microsoft.com/office/drawing/2016/ink" xmlns:am3d="http://schemas.microsoft.com/office/drawing/2017/model3d" xmlns:o="urn:schemas-microsoft-com:office:office" xmlns:oel="http://schemas.microsoft.com/office/2019/extlst" xmlns:r="http://schemas.openxmlformats.org/officeDocument/2006/relationships" xmlns:m="http://schemas.openxmlformats.org/officeDocument/2006/math" xmlns:v="urn:schemas-microsoft-com:vml" xmlns:wp14="http://schemas.microsoft.com/office/word/2010/wordprocessingDrawing" xmlns:wp="http://schemas.openxmlformats.org/drawingml/2006/wordprocessingDrawing" xmlns:w10="urn:schemas-microsoft-com:office:word" xmlns:w="http://schemas.openxmlformats.org/wordprocessingml/2006/main" xmlns:w14="http://schemas.microsoft.com/office/word/2010/wordml" xmlns:w15="http://schemas.microsoft.com/office/word/2012/wordml" xmlns:w16cex="http://schemas.microsoft.com/office/word/2018/wordml/cex" xmlns:w16cid="http://schemas.microsoft.com/office/word/2016/wordml/cid" xmlns:w16="http://schemas.microsoft.com/office/word/2018/wordml" xmlns:w16du="http://schemas.microsoft.com/office/word/2023/wordml/word16du" xmlns:w16sdtdh="http://schemas.microsoft.com/office/word/2020/wordml/sdtdatahash" xmlns:w16sdtfl="http://schemas.microsoft.com/office/word/2024/wordml/sdtformatlock" xmlns:w16se="http://schemas.microsoft.com/office/word/2015/wordml/symex" xmlns:wpg="http://schemas.microsoft.com/office/word/2010/wordprocessingGroup" xmlns:wpi="http://schemas.microsoft.com/office/word/2010/wordprocessingInk" xmlns:wne="http://schemas.microsoft.com/office/word/2006/wordml" xmlns:wps="http://schemas.microsoft.com/office/word/2010/wordprocessingShape" mc:Ignorable="w14 w15 w16se w16cid w16 w16cex w16sdtdh w16sdtfl w16du wp14">
   <w:abstractNum w:abstractNumId="0" w15:restartNumberingAfterBreak="0">
-    <w:nsid w:val="23941243"/>
+    <w:nsid w:val="287F3D4E"/>
     <w:multiLevelType w:val="hybridMultilevel"/>
-    <w:tmpl w:val="75B8A5C4"/>
-    <w:lvl w:ilvl="0" w:tplc="CB58934A">
+    <w:tmpl w:val="501461F4"/>
+    <w:lvl w:ilvl="0" w:tplc="512091A4">
       <w:start w:val="1"/>
       <w:numFmt w:val="bullet"/>
       <w:lvlText w:val="●"/>
@@ -1028,7 +500,7 @@
         <w:ind w:left="720" w:hanging="360"/>
       </w:pPr>
     </w:lvl>
-    <w:lvl w:ilvl="1" w:tplc="0B46B6EC">
+    <w:lvl w:ilvl="1" w:tplc="E75A05C2">
       <w:start w:val="1"/>
       <w:numFmt w:val="bullet"/>
       <w:lvlText w:val="○"/>
@@ -1037,7 +509,7 @@
         <w:ind w:left="1440" w:hanging="360"/>
       </w:pPr>
     </w:lvl>
-    <w:lvl w:ilvl="2" w:tplc="18E4552A">
+    <w:lvl w:ilvl="2" w:tplc="340635DE">
       <w:start w:val="1"/>
       <w:numFmt w:val="bullet"/>
       <w:lvlText w:val="■"/>
@@ -1046,7 +518,7 @@
         <w:ind w:left="2160" w:hanging="360"/>
       </w:pPr>
     </w:lvl>
-    <w:lvl w:ilvl="3" w:tplc="9E163C20">
+    <w:lvl w:ilvl="3" w:tplc="01D0CA26">
       <w:start w:val="1"/>
       <w:numFmt w:val="bullet"/>
       <w:lvlText w:val="●"/>
@@ -1055,7 +527,7 @@
         <w:ind w:left="2880" w:hanging="360"/>
       </w:pPr>
     </w:lvl>
-    <w:lvl w:ilvl="4" w:tplc="E998FCDC">
+    <w:lvl w:ilvl="4" w:tplc="96E2EBCE">
       <w:start w:val="1"/>
       <w:numFmt w:val="bullet"/>
       <w:lvlText w:val="○"/>
@@ -1064,7 +536,7 @@
         <w:ind w:left="3600" w:hanging="360"/>
       </w:pPr>
     </w:lvl>
-    <w:lvl w:ilvl="5" w:tplc="32E8778C">
+    <w:lvl w:ilvl="5" w:tplc="E9B2063C">
       <w:start w:val="1"/>
       <w:numFmt w:val="bullet"/>
       <w:lvlText w:val="■"/>
@@ -1073,7 +545,7 @@
         <w:ind w:left="4320" w:hanging="360"/>
       </w:pPr>
     </w:lvl>
-    <w:lvl w:ilvl="6" w:tplc="9F1C7760">
+    <w:lvl w:ilvl="6" w:tplc="68DC32F6">
       <w:start w:val="1"/>
       <w:numFmt w:val="bullet"/>
       <w:lvlText w:val="●"/>
@@ -1082,7 +554,7 @@
         <w:ind w:left="5040" w:hanging="360"/>
       </w:pPr>
     </w:lvl>
-    <w:lvl w:ilvl="7" w:tplc="2ED8A2AA">
+    <w:lvl w:ilvl="7" w:tplc="6DD0326A">
       <w:start w:val="1"/>
       <w:numFmt w:val="bullet"/>
       <w:lvlText w:val="●"/>
@@ -1091,7 +563,7 @@
         <w:ind w:left="5760" w:hanging="360"/>
       </w:pPr>
     </w:lvl>
-    <w:lvl w:ilvl="8" w:tplc="BFE8C2F0">
+    <w:lvl w:ilvl="8" w:tplc="6ADCE9EC">
       <w:start w:val="1"/>
       <w:numFmt w:val="bullet"/>
       <w:lvlText w:val="●"/>
@@ -1102,67 +574,61 @@
     </w:lvl>
   </w:abstractNum>
   <w:abstractNum w:abstractNumId="1" w15:restartNumberingAfterBreak="0">
-    <w:nsid w:val="7F1B7222"/>
+    <w:nsid w:val="472C23D8"/>
     <w:multiLevelType w:val="hybridMultilevel"/>
-    <w:tmpl w:val="AB0A1DB8"/>
-    <w:lvl w:ilvl="0" w:tplc="6AB07C60">
+    <w:tmpl w:val="AFB8A39C"/>
+    <w:lvl w:ilvl="0" w:tplc="2438F0A8">
       <w:start w:val="1"/>
       <w:numFmt w:val="bullet"/>
       <w:lvlText w:val="•"/>
       <w:lvlJc w:val="left"/>
       <w:pPr>
-        <w:ind w:left="360" w:hanging="220"/>
-      </w:pPr>
-    </w:lvl>
-    <w:lvl w:ilvl="1" w:tplc="0524A514">
+        <w:ind w:left="980" w:hanging="230"/>
+      </w:pPr>
+    </w:lvl>
+    <w:lvl w:ilvl="1" w:tplc="FB78F6B2">
       <w:numFmt w:val="decimal"/>
       <w:lvlText w:val=""/>
       <w:lvlJc w:val="left"/>
     </w:lvl>
-    <w:lvl w:ilvl="2" w:tplc="6DD4C0B6">
+    <w:lvl w:ilvl="2" w:tplc="C2E080DA">
       <w:numFmt w:val="decimal"/>
       <w:lvlText w:val=""/>
       <w:lvlJc w:val="left"/>
     </w:lvl>
-    <w:lvl w:ilvl="3" w:tplc="BA70EA54">
+    <w:lvl w:ilvl="3" w:tplc="BE3A601C">
       <w:numFmt w:val="decimal"/>
       <w:lvlText w:val=""/>
       <w:lvlJc w:val="left"/>
     </w:lvl>
-    <w:lvl w:ilvl="4" w:tplc="151064DE">
+    <w:lvl w:ilvl="4" w:tplc="A3683A18">
       <w:numFmt w:val="decimal"/>
       <w:lvlText w:val=""/>
       <w:lvlJc w:val="left"/>
     </w:lvl>
-    <w:lvl w:ilvl="5" w:tplc="01BCE3E6">
+    <w:lvl w:ilvl="5" w:tplc="F4CCD048">
       <w:numFmt w:val="decimal"/>
       <w:lvlText w:val=""/>
       <w:lvlJc w:val="left"/>
     </w:lvl>
-    <w:lvl w:ilvl="6" w:tplc="8A043CEE">
+    <w:lvl w:ilvl="6" w:tplc="F918B56A">
       <w:numFmt w:val="decimal"/>
       <w:lvlText w:val=""/>
       <w:lvlJc w:val="left"/>
     </w:lvl>
-    <w:lvl w:ilvl="7" w:tplc="FB1E52B0">
+    <w:lvl w:ilvl="7" w:tplc="20ACCFC6">
       <w:numFmt w:val="decimal"/>
       <w:lvlText w:val=""/>
       <w:lvlJc w:val="left"/>
     </w:lvl>
-    <w:lvl w:ilvl="8" w:tplc="A26456C0">
+    <w:lvl w:ilvl="8" w:tplc="8C8C394C">
       <w:numFmt w:val="decimal"/>
       <w:lvlText w:val=""/>
       <w:lvlJc w:val="left"/>
     </w:lvl>
   </w:abstractNum>
-  <w:num w:numId="1" w16cid:durableId="99378663">
+  <w:num w:numId="1" w16cid:durableId="262303304">
     <w:abstractNumId w:val="0"/>
-    <w:lvlOverride w:ilvl="0">
-      <w:startOverride w:val="1"/>
-    </w:lvlOverride>
-  </w:num>
-  <w:num w:numId="2" w16cid:durableId="1039941363">
-    <w:abstractNumId w:val="1"/>
     <w:lvlOverride w:ilvl="0">
       <w:startOverride w:val="1"/>
     </w:lvlOverride>
@@ -1175,7 +641,9 @@
   <w:docDefaults>
     <w:rPrDefault>
       <w:rPr>
-        <w:rFonts w:ascii="Arial" w:eastAsia="Arial" w:hAnsi="Arial" w:cs="Arial"/>
+        <w:rFonts w:ascii="Garamond" w:eastAsia="Garamond" w:hAnsi="Garamond" w:cs="Garamond"/>
+        <w:sz w:val="22"/>
+        <w:szCs w:val="22"/>
         <w:lang w:val="en-US" w:eastAsia="en-US" w:bidi="ar-SA"/>
       </w:rPr>
     </w:rPrDefault>
@@ -1568,12 +1036,15 @@
     <w:uiPriority w:val="9"/>
     <w:qFormat/>
     <w:pPr>
+      <w:spacing w:before="160" w:after="120"/>
       <w:outlineLvl w:val="0"/>
     </w:pPr>
     <w:rPr>
-      <w:color w:val="2E74B5"/>
-      <w:sz w:val="32"/>
-      <w:szCs w:val="32"/>
+      <w:b/>
+      <w:bCs/>
+      <w:color w:val="000000"/>
+      <w:sz w:val="26"/>
+      <w:szCs w:val="26"/>
     </w:rPr>
   </w:style>
   <w:style w:type="paragraph" w:styleId="Heading2">
@@ -1719,6 +1190,10 @@
     <w:uiPriority w:val="99"/>
     <w:semiHidden/>
     <w:unhideWhenUsed/>
+    <w:rPr>
+      <w:sz w:val="20"/>
+      <w:szCs w:val="20"/>
+    </w:rPr>
   </w:style>
   <w:style w:type="character" w:customStyle="1" w:styleId="FootnoteTextChar">
     <w:name w:val="Footnote Text Char"/>
@@ -1746,6 +1221,10 @@
     <w:uiPriority w:val="99"/>
     <w:semiHidden/>
     <w:unhideWhenUsed/>
+    <w:rPr>
+      <w:sz w:val="20"/>
+      <w:szCs w:val="20"/>
+    </w:rPr>
   </w:style>
   <w:style w:type="character" w:customStyle="1" w:styleId="EndnoteTextChar">
     <w:name w:val="Endnote Text Char"/>
@@ -1756,6 +1235,18 @@
     <w:rPr>
       <w:sz w:val="20"/>
       <w:szCs w:val="20"/>
+    </w:rPr>
+  </w:style>
+  <w:style w:type="character" w:styleId="UnresolvedMention">
+    <w:name w:val="Unresolved Mention"/>
+    <w:basedOn w:val="DefaultParagraphFont"/>
+    <w:uiPriority w:val="99"/>
+    <w:semiHidden/>
+    <w:unhideWhenUsed/>
+    <w:rsid w:val="00D223AA"/>
+    <w:rPr>
+      <w:color w:val="605E5C"/>
+      <w:shd w:val="clear" w:color="auto" w:fill="E1DFDD"/>
     </w:rPr>
   </w:style>
 </w:styles>

--- a/uploads/Butler_Jamie_Value_Proposition.docx
+++ b/uploads/Butler_Jamie_Value_Proposition.docx
@@ -4,14 +4,14 @@
   <w:body>
     <w:p>
       <w:pPr>
-        <w:shd w:val="clear" w:color="auto" w:fill="1A1A1A"/>
+        <w:shd w:val="clear" w:color="auto" w:fill="D6E4F0"/>
         <w:spacing w:line="620" w:lineRule="exact"/>
         <w:ind w:left="-1080" w:right="-1080"/>
       </w:pPr>
     </w:p>
     <w:p>
       <w:pPr>
-        <w:shd w:val="clear" w:color="auto" w:fill="1A1A1A"/>
+        <w:shd w:val="clear" w:color="auto" w:fill="D6E4F0"/>
         <w:spacing w:line="440" w:lineRule="exact"/>
         <w:ind w:left="-1080" w:right="-1080" w:firstLine="1080"/>
       </w:pPr>
@@ -19,7 +19,7 @@
         <w:rPr>
           <w:b/>
           <w:bCs/>
-          <w:color w:val="FFFFFF"/>
+          <w:color w:val="1A1A1A"/>
           <w:sz w:val="40"/>
           <w:szCs w:val="40"/>
         </w:rPr>
@@ -28,37 +28,85 @@
     </w:p>
     <w:p>
       <w:pPr>
-        <w:shd w:val="clear" w:color="auto" w:fill="1A1A1A"/>
+        <w:shd w:val="clear" w:color="auto" w:fill="D6E4F0"/>
         <w:spacing w:line="280" w:lineRule="exact"/>
         <w:ind w:left="-1080" w:right="-1080" w:firstLine="1080"/>
       </w:pPr>
       <w:r>
         <w:rPr>
-          <w:color w:val="FFFFFF"/>
-        </w:rPr>
-        <w:t>Technology Leader  |  Strategy · Architecture · Transformation</w:t>
+          <w:b/>
+          <w:bCs/>
+          <w:color w:val="1A1A1A"/>
+        </w:rPr>
+        <w:t>Technology</w:t>
+      </w:r>
+      <w:r>
+        <w:rPr>
+          <w:color w:val="1A1A1A"/>
+        </w:rPr>
+        <w:t xml:space="preserve"> </w:t>
+      </w:r>
+      <w:proofErr w:type="gramStart"/>
+      <w:r>
+        <w:rPr>
+          <w:b/>
+          <w:bCs/>
+          <w:color w:val="1A1A1A"/>
+        </w:rPr>
+        <w:t>Leader</w:t>
+      </w:r>
+      <w:r>
+        <w:rPr>
+          <w:color w:val="1A1A1A"/>
+        </w:rPr>
+        <w:t xml:space="preserve">  |</w:t>
+      </w:r>
+      <w:proofErr w:type="gramEnd"/>
+      <w:r>
+        <w:rPr>
+          <w:color w:val="1A1A1A"/>
+        </w:rPr>
+        <w:t xml:space="preserve">  Strategy · Architecture · Transformation</w:t>
       </w:r>
     </w:p>
     <w:p>
       <w:pPr>
-        <w:shd w:val="clear" w:color="auto" w:fill="1A1A1A"/>
+        <w:shd w:val="clear" w:color="auto" w:fill="D6E4F0"/>
         <w:spacing w:line="40" w:lineRule="exact"/>
         <w:ind w:left="-1080" w:right="-1080"/>
       </w:pPr>
     </w:p>
     <w:p>
       <w:pPr>
-        <w:shd w:val="clear" w:color="auto" w:fill="1A1A1A"/>
+        <w:shd w:val="clear" w:color="auto" w:fill="D6E4F0"/>
         <w:spacing w:line="240" w:lineRule="exact"/>
         <w:ind w:left="-1080" w:right="-1080" w:firstLine="1080"/>
       </w:pPr>
       <w:r>
         <w:rPr>
-          <w:color w:val="FFFFFF"/>
+          <w:color w:val="1A1A1A"/>
           <w:sz w:val="19"/>
           <w:szCs w:val="19"/>
         </w:rPr>
-        <w:t xml:space="preserve">Texas, US  |  </w:t>
+        <w:t xml:space="preserve">Texas, </w:t>
+      </w:r>
+      <w:proofErr w:type="gramStart"/>
+      <w:r>
+        <w:rPr>
+          <w:color w:val="1A1A1A"/>
+          <w:sz w:val="19"/>
+          <w:szCs w:val="19"/>
+        </w:rPr>
+        <w:t>US  |</w:t>
+      </w:r>
+      <w:proofErr w:type="gramEnd"/>
+      <w:r>
+        <w:rPr>
+          <w:color w:val="1A1A1A"/>
+          <w:sz w:val="19"/>
+          <w:szCs w:val="19"/>
+        </w:rPr>
+        <w:t xml:space="preserve">  </w:t>
       </w:r>
       <w:hyperlink r:id="rId5" w:history="1">
         <w:r>
@@ -72,11 +120,29 @@
       </w:hyperlink>
       <w:r>
         <w:rPr>
-          <w:color w:val="FFFFFF"/>
+          <w:color w:val="1A1A1A"/>
           <w:sz w:val="19"/>
           <w:szCs w:val="19"/>
         </w:rPr>
-        <w:t xml:space="preserve">  |  (951) 768-4008  |  </w:t>
+        <w:t xml:space="preserve">  |  (951) 768-</w:t>
+      </w:r>
+      <w:proofErr w:type="gramStart"/>
+      <w:r>
+        <w:rPr>
+          <w:color w:val="1A1A1A"/>
+          <w:sz w:val="19"/>
+          <w:szCs w:val="19"/>
+        </w:rPr>
+        <w:t>4008  |</w:t>
+      </w:r>
+      <w:proofErr w:type="gramEnd"/>
+      <w:r>
+        <w:rPr>
+          <w:color w:val="1A1A1A"/>
+          <w:sz w:val="19"/>
+          <w:szCs w:val="19"/>
+        </w:rPr>
+        <w:t xml:space="preserve">  </w:t>
       </w:r>
       <w:hyperlink r:id="rId6" w:history="1">
         <w:r>
@@ -91,7 +157,7 @@
     </w:p>
     <w:p>
       <w:pPr>
-        <w:shd w:val="clear" w:color="auto" w:fill="1A1A1A"/>
+        <w:shd w:val="clear" w:color="auto" w:fill="D6E4F0"/>
         <w:spacing w:line="360" w:lineRule="exact"/>
         <w:ind w:left="-1080" w:right="-1080"/>
       </w:pPr>

--- a/uploads/Butler_Jamie_Value_Proposition.docx
+++ b/uploads/Butler_Jamie_Value_Proposition.docx
@@ -4,22 +4,14 @@
   <w:body>
     <w:p>
       <w:pPr>
-        <w:shd w:val="clear" w:color="auto" w:fill="D6E4F0"/>
-        <w:spacing w:line="620" w:lineRule="exact"/>
-        <w:ind w:left="-1080" w:right="-1080"/>
-      </w:pPr>
-    </w:p>
-    <w:p>
-      <w:pPr>
-        <w:shd w:val="clear" w:color="auto" w:fill="D6E4F0"/>
-        <w:spacing w:line="440" w:lineRule="exact"/>
-        <w:ind w:left="-1080" w:right="-1080" w:firstLine="1080"/>
+        <w:spacing w:after="40"/>
+        <w:jc w:val="center"/>
       </w:pPr>
       <w:r>
         <w:rPr>
           <w:b/>
           <w:bCs/>
-          <w:color w:val="1A1A1A"/>
+          <w:color w:val="1B3A6B"/>
           <w:sz w:val="40"/>
           <w:szCs w:val="40"/>
         </w:rPr>
@@ -28,147 +20,263 @@
     </w:p>
     <w:p>
       <w:pPr>
-        <w:shd w:val="clear" w:color="auto" w:fill="D6E4F0"/>
-        <w:spacing w:line="280" w:lineRule="exact"/>
-        <w:ind w:left="-1080" w:right="-1080" w:firstLine="1080"/>
+        <w:spacing w:after="30"/>
+        <w:jc w:val="center"/>
       </w:pPr>
       <w:r>
         <w:rPr>
           <w:b/>
           <w:bCs/>
-          <w:color w:val="1A1A1A"/>
-        </w:rPr>
-        <w:t>Technology</w:t>
-      </w:r>
-      <w:r>
-        <w:rPr>
-          <w:color w:val="1A1A1A"/>
-        </w:rPr>
-        <w:t xml:space="preserve"> </w:t>
+          <w:color w:val="2E5FA3"/>
+          <w:sz w:val="23"/>
+          <w:szCs w:val="23"/>
+        </w:rPr>
+        <w:t xml:space="preserve">Technology </w:t>
       </w:r>
       <w:proofErr w:type="gramStart"/>
       <w:r>
         <w:rPr>
           <w:b/>
           <w:bCs/>
-          <w:color w:val="1A1A1A"/>
-        </w:rPr>
-        <w:t>Leader</w:t>
-      </w:r>
-      <w:r>
-        <w:rPr>
-          <w:color w:val="1A1A1A"/>
-        </w:rPr>
-        <w:t xml:space="preserve">  |</w:t>
+          <w:color w:val="2E5FA3"/>
+          <w:sz w:val="23"/>
+          <w:szCs w:val="23"/>
+        </w:rPr>
+        <w:t>Leader  ·</w:t>
       </w:r>
       <w:proofErr w:type="gramEnd"/>
       <w:r>
         <w:rPr>
-          <w:color w:val="1A1A1A"/>
-        </w:rPr>
-        <w:t xml:space="preserve">  Strategy · Architecture · Transformation</w:t>
-      </w:r>
-    </w:p>
-    <w:p>
-      <w:pPr>
-        <w:shd w:val="clear" w:color="auto" w:fill="D6E4F0"/>
-        <w:spacing w:line="40" w:lineRule="exact"/>
-        <w:ind w:left="-1080" w:right="-1080"/>
-      </w:pPr>
-    </w:p>
-    <w:p>
-      <w:pPr>
-        <w:shd w:val="clear" w:color="auto" w:fill="D6E4F0"/>
-        <w:spacing w:line="240" w:lineRule="exact"/>
-        <w:ind w:left="-1080" w:right="-1080" w:firstLine="1080"/>
-      </w:pPr>
-      <w:r>
-        <w:rPr>
-          <w:color w:val="1A1A1A"/>
-          <w:sz w:val="19"/>
-          <w:szCs w:val="19"/>
-        </w:rPr>
-        <w:t xml:space="preserve">Texas, </w:t>
+          <w:b/>
+          <w:bCs/>
+          <w:color w:val="2E5FA3"/>
+          <w:sz w:val="23"/>
+          <w:szCs w:val="23"/>
+        </w:rPr>
+        <w:t xml:space="preserve">  Systems Architect</w:t>
+      </w:r>
+    </w:p>
+    <w:p>
+      <w:pPr>
+        <w:spacing w:after="50"/>
+        <w:jc w:val="center"/>
+      </w:pPr>
+      <w:r>
+        <w:rPr>
+          <w:color w:val="3D3D3D"/>
+          <w:sz w:val="17"/>
+          <w:szCs w:val="17"/>
+        </w:rPr>
+        <w:t xml:space="preserve">Enterprise Platform </w:t>
       </w:r>
       <w:proofErr w:type="gramStart"/>
       <w:r>
         <w:rPr>
-          <w:color w:val="1A1A1A"/>
-          <w:sz w:val="19"/>
-          <w:szCs w:val="19"/>
-        </w:rPr>
-        <w:t>US  |</w:t>
+          <w:color w:val="3D3D3D"/>
+          <w:sz w:val="17"/>
+          <w:szCs w:val="17"/>
+        </w:rPr>
+        <w:t>Migrations  ·</w:t>
       </w:r>
       <w:proofErr w:type="gramEnd"/>
       <w:r>
         <w:rPr>
-          <w:color w:val="1A1A1A"/>
-          <w:sz w:val="19"/>
-          <w:szCs w:val="19"/>
-        </w:rPr>
-        <w:t xml:space="preserve">  </w:t>
+          <w:color w:val="3D3D3D"/>
+          <w:sz w:val="17"/>
+          <w:szCs w:val="17"/>
+        </w:rPr>
+        <w:t xml:space="preserve">  Systems </w:t>
+      </w:r>
+      <w:proofErr w:type="gramStart"/>
+      <w:r>
+        <w:rPr>
+          <w:color w:val="3D3D3D"/>
+          <w:sz w:val="17"/>
+          <w:szCs w:val="17"/>
+        </w:rPr>
+        <w:t>Integration  ·</w:t>
+      </w:r>
+      <w:proofErr w:type="gramEnd"/>
+      <w:r>
+        <w:rPr>
+          <w:color w:val="3D3D3D"/>
+          <w:sz w:val="17"/>
+          <w:szCs w:val="17"/>
+        </w:rPr>
+        <w:t xml:space="preserve">  Cloud &amp; </w:t>
+      </w:r>
+      <w:proofErr w:type="gramStart"/>
+      <w:r>
+        <w:rPr>
+          <w:color w:val="3D3D3D"/>
+          <w:sz w:val="17"/>
+          <w:szCs w:val="17"/>
+        </w:rPr>
+        <w:t>Identity  ·</w:t>
+      </w:r>
+      <w:proofErr w:type="gramEnd"/>
+      <w:r>
+        <w:rPr>
+          <w:color w:val="3D3D3D"/>
+          <w:sz w:val="17"/>
+          <w:szCs w:val="17"/>
+        </w:rPr>
+        <w:t xml:space="preserve">  AI &amp; </w:t>
+      </w:r>
+      <w:proofErr w:type="gramStart"/>
+      <w:r>
+        <w:rPr>
+          <w:color w:val="3D3D3D"/>
+          <w:sz w:val="17"/>
+          <w:szCs w:val="17"/>
+        </w:rPr>
+        <w:t>Automation  ·</w:t>
+      </w:r>
+      <w:proofErr w:type="gramEnd"/>
+      <w:r>
+        <w:rPr>
+          <w:color w:val="3D3D3D"/>
+          <w:sz w:val="17"/>
+          <w:szCs w:val="17"/>
+        </w:rPr>
+        <w:t xml:space="preserve">  ITSM</w:t>
+      </w:r>
+    </w:p>
+    <w:p>
+      <w:pPr>
+        <w:spacing w:after="60"/>
+        <w:jc w:val="center"/>
+      </w:pPr>
+      <w:r>
+        <w:rPr>
+          <w:color w:val="3D3D3D"/>
+          <w:sz w:val="17"/>
+          <w:szCs w:val="17"/>
+        </w:rPr>
+        <w:t>Houston, TX</w:t>
+      </w:r>
+      <w:r>
+        <w:rPr>
+          <w:color w:val="5A5A5A"/>
+          <w:sz w:val="17"/>
+          <w:szCs w:val="17"/>
+        </w:rPr>
+        <w:t xml:space="preserve">    |    </w:t>
       </w:r>
       <w:hyperlink r:id="rId5" w:history="1">
         <w:r>
           <w:rPr>
-            <w:rStyle w:val="Hyperlink"/>
-            <w:sz w:val="19"/>
-            <w:szCs w:val="19"/>
+            <w:color w:val="2E5FA3"/>
+            <w:sz w:val="17"/>
+            <w:szCs w:val="17"/>
+            <w:u w:val="single"/>
           </w:rPr>
           <w:t>jamieadambutler@icloud.com</w:t>
         </w:r>
       </w:hyperlink>
       <w:r>
         <w:rPr>
-          <w:color w:val="1A1A1A"/>
-          <w:sz w:val="19"/>
-          <w:szCs w:val="19"/>
-        </w:rPr>
-        <w:t xml:space="preserve">  |  (951) 768-</w:t>
+          <w:color w:val="5A5A5A"/>
+          <w:sz w:val="17"/>
+          <w:szCs w:val="17"/>
+        </w:rPr>
+        <w:t xml:space="preserve">    | </w:t>
       </w:r>
       <w:proofErr w:type="gramStart"/>
       <w:r>
         <w:rPr>
-          <w:color w:val="1A1A1A"/>
-          <w:sz w:val="19"/>
-          <w:szCs w:val="19"/>
-        </w:rPr>
-        <w:t>4008  |</w:t>
+          <w:color w:val="5A5A5A"/>
+          <w:sz w:val="17"/>
+          <w:szCs w:val="17"/>
+        </w:rPr>
+        <w:t xml:space="preserve">   </w:t>
+      </w:r>
+      <w:r>
+        <w:rPr>
+          <w:color w:val="3D3D3D"/>
+          <w:sz w:val="17"/>
+          <w:szCs w:val="17"/>
+        </w:rPr>
+        <w:t>(</w:t>
       </w:r>
       <w:proofErr w:type="gramEnd"/>
       <w:r>
         <w:rPr>
-          <w:color w:val="1A1A1A"/>
-          <w:sz w:val="19"/>
-          <w:szCs w:val="19"/>
-        </w:rPr>
-        <w:t xml:space="preserve">  </w:t>
+          <w:color w:val="3D3D3D"/>
+          <w:sz w:val="17"/>
+          <w:szCs w:val="17"/>
+        </w:rPr>
+        <w:t>951) 768-4008</w:t>
+      </w:r>
+      <w:r>
+        <w:rPr>
+          <w:color w:val="5A5A5A"/>
+          <w:sz w:val="17"/>
+          <w:szCs w:val="17"/>
+        </w:rPr>
+        <w:t xml:space="preserve">    |    </w:t>
       </w:r>
       <w:hyperlink r:id="rId6" w:history="1">
         <w:r>
           <w:rPr>
-            <w:rStyle w:val="Hyperlink"/>
-            <w:sz w:val="19"/>
-            <w:szCs w:val="19"/>
+            <w:color w:val="2E5FA3"/>
+            <w:sz w:val="17"/>
+            <w:szCs w:val="17"/>
+            <w:u w:val="single"/>
           </w:rPr>
-          <w:t>linkedin.com/in/jamieadambutler</w:t>
+          <w:t>linkedin.com/in/</w:t>
         </w:r>
+        <w:proofErr w:type="spellStart"/>
+        <w:r>
+          <w:rPr>
+            <w:color w:val="2E5FA3"/>
+            <w:sz w:val="17"/>
+            <w:szCs w:val="17"/>
+            <w:u w:val="single"/>
+          </w:rPr>
+          <w:t>jamieadambutler</w:t>
+        </w:r>
+        <w:proofErr w:type="spellEnd"/>
       </w:hyperlink>
     </w:p>
     <w:p>
       <w:pPr>
-        <w:shd w:val="clear" w:color="auto" w:fill="D6E4F0"/>
-        <w:spacing w:line="360" w:lineRule="exact"/>
-        <w:ind w:left="-1080" w:right="-1080"/>
-      </w:pPr>
-    </w:p>
-    <w:p>
-      <w:pPr>
-        <w:pStyle w:val="Heading1"/>
         <w:pBdr>
-          <w:bottom w:val="single" w:sz="6" w:space="2" w:color="000000"/>
+          <w:bottom w:val="single" w:sz="6" w:space="3" w:color="2E5FA3"/>
         </w:pBdr>
-        <w:rPr>
+        <w:spacing w:before="140" w:after="60"/>
+        <w:rPr>
+          <w:b/>
+          <w:bCs/>
+          <w:color w:val="1B3A6B"/>
+          <w:sz w:val="22"/>
+          <w:szCs w:val="22"/>
+        </w:rPr>
+      </w:pPr>
+    </w:p>
+    <w:p>
+      <w:pPr>
+        <w:pBdr>
+          <w:bottom w:val="single" w:sz="6" w:space="3" w:color="2E5FA3"/>
+        </w:pBdr>
+        <w:spacing w:before="140" w:after="60"/>
+      </w:pPr>
+      <w:r>
+        <w:rPr>
+          <w:b/>
+          <w:bCs/>
+          <w:color w:val="1B3A6B"/>
+          <w:sz w:val="22"/>
+          <w:szCs w:val="22"/>
+        </w:rPr>
+        <w:t>VALUE PROPOSITION</w:t>
+      </w:r>
+    </w:p>
+    <w:p>
+      <w:pPr>
+        <w:spacing w:after="140" w:line="268" w:lineRule="auto"/>
+        <w:rPr>
+          <w:color w:val="3D3D3D"/>
           <w:sz w:val="2"/>
           <w:szCs w:val="2"/>
         </w:rPr>
@@ -176,19 +284,66 @@
     </w:p>
     <w:p>
       <w:pPr>
-        <w:pStyle w:val="Heading1"/>
+        <w:spacing w:after="140" w:line="268" w:lineRule="auto"/>
+      </w:pPr>
+      <w:r>
+        <w:rPr>
+          <w:color w:val="3D3D3D"/>
+        </w:rPr>
+        <w:t>Organizations bring me in to build technology that runs the way the business needs it to, then keep it running as the business grows. I work where strategy and architecture meet, so I can translate a goal into a plan and then build the plan. It’s a rare combination in technology leadership, and it’s what turns a vision into systems that actually deliver.</w:t>
+      </w:r>
+    </w:p>
+    <w:p>
+      <w:pPr>
+        <w:spacing w:after="120" w:line="268" w:lineRule="auto"/>
+      </w:pPr>
+      <w:r>
+        <w:rPr>
+          <w:color w:val="3D3D3D"/>
+        </w:rPr>
+        <w:t>What I leave behind is an operational foundation. The architecture, governance, and automation in place so the organization can grow without growing its complexity.</w:t>
+      </w:r>
+    </w:p>
+    <w:p>
+      <w:pPr>
         <w:pBdr>
-          <w:bottom w:val="single" w:sz="6" w:space="2" w:color="000000"/>
+          <w:bottom w:val="single" w:sz="6" w:space="3" w:color="2E5FA3"/>
         </w:pBdr>
-      </w:pPr>
-      <w:r>
-        <w:t>Value Proposition</w:t>
-      </w:r>
-    </w:p>
-    <w:p>
-      <w:pPr>
-        <w:spacing w:after="200" w:line="276" w:lineRule="auto"/>
-        <w:rPr>
+        <w:spacing w:before="140" w:after="60"/>
+        <w:rPr>
+          <w:b/>
+          <w:bCs/>
+          <w:color w:val="1B3A6B"/>
+          <w:sz w:val="22"/>
+          <w:szCs w:val="22"/>
+        </w:rPr>
+      </w:pPr>
+    </w:p>
+    <w:p>
+      <w:pPr>
+        <w:pBdr>
+          <w:bottom w:val="single" w:sz="6" w:space="3" w:color="2E5FA3"/>
+        </w:pBdr>
+        <w:spacing w:before="140" w:after="60"/>
+      </w:pPr>
+      <w:r>
+        <w:rPr>
+          <w:b/>
+          <w:bCs/>
+          <w:color w:val="1B3A6B"/>
+          <w:sz w:val="22"/>
+          <w:szCs w:val="22"/>
+        </w:rPr>
+        <w:t>CORE CAPABILITIES</w:t>
+      </w:r>
+    </w:p>
+    <w:p>
+      <w:pPr>
+        <w:spacing w:after="70" w:line="256" w:lineRule="auto"/>
+        <w:rPr>
+          <w:b/>
+          <w:bCs/>
+          <w:color w:val="1B3A6B"/>
           <w:sz w:val="2"/>
           <w:szCs w:val="2"/>
         </w:rPr>
@@ -196,354 +351,159 @@
     </w:p>
     <w:p>
       <w:pPr>
-        <w:spacing w:after="200" w:line="276" w:lineRule="auto"/>
-      </w:pPr>
-      <w:r>
-        <w:t>Organizations bring Jamie in when managing technology isn’t enough. What they need is someone who can take a fragmented operational environment and build the infrastructure that lets it run the way it was meant to. He works where executive strategy and technical architecture meet, a rare combination in technology leadership, which lets him translate vision directly into systems that deliver.</w:t>
-      </w:r>
-    </w:p>
-    <w:p>
-      <w:pPr>
-        <w:spacing w:after="160" w:line="276" w:lineRule="auto"/>
-      </w:pPr>
-      <w:r>
-        <w:t>What he leaves behind isn’t just a modernized stack. It’s an operational foundation with the architecture, governance, and automation in place so the organization can grow without growing its complexity.</w:t>
-      </w:r>
-    </w:p>
-    <w:p>
-      <w:pPr>
-        <w:spacing w:before="40" w:after="100"/>
+        <w:spacing w:after="70" w:line="256" w:lineRule="auto"/>
+      </w:pPr>
+      <w:r>
         <w:rPr>
           <w:b/>
           <w:bCs/>
-          <w:color w:val="1A1A1A"/>
-          <w:sz w:val="2"/>
-          <w:szCs w:val="2"/>
-        </w:rPr>
-      </w:pPr>
-    </w:p>
-    <w:p>
-      <w:pPr>
-        <w:pBdr>
-          <w:bottom w:val="single" w:sz="4" w:space="1" w:color="auto"/>
-        </w:pBdr>
-        <w:spacing w:before="40" w:after="100"/>
+          <w:color w:val="1B3A6B"/>
+        </w:rPr>
+        <w:t>Enterprise Platform Migrations</w:t>
+      </w:r>
+      <w:r>
+        <w:rPr>
+          <w:color w:val="3D3D3D"/>
+        </w:rPr>
+        <w:t xml:space="preserve">   —   CRM, ATS, HRIS, ERP, and CLM, scoped and delivered without disrupting the business.</w:t>
+      </w:r>
+    </w:p>
+    <w:p>
+      <w:pPr>
+        <w:spacing w:after="70" w:line="256" w:lineRule="auto"/>
+      </w:pPr>
+      <w:r>
         <w:rPr>
           <w:b/>
           <w:bCs/>
-          <w:color w:val="1A1A1A"/>
-          <w:sz w:val="23"/>
-          <w:szCs w:val="23"/>
-        </w:rPr>
+          <w:color w:val="1B3A6B"/>
+        </w:rPr>
+        <w:t>Cloud &amp; Identity</w:t>
+      </w:r>
+      <w:r>
+        <w:rPr>
+          <w:color w:val="3D3D3D"/>
+        </w:rPr>
+        <w:t xml:space="preserve">   —   Microsoft 365, Azure, and Entra identity governance built to scale.</w:t>
+      </w:r>
+    </w:p>
+    <w:p>
+      <w:pPr>
+        <w:spacing w:after="70" w:line="256" w:lineRule="auto"/>
       </w:pPr>
       <w:r>
         <w:rPr>
           <w:b/>
           <w:bCs/>
-          <w:color w:val="1A1A1A"/>
-          <w:sz w:val="23"/>
-          <w:szCs w:val="23"/>
-        </w:rPr>
-        <w:t>Core Capabilities</w:t>
-      </w:r>
-    </w:p>
-    <w:p>
-      <w:pPr>
-        <w:spacing w:before="40" w:after="100"/>
-        <w:rPr>
-          <w:sz w:val="2"/>
-          <w:szCs w:val="2"/>
-        </w:rPr>
-      </w:pPr>
-    </w:p>
-    <w:tbl>
-      <w:tblPr>
-        <w:tblW w:w="10080" w:type="dxa"/>
-        <w:tblBorders>
-          <w:top w:val="single" w:sz="4" w:space="0" w:color="auto"/>
-          <w:left w:val="single" w:sz="4" w:space="0" w:color="auto"/>
-          <w:bottom w:val="single" w:sz="4" w:space="0" w:color="auto"/>
-          <w:right w:val="single" w:sz="4" w:space="0" w:color="auto"/>
-          <w:insideH w:val="single" w:sz="4" w:space="0" w:color="auto"/>
-          <w:insideV w:val="single" w:sz="4" w:space="0" w:color="auto"/>
-        </w:tblBorders>
-        <w:tblCellMar>
-          <w:left w:w="10" w:type="dxa"/>
-          <w:right w:w="10" w:type="dxa"/>
-        </w:tblCellMar>
-        <w:tblLook w:val="0000" w:firstRow="0" w:lastRow="0" w:firstColumn="0" w:lastColumn="0" w:noHBand="0" w:noVBand="0"/>
-      </w:tblPr>
-      <w:tblGrid>
-        <w:gridCol w:w="5040"/>
-        <w:gridCol w:w="5040"/>
-      </w:tblGrid>
-      <w:tr>
-        <w:tc>
-          <w:tcPr>
-            <w:tcW w:w="5040" w:type="dxa"/>
-            <w:tcBorders>
-              <w:top w:val="single" w:sz="14" w:space="0" w:color="FFFFFF"/>
-              <w:left w:val="single" w:sz="24" w:space="0" w:color="1A1A1A"/>
-              <w:bottom w:val="single" w:sz="14" w:space="0" w:color="FFFFFF"/>
-              <w:right w:val="single" w:sz="14" w:space="0" w:color="FFFFFF"/>
-            </w:tcBorders>
-            <w:shd w:val="clear" w:color="auto" w:fill="F2F2F2"/>
-            <w:tcMar>
-              <w:top w:w="120" w:type="dxa"/>
-              <w:left w:w="180" w:type="dxa"/>
-              <w:bottom w:w="120" w:type="dxa"/>
-              <w:right w:w="160" w:type="dxa"/>
-            </w:tcMar>
-          </w:tcPr>
-          <w:p>
-            <w:pPr>
-              <w:spacing w:after="40"/>
-            </w:pPr>
-            <w:r>
-              <w:rPr>
-                <w:b/>
-                <w:bCs/>
-                <w:color w:val="1A1A1A"/>
-              </w:rPr>
-              <w:t>Enterprise Platform Migrations</w:t>
-            </w:r>
-          </w:p>
-          <w:p>
-            <w:r>
-              <w:rPr>
-                <w:sz w:val="19"/>
-                <w:szCs w:val="19"/>
-              </w:rPr>
-              <w:t>CRM, ATS, HRIS, ERP, and CLM, scoped and delivered without disrupting the business.</w:t>
-            </w:r>
-          </w:p>
-        </w:tc>
-        <w:tc>
-          <w:tcPr>
-            <w:tcW w:w="5040" w:type="dxa"/>
-            <w:tcBorders>
-              <w:top w:val="single" w:sz="14" w:space="0" w:color="FFFFFF"/>
-              <w:left w:val="single" w:sz="24" w:space="0" w:color="1A1A1A"/>
-              <w:bottom w:val="single" w:sz="14" w:space="0" w:color="FFFFFF"/>
-              <w:right w:val="single" w:sz="14" w:space="0" w:color="FFFFFF"/>
-            </w:tcBorders>
-            <w:shd w:val="clear" w:color="auto" w:fill="F2F2F2"/>
-            <w:tcMar>
-              <w:top w:w="120" w:type="dxa"/>
-              <w:left w:w="180" w:type="dxa"/>
-              <w:bottom w:w="120" w:type="dxa"/>
-              <w:right w:w="160" w:type="dxa"/>
-            </w:tcMar>
-          </w:tcPr>
-          <w:p>
-            <w:pPr>
-              <w:spacing w:after="40"/>
-            </w:pPr>
-            <w:r>
-              <w:rPr>
-                <w:b/>
-                <w:bCs/>
-                <w:color w:val="1A1A1A"/>
-              </w:rPr>
-              <w:t>Cloud &amp; Identity</w:t>
-            </w:r>
-          </w:p>
-          <w:p>
-            <w:r>
-              <w:rPr>
-                <w:sz w:val="19"/>
-                <w:szCs w:val="19"/>
-              </w:rPr>
-              <w:t>Microsoft 365, Azure, and Entra identity governance built to scale.</w:t>
-            </w:r>
-          </w:p>
-        </w:tc>
-      </w:tr>
-      <w:tr>
-        <w:tc>
-          <w:tcPr>
-            <w:tcW w:w="5040" w:type="dxa"/>
-            <w:tcBorders>
-              <w:top w:val="single" w:sz="14" w:space="0" w:color="FFFFFF"/>
-              <w:left w:val="single" w:sz="24" w:space="0" w:color="1A1A1A"/>
-              <w:bottom w:val="single" w:sz="14" w:space="0" w:color="FFFFFF"/>
-              <w:right w:val="single" w:sz="14" w:space="0" w:color="FFFFFF"/>
-            </w:tcBorders>
-            <w:shd w:val="clear" w:color="auto" w:fill="F2F2F2"/>
-            <w:tcMar>
-              <w:top w:w="120" w:type="dxa"/>
-              <w:left w:w="180" w:type="dxa"/>
-              <w:bottom w:w="120" w:type="dxa"/>
-              <w:right w:w="160" w:type="dxa"/>
-            </w:tcMar>
-          </w:tcPr>
-          <w:p>
-            <w:pPr>
-              <w:spacing w:after="40"/>
-            </w:pPr>
-            <w:r>
-              <w:rPr>
-                <w:b/>
-                <w:bCs/>
-                <w:color w:val="1A1A1A"/>
-              </w:rPr>
-              <w:t>AI &amp; Automation</w:t>
-            </w:r>
-          </w:p>
-          <w:p>
-            <w:r>
-              <w:rPr>
-                <w:sz w:val="19"/>
-                <w:szCs w:val="19"/>
-              </w:rPr>
-              <w:t>GPT agents, Power Automate pipelines, and AI IVR embedded across operations.</w:t>
-            </w:r>
-          </w:p>
-        </w:tc>
-        <w:tc>
-          <w:tcPr>
-            <w:tcW w:w="5040" w:type="dxa"/>
-            <w:tcBorders>
-              <w:top w:val="single" w:sz="14" w:space="0" w:color="FFFFFF"/>
-              <w:left w:val="single" w:sz="24" w:space="0" w:color="1A1A1A"/>
-              <w:bottom w:val="single" w:sz="14" w:space="0" w:color="FFFFFF"/>
-              <w:right w:val="single" w:sz="14" w:space="0" w:color="FFFFFF"/>
-            </w:tcBorders>
-            <w:shd w:val="clear" w:color="auto" w:fill="F2F2F2"/>
-            <w:tcMar>
-              <w:top w:w="120" w:type="dxa"/>
-              <w:left w:w="180" w:type="dxa"/>
-              <w:bottom w:w="120" w:type="dxa"/>
-              <w:right w:w="160" w:type="dxa"/>
-            </w:tcMar>
-          </w:tcPr>
-          <w:p>
-            <w:pPr>
-              <w:spacing w:after="40"/>
-            </w:pPr>
-            <w:r>
-              <w:rPr>
-                <w:b/>
-                <w:bCs/>
-                <w:color w:val="1A1A1A"/>
-              </w:rPr>
-              <w:t>Systems Integration</w:t>
-            </w:r>
-          </w:p>
-          <w:p>
-            <w:r>
-              <w:rPr>
-                <w:sz w:val="19"/>
-                <w:szCs w:val="19"/>
-              </w:rPr>
-              <w:t>APIs and data pipelines connecting ATS to payroll to ERP into one environment.</w:t>
-            </w:r>
-          </w:p>
-        </w:tc>
-      </w:tr>
-      <w:tr>
-        <w:tc>
-          <w:tcPr>
-            <w:tcW w:w="5040" w:type="dxa"/>
-            <w:tcBorders>
-              <w:top w:val="single" w:sz="14" w:space="0" w:color="FFFFFF"/>
-              <w:left w:val="single" w:sz="24" w:space="0" w:color="1A1A1A"/>
-              <w:bottom w:val="single" w:sz="14" w:space="0" w:color="FFFFFF"/>
-              <w:right w:val="single" w:sz="14" w:space="0" w:color="FFFFFF"/>
-            </w:tcBorders>
-            <w:shd w:val="clear" w:color="auto" w:fill="F2F2F2"/>
-            <w:tcMar>
-              <w:top w:w="120" w:type="dxa"/>
-              <w:left w:w="180" w:type="dxa"/>
-              <w:bottom w:w="120" w:type="dxa"/>
-              <w:right w:w="160" w:type="dxa"/>
-            </w:tcMar>
-          </w:tcPr>
-          <w:p>
-            <w:pPr>
-              <w:spacing w:after="40"/>
-            </w:pPr>
-            <w:r>
-              <w:rPr>
-                <w:b/>
-                <w:bCs/>
-                <w:color w:val="1A1A1A"/>
-              </w:rPr>
-              <w:t>Security &amp; Governance</w:t>
-            </w:r>
-          </w:p>
-          <w:p>
-            <w:r>
-              <w:rPr>
-                <w:sz w:val="19"/>
-                <w:szCs w:val="19"/>
-              </w:rPr>
-              <w:t>MSSP programs, endpoint protection, and policy frameworks built from the ground up.</w:t>
-            </w:r>
-          </w:p>
-        </w:tc>
-        <w:tc>
-          <w:tcPr>
-            <w:tcW w:w="5040" w:type="dxa"/>
-            <w:tcBorders>
-              <w:top w:val="single" w:sz="14" w:space="0" w:color="FFFFFF"/>
-              <w:left w:val="single" w:sz="24" w:space="0" w:color="1A1A1A"/>
-              <w:bottom w:val="single" w:sz="14" w:space="0" w:color="FFFFFF"/>
-              <w:right w:val="single" w:sz="14" w:space="0" w:color="FFFFFF"/>
-            </w:tcBorders>
-            <w:shd w:val="clear" w:color="auto" w:fill="F2F2F2"/>
-            <w:tcMar>
-              <w:top w:w="120" w:type="dxa"/>
-              <w:left w:w="180" w:type="dxa"/>
-              <w:bottom w:w="120" w:type="dxa"/>
-              <w:right w:w="160" w:type="dxa"/>
-            </w:tcMar>
-          </w:tcPr>
-          <w:p>
-            <w:pPr>
-              <w:spacing w:after="40"/>
-            </w:pPr>
-            <w:r>
-              <w:rPr>
-                <w:b/>
-                <w:bCs/>
-                <w:color w:val="1A1A1A"/>
-              </w:rPr>
-              <w:t>Executive Reporting</w:t>
-            </w:r>
-          </w:p>
-          <w:p>
-            <w:r>
-              <w:rPr>
-                <w:sz w:val="19"/>
-                <w:szCs w:val="19"/>
-              </w:rPr>
-              <w:t>Power BI, Tableau, and integrated pipelines so leadership sees the business clearly.</w:t>
-            </w:r>
-          </w:p>
-        </w:tc>
-      </w:tr>
-    </w:tbl>
-    <w:p>
-      <w:pPr>
-        <w:spacing w:before="200"/>
-        <w:rPr>
-          <w:sz w:val="2"/>
-          <w:szCs w:val="2"/>
-        </w:rPr>
-      </w:pPr>
-    </w:p>
-    <w:p>
-      <w:pPr>
-        <w:spacing w:before="200"/>
-      </w:pPr>
-      <w:r>
-        <w:t>Jamie is pursuing technology leadership and senior individual contributor roles, remote-first, where the mandate is real transformation rather than maintenance. He does his best work in organizations ready to run differently, where systems are fragmented and leadership is ready to build the foundation that defines the next decade.</w:t>
+          <w:color w:val="1B3A6B"/>
+        </w:rPr>
+        <w:t>Systems Integration</w:t>
+      </w:r>
+      <w:r>
+        <w:rPr>
+          <w:color w:val="3D3D3D"/>
+        </w:rPr>
+        <w:t xml:space="preserve">   —   APIs and data pipelines connecting ATS to payroll to ERP into one environment.</w:t>
+      </w:r>
+    </w:p>
+    <w:p>
+      <w:pPr>
+        <w:spacing w:after="70" w:line="256" w:lineRule="auto"/>
+      </w:pPr>
+      <w:r>
+        <w:rPr>
+          <w:b/>
+          <w:bCs/>
+          <w:color w:val="1B3A6B"/>
+        </w:rPr>
+        <w:t>AI &amp; Automation</w:t>
+      </w:r>
+      <w:r>
+        <w:rPr>
+          <w:color w:val="3D3D3D"/>
+        </w:rPr>
+        <w:t xml:space="preserve">   —   GPT agents, Power Automate pipelines, and AI IVR embedded across operations.</w:t>
+      </w:r>
+    </w:p>
+    <w:p>
+      <w:pPr>
+        <w:spacing w:after="70" w:line="256" w:lineRule="auto"/>
+      </w:pPr>
+      <w:r>
+        <w:rPr>
+          <w:b/>
+          <w:bCs/>
+          <w:color w:val="1B3A6B"/>
+        </w:rPr>
+        <w:t>IT Service Management</w:t>
+      </w:r>
+      <w:r>
+        <w:rPr>
+          <w:color w:val="3D3D3D"/>
+        </w:rPr>
+        <w:t xml:space="preserve">   —   ITIL-based request, incident, and change practice on Jira Service Management and ServiceNow.</w:t>
+      </w:r>
+    </w:p>
+    <w:p>
+      <w:pPr>
+        <w:spacing w:after="70" w:line="256" w:lineRule="auto"/>
+      </w:pPr>
+      <w:r>
+        <w:rPr>
+          <w:b/>
+          <w:bCs/>
+          <w:color w:val="1B3A6B"/>
+        </w:rPr>
+        <w:t>Security &amp; Governance</w:t>
+      </w:r>
+      <w:r>
+        <w:rPr>
+          <w:color w:val="3D3D3D"/>
+        </w:rPr>
+        <w:t xml:space="preserve">   —   MSSP programs, endpoint protection, and policy frameworks built from the ground up.</w:t>
+      </w:r>
+    </w:p>
+    <w:p>
+      <w:pPr>
+        <w:spacing w:after="70" w:line="256" w:lineRule="auto"/>
+      </w:pPr>
+      <w:r>
+        <w:rPr>
+          <w:b/>
+          <w:bCs/>
+          <w:color w:val="1B3A6B"/>
+        </w:rPr>
+        <w:t>Executive Reporting</w:t>
+      </w:r>
+      <w:r>
+        <w:rPr>
+          <w:color w:val="3D3D3D"/>
+        </w:rPr>
+        <w:t xml:space="preserve">   —   Power BI, Tableau, and integrated pipelines so leadership sees the business clearly.</w:t>
+      </w:r>
+    </w:p>
+    <w:p>
+      <w:pPr>
+        <w:spacing w:before="60" w:line="268" w:lineRule="auto"/>
+        <w:rPr>
+          <w:color w:val="3D3D3D"/>
+        </w:rPr>
+      </w:pPr>
+    </w:p>
+    <w:p>
+      <w:pPr>
+        <w:spacing w:before="60" w:line="268" w:lineRule="auto"/>
+      </w:pPr>
+      <w:r>
+        <w:rPr>
+          <w:color w:val="3D3D3D"/>
+        </w:rPr>
+        <w:t>I’m pursuing technology leadership and senior individual contributor roles, remote-first, where the work is real transformation rather than maintenance. I do my best work in organizations ready to run differently, where leadership is ready to build the foundation that defines the next decade.</w:t>
       </w:r>
     </w:p>
     <w:sectPr>
       <w:pgSz w:w="12240" w:h="15840"/>
-      <w:pgMar w:top="0" w:right="1080" w:bottom="864" w:left="1080" w:header="708" w:footer="708" w:gutter="0"/>
+      <w:pgMar w:top="1080" w:right="1080" w:bottom="1080" w:left="1080" w:header="708" w:footer="708" w:gutter="0"/>
       <w:cols w:space="720"/>
       <w:docGrid w:linePitch="360"/>
     </w:sectPr>
@@ -554,10 +514,10 @@
 <file path=word/numbering.xml><?xml version="1.0" encoding="utf-8"?>
 <w:numbering xmlns:wpc="http://schemas.microsoft.com/office/word/2010/wordprocessingCanvas" xmlns:cx="http://schemas.microsoft.com/office/drawing/2014/chartex" xmlns:cx1="http://schemas.microsoft.com/office/drawing/2015/9/8/chartex" xmlns:cx2="http://schemas.microsoft.com/office/drawing/2015/10/21/chartex" xmlns:cx3="http://schemas.microsoft.com/office/drawing/2016/5/9/chartex" xmlns:cx4="http://schemas.microsoft.com/office/drawing/2016/5/10/chartex" xmlns:cx5="http://schemas.microsoft.com/office/drawing/2016/5/11/chartex" xmlns:cx6="http://schemas.microsoft.com/office/drawing/2016/5/12/chartex" xmlns:cx7="http://schemas.microsoft.com/office/drawing/2016/5/13/chartex" xmlns:cx8="http://schemas.microsoft.com/office/drawing/2016/5/14/chartex" xmlns:mc="http://schemas.openxmlformats.org/markup-compatibility/2006" xmlns:aink="http://schemas.microsoft.com/office/drawing/2016/ink" xmlns:am3d="http://schemas.microsoft.com/office/drawing/2017/model3d" xmlns:o="urn:schemas-microsoft-com:office:office" xmlns:oel="http://schemas.microsoft.com/office/2019/extlst" xmlns:r="http://schemas.openxmlformats.org/officeDocument/2006/relationships" xmlns:m="http://schemas.openxmlformats.org/officeDocument/2006/math" xmlns:v="urn:schemas-microsoft-com:vml" xmlns:wp14="http://schemas.microsoft.com/office/word/2010/wordprocessingDrawing" xmlns:wp="http://schemas.openxmlformats.org/drawingml/2006/wordprocessingDrawing" xmlns:w10="urn:schemas-microsoft-com:office:word" xmlns:w="http://schemas.openxmlformats.org/wordprocessingml/2006/main" xmlns:w14="http://schemas.microsoft.com/office/word/2010/wordml" xmlns:w15="http://schemas.microsoft.com/office/word/2012/wordml" xmlns:w16cex="http://schemas.microsoft.com/office/word/2018/wordml/cex" xmlns:w16cid="http://schemas.microsoft.com/office/word/2016/wordml/cid" xmlns:w16="http://schemas.microsoft.com/office/word/2018/wordml" xmlns:w16du="http://schemas.microsoft.com/office/word/2023/wordml/word16du" xmlns:w16sdtdh="http://schemas.microsoft.com/office/word/2020/wordml/sdtdatahash" xmlns:w16sdtfl="http://schemas.microsoft.com/office/word/2024/wordml/sdtformatlock" xmlns:w16se="http://schemas.microsoft.com/office/word/2015/wordml/symex" xmlns:wpg="http://schemas.microsoft.com/office/word/2010/wordprocessingGroup" xmlns:wpi="http://schemas.microsoft.com/office/word/2010/wordprocessingInk" xmlns:wne="http://schemas.microsoft.com/office/word/2006/wordml" xmlns:wps="http://schemas.microsoft.com/office/word/2010/wordprocessingShape" mc:Ignorable="w14 w15 w16se w16cid w16 w16cex w16sdtdh w16sdtfl w16du wp14">
   <w:abstractNum w:abstractNumId="0" w15:restartNumberingAfterBreak="0">
-    <w:nsid w:val="287F3D4E"/>
+    <w:nsid w:val="146E7DC6"/>
     <w:multiLevelType w:val="hybridMultilevel"/>
-    <w:tmpl w:val="501461F4"/>
-    <w:lvl w:ilvl="0" w:tplc="512091A4">
+    <w:tmpl w:val="CB70FC22"/>
+    <w:lvl w:ilvl="0" w:tplc="52BA0350">
       <w:start w:val="1"/>
       <w:numFmt w:val="bullet"/>
       <w:lvlText w:val="●"/>
@@ -566,7 +526,7 @@
         <w:ind w:left="720" w:hanging="360"/>
       </w:pPr>
     </w:lvl>
-    <w:lvl w:ilvl="1" w:tplc="E75A05C2">
+    <w:lvl w:ilvl="1" w:tplc="82CA09C0">
       <w:start w:val="1"/>
       <w:numFmt w:val="bullet"/>
       <w:lvlText w:val="○"/>
@@ -575,7 +535,7 @@
         <w:ind w:left="1440" w:hanging="360"/>
       </w:pPr>
     </w:lvl>
-    <w:lvl w:ilvl="2" w:tplc="340635DE">
+    <w:lvl w:ilvl="2" w:tplc="46DA70D4">
       <w:start w:val="1"/>
       <w:numFmt w:val="bullet"/>
       <w:lvlText w:val="■"/>
@@ -584,7 +544,7 @@
         <w:ind w:left="2160" w:hanging="360"/>
       </w:pPr>
     </w:lvl>
-    <w:lvl w:ilvl="3" w:tplc="01D0CA26">
+    <w:lvl w:ilvl="3" w:tplc="0E6497A6">
       <w:start w:val="1"/>
       <w:numFmt w:val="bullet"/>
       <w:lvlText w:val="●"/>
@@ -593,7 +553,7 @@
         <w:ind w:left="2880" w:hanging="360"/>
       </w:pPr>
     </w:lvl>
-    <w:lvl w:ilvl="4" w:tplc="96E2EBCE">
+    <w:lvl w:ilvl="4" w:tplc="599AEFB2">
       <w:start w:val="1"/>
       <w:numFmt w:val="bullet"/>
       <w:lvlText w:val="○"/>
@@ -602,7 +562,7 @@
         <w:ind w:left="3600" w:hanging="360"/>
       </w:pPr>
     </w:lvl>
-    <w:lvl w:ilvl="5" w:tplc="E9B2063C">
+    <w:lvl w:ilvl="5" w:tplc="381CDB94">
       <w:start w:val="1"/>
       <w:numFmt w:val="bullet"/>
       <w:lvlText w:val="■"/>
@@ -611,7 +571,7 @@
         <w:ind w:left="4320" w:hanging="360"/>
       </w:pPr>
     </w:lvl>
-    <w:lvl w:ilvl="6" w:tplc="68DC32F6">
+    <w:lvl w:ilvl="6" w:tplc="789448AE">
       <w:start w:val="1"/>
       <w:numFmt w:val="bullet"/>
       <w:lvlText w:val="●"/>
@@ -620,7 +580,7 @@
         <w:ind w:left="5040" w:hanging="360"/>
       </w:pPr>
     </w:lvl>
-    <w:lvl w:ilvl="7" w:tplc="6DD0326A">
+    <w:lvl w:ilvl="7" w:tplc="B2842768">
       <w:start w:val="1"/>
       <w:numFmt w:val="bullet"/>
       <w:lvlText w:val="●"/>
@@ -629,7 +589,7 @@
         <w:ind w:left="5760" w:hanging="360"/>
       </w:pPr>
     </w:lvl>
-    <w:lvl w:ilvl="8" w:tplc="6ADCE9EC">
+    <w:lvl w:ilvl="8" w:tplc="2DD014FE">
       <w:start w:val="1"/>
       <w:numFmt w:val="bullet"/>
       <w:lvlText w:val="●"/>
@@ -640,60 +600,63 @@
     </w:lvl>
   </w:abstractNum>
   <w:abstractNum w:abstractNumId="1" w15:restartNumberingAfterBreak="0">
-    <w:nsid w:val="472C23D8"/>
+    <w:nsid w:val="712902FD"/>
     <w:multiLevelType w:val="hybridMultilevel"/>
-    <w:tmpl w:val="AFB8A39C"/>
-    <w:lvl w:ilvl="0" w:tplc="2438F0A8">
+    <w:tmpl w:val="CBECCCA6"/>
+    <w:lvl w:ilvl="0" w:tplc="A830B91E">
       <w:start w:val="1"/>
       <w:numFmt w:val="bullet"/>
       <w:lvlText w:val="•"/>
       <w:lvlJc w:val="left"/>
       <w:pPr>
-        <w:ind w:left="980" w:hanging="230"/>
-      </w:pPr>
-    </w:lvl>
-    <w:lvl w:ilvl="1" w:tplc="FB78F6B2">
+        <w:ind w:left="300" w:hanging="220"/>
+      </w:pPr>
+      <w:rPr>
+        <w:color w:val="2E5FA3"/>
+      </w:rPr>
+    </w:lvl>
+    <w:lvl w:ilvl="1" w:tplc="48263BB6">
       <w:numFmt w:val="decimal"/>
       <w:lvlText w:val=""/>
       <w:lvlJc w:val="left"/>
     </w:lvl>
-    <w:lvl w:ilvl="2" w:tplc="C2E080DA">
+    <w:lvl w:ilvl="2" w:tplc="27462036">
       <w:numFmt w:val="decimal"/>
       <w:lvlText w:val=""/>
       <w:lvlJc w:val="left"/>
     </w:lvl>
-    <w:lvl w:ilvl="3" w:tplc="BE3A601C">
+    <w:lvl w:ilvl="3" w:tplc="0388E2A2">
       <w:numFmt w:val="decimal"/>
       <w:lvlText w:val=""/>
       <w:lvlJc w:val="left"/>
     </w:lvl>
-    <w:lvl w:ilvl="4" w:tplc="A3683A18">
+    <w:lvl w:ilvl="4" w:tplc="EA4880A6">
       <w:numFmt w:val="decimal"/>
       <w:lvlText w:val=""/>
       <w:lvlJc w:val="left"/>
     </w:lvl>
-    <w:lvl w:ilvl="5" w:tplc="F4CCD048">
+    <w:lvl w:ilvl="5" w:tplc="D15423E6">
       <w:numFmt w:val="decimal"/>
       <w:lvlText w:val=""/>
       <w:lvlJc w:val="left"/>
     </w:lvl>
-    <w:lvl w:ilvl="6" w:tplc="F918B56A">
+    <w:lvl w:ilvl="6" w:tplc="8C307608">
       <w:numFmt w:val="decimal"/>
       <w:lvlText w:val=""/>
       <w:lvlJc w:val="left"/>
     </w:lvl>
-    <w:lvl w:ilvl="7" w:tplc="20ACCFC6">
+    <w:lvl w:ilvl="7" w:tplc="B586638A">
       <w:numFmt w:val="decimal"/>
       <w:lvlText w:val=""/>
       <w:lvlJc w:val="left"/>
     </w:lvl>
-    <w:lvl w:ilvl="8" w:tplc="8C8C394C">
+    <w:lvl w:ilvl="8" w:tplc="24CC1408">
       <w:numFmt w:val="decimal"/>
       <w:lvlText w:val=""/>
       <w:lvlJc w:val="left"/>
     </w:lvl>
   </w:abstractNum>
-  <w:num w:numId="1" w16cid:durableId="262303304">
+  <w:num w:numId="1" w16cid:durableId="934478921">
     <w:abstractNumId w:val="0"/>
     <w:lvlOverride w:ilvl="0">
       <w:startOverride w:val="1"/>
@@ -707,9 +670,7 @@
   <w:docDefaults>
     <w:rPrDefault>
       <w:rPr>
-        <w:rFonts w:ascii="Garamond" w:eastAsia="Garamond" w:hAnsi="Garamond" w:cs="Garamond"/>
-        <w:sz w:val="22"/>
-        <w:szCs w:val="22"/>
+        <w:rFonts w:ascii="Arial" w:eastAsia="Arial" w:hAnsi="Arial" w:cs="Arial"/>
         <w:lang w:val="en-US" w:eastAsia="en-US" w:bidi="ar-SA"/>
       </w:rPr>
     </w:rPrDefault>
@@ -1102,15 +1063,12 @@
     <w:uiPriority w:val="9"/>
     <w:qFormat/>
     <w:pPr>
-      <w:spacing w:before="160" w:after="120"/>
       <w:outlineLvl w:val="0"/>
     </w:pPr>
     <w:rPr>
-      <w:b/>
-      <w:bCs/>
-      <w:color w:val="000000"/>
-      <w:sz w:val="26"/>
-      <w:szCs w:val="26"/>
+      <w:color w:val="2E74B5"/>
+      <w:sz w:val="32"/>
+      <w:szCs w:val="32"/>
     </w:rPr>
   </w:style>
   <w:style w:type="paragraph" w:styleId="Heading2">
@@ -1256,10 +1214,6 @@
     <w:uiPriority w:val="99"/>
     <w:semiHidden/>
     <w:unhideWhenUsed/>
-    <w:rPr>
-      <w:sz w:val="20"/>
-      <w:szCs w:val="20"/>
-    </w:rPr>
   </w:style>
   <w:style w:type="character" w:customStyle="1" w:styleId="FootnoteTextChar">
     <w:name w:val="Footnote Text Char"/>
@@ -1287,10 +1241,6 @@
     <w:uiPriority w:val="99"/>
     <w:semiHidden/>
     <w:unhideWhenUsed/>
-    <w:rPr>
-      <w:sz w:val="20"/>
-      <w:szCs w:val="20"/>
-    </w:rPr>
   </w:style>
   <w:style w:type="character" w:customStyle="1" w:styleId="EndnoteTextChar">
     <w:name w:val="Endnote Text Char"/>
@@ -1301,18 +1251,6 @@
     <w:rPr>
       <w:sz w:val="20"/>
       <w:szCs w:val="20"/>
-    </w:rPr>
-  </w:style>
-  <w:style w:type="character" w:styleId="UnresolvedMention">
-    <w:name w:val="Unresolved Mention"/>
-    <w:basedOn w:val="DefaultParagraphFont"/>
-    <w:uiPriority w:val="99"/>
-    <w:semiHidden/>
-    <w:unhideWhenUsed/>
-    <w:rsid w:val="00D223AA"/>
-    <w:rPr>
-      <w:color w:val="605E5C"/>
-      <w:shd w:val="clear" w:color="auto" w:fill="E1DFDD"/>
     </w:rPr>
   </w:style>
 </w:styles>

--- a/uploads/Butler_Jamie_Value_Proposition.docx
+++ b/uploads/Butler_Jamie_Value_Proposition.docx
@@ -4,23 +4,24 @@
   <w:body>
     <w:p>
       <w:pPr>
-        <w:spacing w:after="40"/>
+        <w:spacing w:after="26"/>
         <w:jc w:val="center"/>
       </w:pPr>
       <w:r>
         <w:rPr>
+          <w:rFonts w:ascii="Georgia" w:eastAsia="Georgia" w:hAnsi="Georgia" w:cs="Georgia"/>
           <w:b/>
           <w:bCs/>
           <w:color w:val="1B3A6B"/>
-          <w:sz w:val="40"/>
-          <w:szCs w:val="40"/>
+          <w:sz w:val="42"/>
+          <w:szCs w:val="42"/>
         </w:rPr>
         <w:t>Jamie Butler</w:t>
       </w:r>
     </w:p>
     <w:p>
       <w:pPr>
-        <w:spacing w:after="30"/>
+        <w:spacing w:after="26"/>
         <w:jc w:val="center"/>
       </w:pPr>
       <w:r>
@@ -28,8 +29,8 @@
           <w:b/>
           <w:bCs/>
           <w:color w:val="2E5FA3"/>
-          <w:sz w:val="23"/>
-          <w:szCs w:val="23"/>
+          <w:sz w:val="22"/>
+          <w:szCs w:val="22"/>
         </w:rPr>
         <w:t xml:space="preserve">Technology </w:t>
       </w:r>
@@ -39,8 +40,8 @@
           <w:b/>
           <w:bCs/>
           <w:color w:val="2E5FA3"/>
-          <w:sz w:val="23"/>
-          <w:szCs w:val="23"/>
+          <w:sz w:val="22"/>
+          <w:szCs w:val="22"/>
         </w:rPr>
         <w:t>Leader  ·</w:t>
       </w:r>
@@ -50,106 +51,19 @@
           <w:b/>
           <w:bCs/>
           <w:color w:val="2E5FA3"/>
-          <w:sz w:val="23"/>
-          <w:szCs w:val="23"/>
+          <w:sz w:val="22"/>
+          <w:szCs w:val="22"/>
         </w:rPr>
         <w:t xml:space="preserve">  Systems Architect</w:t>
       </w:r>
     </w:p>
     <w:p>
       <w:pPr>
-        <w:spacing w:after="50"/>
+        <w:spacing w:after="40"/>
         <w:jc w:val="center"/>
       </w:pPr>
       <w:r>
         <w:rPr>
-          <w:color w:val="3D3D3D"/>
-          <w:sz w:val="17"/>
-          <w:szCs w:val="17"/>
-        </w:rPr>
-        <w:t xml:space="preserve">Enterprise Platform </w:t>
-      </w:r>
-      <w:proofErr w:type="gramStart"/>
-      <w:r>
-        <w:rPr>
-          <w:color w:val="3D3D3D"/>
-          <w:sz w:val="17"/>
-          <w:szCs w:val="17"/>
-        </w:rPr>
-        <w:t>Migrations  ·</w:t>
-      </w:r>
-      <w:proofErr w:type="gramEnd"/>
-      <w:r>
-        <w:rPr>
-          <w:color w:val="3D3D3D"/>
-          <w:sz w:val="17"/>
-          <w:szCs w:val="17"/>
-        </w:rPr>
-        <w:t xml:space="preserve">  Systems </w:t>
-      </w:r>
-      <w:proofErr w:type="gramStart"/>
-      <w:r>
-        <w:rPr>
-          <w:color w:val="3D3D3D"/>
-          <w:sz w:val="17"/>
-          <w:szCs w:val="17"/>
-        </w:rPr>
-        <w:t>Integration  ·</w:t>
-      </w:r>
-      <w:proofErr w:type="gramEnd"/>
-      <w:r>
-        <w:rPr>
-          <w:color w:val="3D3D3D"/>
-          <w:sz w:val="17"/>
-          <w:szCs w:val="17"/>
-        </w:rPr>
-        <w:t xml:space="preserve">  Cloud &amp; </w:t>
-      </w:r>
-      <w:proofErr w:type="gramStart"/>
-      <w:r>
-        <w:rPr>
-          <w:color w:val="3D3D3D"/>
-          <w:sz w:val="17"/>
-          <w:szCs w:val="17"/>
-        </w:rPr>
-        <w:t>Identity  ·</w:t>
-      </w:r>
-      <w:proofErr w:type="gramEnd"/>
-      <w:r>
-        <w:rPr>
-          <w:color w:val="3D3D3D"/>
-          <w:sz w:val="17"/>
-          <w:szCs w:val="17"/>
-        </w:rPr>
-        <w:t xml:space="preserve">  AI &amp; </w:t>
-      </w:r>
-      <w:proofErr w:type="gramStart"/>
-      <w:r>
-        <w:rPr>
-          <w:color w:val="3D3D3D"/>
-          <w:sz w:val="17"/>
-          <w:szCs w:val="17"/>
-        </w:rPr>
-        <w:t>Automation  ·</w:t>
-      </w:r>
-      <w:proofErr w:type="gramEnd"/>
-      <w:r>
-        <w:rPr>
-          <w:color w:val="3D3D3D"/>
-          <w:sz w:val="17"/>
-          <w:szCs w:val="17"/>
-        </w:rPr>
-        <w:t xml:space="preserve">  ITSM</w:t>
-      </w:r>
-    </w:p>
-    <w:p>
-      <w:pPr>
-        <w:spacing w:after="60"/>
-        <w:jc w:val="center"/>
-      </w:pPr>
-      <w:r>
-        <w:rPr>
-          <w:color w:val="3D3D3D"/>
           <w:sz w:val="17"/>
           <w:szCs w:val="17"/>
         </w:rPr>
@@ -169,7 +83,6 @@
             <w:color w:val="2E5FA3"/>
             <w:sz w:val="17"/>
             <w:szCs w:val="17"/>
-            <w:u w:val="single"/>
           </w:rPr>
           <w:t>jamieadambutler@icloud.com</w:t>
         </w:r>
@@ -180,33 +93,14 @@
           <w:sz w:val="17"/>
           <w:szCs w:val="17"/>
         </w:rPr>
-        <w:t xml:space="preserve">    | </w:t>
-      </w:r>
-      <w:proofErr w:type="gramStart"/>
-      <w:r>
-        <w:rPr>
-          <w:color w:val="5A5A5A"/>
+        <w:t xml:space="preserve">    |    </w:t>
+      </w:r>
+      <w:r>
+        <w:rPr>
           <w:sz w:val="17"/>
           <w:szCs w:val="17"/>
         </w:rPr>
-        <w:t xml:space="preserve">   </w:t>
-      </w:r>
-      <w:r>
-        <w:rPr>
-          <w:color w:val="3D3D3D"/>
-          <w:sz w:val="17"/>
-          <w:szCs w:val="17"/>
-        </w:rPr>
-        <w:t>(</w:t>
-      </w:r>
-      <w:proofErr w:type="gramEnd"/>
-      <w:r>
-        <w:rPr>
-          <w:color w:val="3D3D3D"/>
-          <w:sz w:val="17"/>
-          <w:szCs w:val="17"/>
-        </w:rPr>
-        <w:t>951) 768-4008</w:t>
+        <w:t>(951) 768-4008</w:t>
       </w:r>
       <w:r>
         <w:rPr>
@@ -222,7 +116,6 @@
             <w:color w:val="2E5FA3"/>
             <w:sz w:val="17"/>
             <w:szCs w:val="17"/>
-            <w:u w:val="single"/>
           </w:rPr>
           <w:t>linkedin.com/in/</w:t>
         </w:r>
@@ -232,7 +125,6 @@
             <w:color w:val="2E5FA3"/>
             <w:sz w:val="17"/>
             <w:szCs w:val="17"/>
-            <w:u w:val="single"/>
           </w:rPr>
           <w:t>jamieadambutler</w:t>
         </w:r>
@@ -241,117 +133,151 @@
     </w:p>
     <w:p>
       <w:pPr>
+        <w:spacing w:before="120" w:after="120"/>
+        <w:rPr>
+          <w:rFonts w:ascii="Georgia" w:eastAsia="Georgia" w:hAnsi="Georgia" w:cs="Georgia"/>
+          <w:b/>
+          <w:bCs/>
+          <w:color w:val="1B3A6B"/>
+          <w:sz w:val="2"/>
+          <w:szCs w:val="2"/>
+        </w:rPr>
+      </w:pPr>
+    </w:p>
+    <w:p>
+      <w:pPr>
         <w:pBdr>
           <w:bottom w:val="single" w:sz="6" w:space="3" w:color="2E5FA3"/>
         </w:pBdr>
-        <w:spacing w:before="140" w:after="60"/>
-        <w:rPr>
+        <w:spacing w:before="120" w:after="120"/>
+      </w:pPr>
+      <w:r>
+        <w:rPr>
+          <w:rFonts w:ascii="Georgia" w:eastAsia="Georgia" w:hAnsi="Georgia" w:cs="Georgia"/>
+          <w:b/>
+          <w:bCs/>
+          <w:color w:val="1B3A6B"/>
+          <w:sz w:val="26"/>
+          <w:szCs w:val="26"/>
+        </w:rPr>
+        <w:t>Value Proposition</w:t>
+      </w:r>
+    </w:p>
+    <w:p>
+      <w:pPr>
+        <w:spacing w:after="140"/>
+      </w:pPr>
+      <w:r>
+        <w:t>Companies bring me in when managing technology stopped being enough. The systems are fragmented, the processes run on manual effort, and leadership can’t see the business clearly. I fix all three at once, building the architecture, the governance, and the automation that let an organization grow without growing its complexity.</w:t>
+      </w:r>
+    </w:p>
+    <w:p>
+      <w:pPr>
+        <w:spacing w:after="140"/>
+      </w:pPr>
+      <w:r>
+        <w:t>I work where executive strategy and technical architecture meet. In one conversation I can translate a business problem into a technology plan; in the next I am in the build making sure it ships right. What I leave behind isn’t a modernized stack. It’s an operation that runs differently.</w:t>
+      </w:r>
+    </w:p>
+    <w:p>
+      <w:pPr>
+        <w:spacing w:before="160" w:after="60"/>
+        <w:rPr>
+          <w:rFonts w:ascii="Georgia" w:eastAsia="Georgia" w:hAnsi="Georgia" w:cs="Georgia"/>
+          <w:b/>
+          <w:bCs/>
+          <w:color w:val="1B3A6B"/>
+          <w:sz w:val="2"/>
+          <w:szCs w:val="2"/>
+        </w:rPr>
+      </w:pPr>
+    </w:p>
+    <w:p>
+      <w:pPr>
+        <w:pBdr>
+          <w:bottom w:val="single" w:sz="6" w:space="3" w:color="2E5FA3"/>
+        </w:pBdr>
+        <w:spacing w:before="160" w:after="60"/>
+      </w:pPr>
+      <w:r>
+        <w:rPr>
+          <w:rFonts w:ascii="Georgia" w:eastAsia="Georgia" w:hAnsi="Georgia" w:cs="Georgia"/>
           <w:b/>
           <w:bCs/>
           <w:color w:val="1B3A6B"/>
           <w:sz w:val="22"/>
           <w:szCs w:val="22"/>
         </w:rPr>
-      </w:pPr>
-    </w:p>
-    <w:p>
-      <w:pPr>
-        <w:pBdr>
-          <w:bottom w:val="single" w:sz="6" w:space="3" w:color="2E5FA3"/>
-        </w:pBdr>
-        <w:spacing w:before="140" w:after="60"/>
+        <w:t>Where I Create Value</w:t>
+      </w:r>
+    </w:p>
+    <w:p>
+      <w:pPr>
+        <w:spacing w:after="70"/>
       </w:pPr>
       <w:r>
         <w:rPr>
           <w:b/>
           <w:bCs/>
           <w:color w:val="1B3A6B"/>
-          <w:sz w:val="22"/>
-          <w:szCs w:val="22"/>
-        </w:rPr>
-        <w:t>VALUE PROPOSITION</w:t>
-      </w:r>
-    </w:p>
-    <w:p>
-      <w:pPr>
-        <w:spacing w:after="140" w:line="268" w:lineRule="auto"/>
-        <w:rPr>
-          <w:color w:val="3D3D3D"/>
-          <w:sz w:val="2"/>
-          <w:szCs w:val="2"/>
-        </w:rPr>
-      </w:pPr>
-    </w:p>
-    <w:p>
-      <w:pPr>
-        <w:spacing w:after="140" w:line="268" w:lineRule="auto"/>
-      </w:pPr>
-      <w:r>
-        <w:rPr>
-          <w:color w:val="3D3D3D"/>
-        </w:rPr>
-        <w:t>Organizations bring me in to build technology that runs the way the business needs it to, then keep it running as the business grows. I work where strategy and architecture meet, so I can translate a goal into a plan and then build the plan. It’s a rare combination in technology leadership, and it’s what turns a vision into systems that actually deliver.</w:t>
-      </w:r>
-    </w:p>
-    <w:p>
-      <w:pPr>
-        <w:spacing w:after="120" w:line="268" w:lineRule="auto"/>
-      </w:pPr>
-      <w:r>
-        <w:rPr>
-          <w:color w:val="3D3D3D"/>
-        </w:rPr>
-        <w:t>What I leave behind is an operational foundation. The architecture, governance, and automation in place so the organization can grow without growing its complexity.</w:t>
-      </w:r>
-    </w:p>
-    <w:p>
-      <w:pPr>
-        <w:pBdr>
-          <w:bottom w:val="single" w:sz="6" w:space="3" w:color="2E5FA3"/>
-        </w:pBdr>
-        <w:spacing w:before="140" w:after="60"/>
+        </w:rPr>
+        <w:t xml:space="preserve">Enterprise Platform Migrations:  </w:t>
+      </w:r>
+      <w:r>
+        <w:t>CRM, ATS, HRIS, ERP, and CLM moves scoped and delivered without disrupting the business. Salesforce, Bullhorn, ADP Workforce Now, Ironclad, MS Dynamics, Sage Intacct.</w:t>
+      </w:r>
+    </w:p>
+    <w:p>
+      <w:pPr>
+        <w:spacing w:after="70"/>
+      </w:pPr>
+      <w:r>
         <w:rPr>
           <w:b/>
           <w:bCs/>
           <w:color w:val="1B3A6B"/>
-          <w:sz w:val="22"/>
-          <w:szCs w:val="22"/>
-        </w:rPr>
-      </w:pPr>
-    </w:p>
-    <w:p>
-      <w:pPr>
-        <w:pBdr>
-          <w:bottom w:val="single" w:sz="6" w:space="3" w:color="2E5FA3"/>
-        </w:pBdr>
-        <w:spacing w:before="140" w:after="60"/>
+        </w:rPr>
+        <w:t xml:space="preserve">M&amp;A Integration:  </w:t>
+      </w:r>
+      <w:r>
+        <w:t>Four post-acquisition integrations unified in one to three months each, platforms, data, and workflows brought onto one operational platform.</w:t>
+      </w:r>
+    </w:p>
+    <w:p>
+      <w:pPr>
+        <w:spacing w:after="70"/>
       </w:pPr>
       <w:r>
         <w:rPr>
           <w:b/>
           <w:bCs/>
           <w:color w:val="1B3A6B"/>
-          <w:sz w:val="22"/>
-          <w:szCs w:val="22"/>
-        </w:rPr>
-        <w:t>CORE CAPABILITIES</w:t>
-      </w:r>
-    </w:p>
-    <w:p>
-      <w:pPr>
-        <w:spacing w:after="70" w:line="256" w:lineRule="auto"/>
+        </w:rPr>
+        <w:t xml:space="preserve">Cloud &amp; Identity:  </w:t>
+      </w:r>
+      <w:r>
+        <w:t>Microsoft 365, Azure, and Entra identity governance with SSO/MFA built to scale, including a 150 to 500 user re-architecture absorbed on the existing team.</w:t>
+      </w:r>
+    </w:p>
+    <w:p>
+      <w:pPr>
+        <w:spacing w:after="70"/>
+      </w:pPr>
+      <w:r>
         <w:rPr>
           <w:b/>
           <w:bCs/>
           <w:color w:val="1B3A6B"/>
-          <w:sz w:val="2"/>
-          <w:szCs w:val="2"/>
-        </w:rPr>
-      </w:pPr>
-    </w:p>
-    <w:p>
-      <w:pPr>
-        <w:spacing w:after="70" w:line="256" w:lineRule="auto"/>
+        </w:rPr>
+        <w:t xml:space="preserve">AI &amp; Automation:  </w:t>
+      </w:r>
+      <w:r>
+        <w:t>GPT agents, Power Automate pipelines, and AI IVR embedded where they remove real work, not where they make a slide.</w:t>
+      </w:r>
+    </w:p>
+    <w:p>
+      <w:pPr>
+        <w:spacing w:after="70"/>
       </w:pPr>
       <w:r>
         <w:rPr>
@@ -359,18 +285,15 @@
           <w:bCs/>
           <w:color w:val="1B3A6B"/>
         </w:rPr>
-        <w:t>Enterprise Platform Migrations</w:t>
-      </w:r>
-      <w:r>
-        <w:rPr>
-          <w:color w:val="3D3D3D"/>
-        </w:rPr>
-        <w:t xml:space="preserve">   —   CRM, ATS, HRIS, ERP, and CLM, scoped and delivered without disrupting the business.</w:t>
-      </w:r>
-    </w:p>
-    <w:p>
-      <w:pPr>
-        <w:spacing w:after="70" w:line="256" w:lineRule="auto"/>
+        <w:t xml:space="preserve">Security &amp; Governance:  </w:t>
+      </w:r>
+      <w:r>
+        <w:t>MSSP and endpoint programs with the acceptable-use, incident-response, and access-control frameworks behind them. Policies without enforcement are just documents. I build both.</w:t>
+      </w:r>
+    </w:p>
+    <w:p>
+      <w:pPr>
+        <w:spacing w:after="70"/>
       </w:pPr>
       <w:r>
         <w:rPr>
@@ -378,127 +301,27 @@
           <w:bCs/>
           <w:color w:val="1B3A6B"/>
         </w:rPr>
-        <w:t>Cloud &amp; Identity</w:t>
-      </w:r>
-      <w:r>
-        <w:rPr>
-          <w:color w:val="3D3D3D"/>
-        </w:rPr>
-        <w:t xml:space="preserve">   —   Microsoft 365, Azure, and Entra identity governance built to scale.</w:t>
-      </w:r>
-    </w:p>
-    <w:p>
-      <w:pPr>
-        <w:spacing w:after="70" w:line="256" w:lineRule="auto"/>
-      </w:pPr>
-      <w:r>
-        <w:rPr>
-          <w:b/>
-          <w:bCs/>
-          <w:color w:val="1B3A6B"/>
-        </w:rPr>
-        <w:t>Systems Integration</w:t>
-      </w:r>
-      <w:r>
-        <w:rPr>
-          <w:color w:val="3D3D3D"/>
-        </w:rPr>
-        <w:t xml:space="preserve">   —   APIs and data pipelines connecting ATS to payroll to ERP into one environment.</w:t>
-      </w:r>
-    </w:p>
-    <w:p>
-      <w:pPr>
-        <w:spacing w:after="70" w:line="256" w:lineRule="auto"/>
-      </w:pPr>
-      <w:r>
-        <w:rPr>
-          <w:b/>
-          <w:bCs/>
-          <w:color w:val="1B3A6B"/>
-        </w:rPr>
-        <w:t>AI &amp; Automation</w:t>
-      </w:r>
-      <w:r>
-        <w:rPr>
-          <w:color w:val="3D3D3D"/>
-        </w:rPr>
-        <w:t xml:space="preserve">   —   GPT agents, Power Automate pipelines, and AI IVR embedded across operations.</w:t>
-      </w:r>
-    </w:p>
-    <w:p>
-      <w:pPr>
-        <w:spacing w:after="70" w:line="256" w:lineRule="auto"/>
-      </w:pPr>
-      <w:r>
-        <w:rPr>
-          <w:b/>
-          <w:bCs/>
-          <w:color w:val="1B3A6B"/>
-        </w:rPr>
-        <w:t>IT Service Management</w:t>
-      </w:r>
-      <w:r>
-        <w:rPr>
-          <w:color w:val="3D3D3D"/>
-        </w:rPr>
-        <w:t xml:space="preserve">   —   ITIL-based request, incident, and change practice on Jira Service Management and ServiceNow.</w:t>
-      </w:r>
-    </w:p>
-    <w:p>
-      <w:pPr>
-        <w:spacing w:after="70" w:line="256" w:lineRule="auto"/>
-      </w:pPr>
-      <w:r>
-        <w:rPr>
-          <w:b/>
-          <w:bCs/>
-          <w:color w:val="1B3A6B"/>
-        </w:rPr>
-        <w:t>Security &amp; Governance</w:t>
-      </w:r>
-      <w:r>
-        <w:rPr>
-          <w:color w:val="3D3D3D"/>
-        </w:rPr>
-        <w:t xml:space="preserve">   —   MSSP programs, endpoint protection, and policy frameworks built from the ground up.</w:t>
-      </w:r>
-    </w:p>
-    <w:p>
-      <w:pPr>
-        <w:spacing w:after="70" w:line="256" w:lineRule="auto"/>
-      </w:pPr>
-      <w:r>
-        <w:rPr>
-          <w:b/>
-          <w:bCs/>
-          <w:color w:val="1B3A6B"/>
-        </w:rPr>
-        <w:t>Executive Reporting</w:t>
-      </w:r>
-      <w:r>
-        <w:rPr>
-          <w:color w:val="3D3D3D"/>
-        </w:rPr>
-        <w:t xml:space="preserve">   —   Power BI, Tableau, and integrated pipelines so leadership sees the business clearly.</w:t>
-      </w:r>
-    </w:p>
-    <w:p>
-      <w:pPr>
-        <w:spacing w:before="60" w:line="268" w:lineRule="auto"/>
-        <w:rPr>
-          <w:color w:val="3D3D3D"/>
-        </w:rPr>
-      </w:pPr>
-    </w:p>
-    <w:p>
-      <w:pPr>
-        <w:spacing w:before="60" w:line="268" w:lineRule="auto"/>
-      </w:pPr>
-      <w:r>
-        <w:rPr>
-          <w:color w:val="3D3D3D"/>
-        </w:rPr>
-        <w:t>I’m pursuing technology leadership and senior individual contributor roles, remote-first, where the work is real transformation rather than maintenance. I do my best work in organizations ready to run differently, where leadership is ready to build the foundation that defines the next decade.</w:t>
+        <w:t xml:space="preserve">Executive Reporting:  </w:t>
+      </w:r>
+      <w:r>
+        <w:t>Power BI, Tableau, and integrated data pipelines that put answers in front of leadership while the decision still matters.</w:t>
+      </w:r>
+    </w:p>
+    <w:p>
+      <w:pPr>
+        <w:spacing w:before="100"/>
+        <w:rPr>
+          <w:sz w:val="2"/>
+          <w:szCs w:val="2"/>
+        </w:rPr>
+      </w:pPr>
+    </w:p>
+    <w:p>
+      <w:pPr>
+        <w:spacing w:before="100"/>
+      </w:pPr>
+      <w:r>
+        <w:t>I am pursuing technology leadership and senior individual contributor roles, remote-first. Some mandates call for building something new; others call for running an environment that has to perform every single day. I am strong at both, and the standard never changes: an operation that performs today and is ready for the next decade.</w:t>
       </w:r>
     </w:p>
     <w:sectPr>
@@ -514,10 +337,64 @@
 <file path=word/numbering.xml><?xml version="1.0" encoding="utf-8"?>
 <w:numbering xmlns:wpc="http://schemas.microsoft.com/office/word/2010/wordprocessingCanvas" xmlns:cx="http://schemas.microsoft.com/office/drawing/2014/chartex" xmlns:cx1="http://schemas.microsoft.com/office/drawing/2015/9/8/chartex" xmlns:cx2="http://schemas.microsoft.com/office/drawing/2015/10/21/chartex" xmlns:cx3="http://schemas.microsoft.com/office/drawing/2016/5/9/chartex" xmlns:cx4="http://schemas.microsoft.com/office/drawing/2016/5/10/chartex" xmlns:cx5="http://schemas.microsoft.com/office/drawing/2016/5/11/chartex" xmlns:cx6="http://schemas.microsoft.com/office/drawing/2016/5/12/chartex" xmlns:cx7="http://schemas.microsoft.com/office/drawing/2016/5/13/chartex" xmlns:cx8="http://schemas.microsoft.com/office/drawing/2016/5/14/chartex" xmlns:mc="http://schemas.openxmlformats.org/markup-compatibility/2006" xmlns:aink="http://schemas.microsoft.com/office/drawing/2016/ink" xmlns:am3d="http://schemas.microsoft.com/office/drawing/2017/model3d" xmlns:o="urn:schemas-microsoft-com:office:office" xmlns:oel="http://schemas.microsoft.com/office/2019/extlst" xmlns:r="http://schemas.openxmlformats.org/officeDocument/2006/relationships" xmlns:m="http://schemas.openxmlformats.org/officeDocument/2006/math" xmlns:v="urn:schemas-microsoft-com:vml" xmlns:wp14="http://schemas.microsoft.com/office/word/2010/wordprocessingDrawing" xmlns:wp="http://schemas.openxmlformats.org/drawingml/2006/wordprocessingDrawing" xmlns:w10="urn:schemas-microsoft-com:office:word" xmlns:w="http://schemas.openxmlformats.org/wordprocessingml/2006/main" xmlns:w14="http://schemas.microsoft.com/office/word/2010/wordml" xmlns:w15="http://schemas.microsoft.com/office/word/2012/wordml" xmlns:w16cex="http://schemas.microsoft.com/office/word/2018/wordml/cex" xmlns:w16cid="http://schemas.microsoft.com/office/word/2016/wordml/cid" xmlns:w16="http://schemas.microsoft.com/office/word/2018/wordml" xmlns:w16du="http://schemas.microsoft.com/office/word/2023/wordml/word16du" xmlns:w16sdtdh="http://schemas.microsoft.com/office/word/2020/wordml/sdtdatahash" xmlns:w16sdtfl="http://schemas.microsoft.com/office/word/2024/wordml/sdtformatlock" xmlns:w16se="http://schemas.microsoft.com/office/word/2015/wordml/symex" xmlns:wpg="http://schemas.microsoft.com/office/word/2010/wordprocessingGroup" xmlns:wpi="http://schemas.microsoft.com/office/word/2010/wordprocessingInk" xmlns:wne="http://schemas.microsoft.com/office/word/2006/wordml" xmlns:wps="http://schemas.microsoft.com/office/word/2010/wordprocessingShape" mc:Ignorable="w14 w15 w16se w16cid w16 w16cex w16sdtdh w16sdtfl w16du wp14">
   <w:abstractNum w:abstractNumId="0" w15:restartNumberingAfterBreak="0">
-    <w:nsid w:val="146E7DC6"/>
+    <w:nsid w:val="55CA6A6B"/>
     <w:multiLevelType w:val="hybridMultilevel"/>
-    <w:tmpl w:val="CB70FC22"/>
-    <w:lvl w:ilvl="0" w:tplc="52BA0350">
+    <w:tmpl w:val="B224C530"/>
+    <w:lvl w:ilvl="0" w:tplc="791453A4">
+      <w:start w:val="1"/>
+      <w:numFmt w:val="bullet"/>
+      <w:lvlText w:val="•"/>
+      <w:lvlJc w:val="left"/>
+      <w:pPr>
+        <w:ind w:left="300" w:hanging="200"/>
+      </w:pPr>
+    </w:lvl>
+    <w:lvl w:ilvl="1" w:tplc="2ADCB2D2">
+      <w:numFmt w:val="decimal"/>
+      <w:lvlText w:val=""/>
+      <w:lvlJc w:val="left"/>
+    </w:lvl>
+    <w:lvl w:ilvl="2" w:tplc="B8226F42">
+      <w:numFmt w:val="decimal"/>
+      <w:lvlText w:val=""/>
+      <w:lvlJc w:val="left"/>
+    </w:lvl>
+    <w:lvl w:ilvl="3" w:tplc="CF1283D2">
+      <w:numFmt w:val="decimal"/>
+      <w:lvlText w:val=""/>
+      <w:lvlJc w:val="left"/>
+    </w:lvl>
+    <w:lvl w:ilvl="4" w:tplc="A4200F42">
+      <w:numFmt w:val="decimal"/>
+      <w:lvlText w:val=""/>
+      <w:lvlJc w:val="left"/>
+    </w:lvl>
+    <w:lvl w:ilvl="5" w:tplc="A6C0B940">
+      <w:numFmt w:val="decimal"/>
+      <w:lvlText w:val=""/>
+      <w:lvlJc w:val="left"/>
+    </w:lvl>
+    <w:lvl w:ilvl="6" w:tplc="579A09B6">
+      <w:numFmt w:val="decimal"/>
+      <w:lvlText w:val=""/>
+      <w:lvlJc w:val="left"/>
+    </w:lvl>
+    <w:lvl w:ilvl="7" w:tplc="C90E94AA">
+      <w:numFmt w:val="decimal"/>
+      <w:lvlText w:val=""/>
+      <w:lvlJc w:val="left"/>
+    </w:lvl>
+    <w:lvl w:ilvl="8" w:tplc="C952E8B0">
+      <w:numFmt w:val="decimal"/>
+      <w:lvlText w:val=""/>
+      <w:lvlJc w:val="left"/>
+    </w:lvl>
+  </w:abstractNum>
+  <w:abstractNum w:abstractNumId="1" w15:restartNumberingAfterBreak="0">
+    <w:nsid w:val="5D2C2543"/>
+    <w:multiLevelType w:val="hybridMultilevel"/>
+    <w:tmpl w:val="6F323478"/>
+    <w:lvl w:ilvl="0" w:tplc="484E6D98">
       <w:start w:val="1"/>
       <w:numFmt w:val="bullet"/>
       <w:lvlText w:val="●"/>
@@ -526,7 +403,7 @@
         <w:ind w:left="720" w:hanging="360"/>
       </w:pPr>
     </w:lvl>
-    <w:lvl w:ilvl="1" w:tplc="82CA09C0">
+    <w:lvl w:ilvl="1" w:tplc="E114604E">
       <w:start w:val="1"/>
       <w:numFmt w:val="bullet"/>
       <w:lvlText w:val="○"/>
@@ -535,7 +412,7 @@
         <w:ind w:left="1440" w:hanging="360"/>
       </w:pPr>
     </w:lvl>
-    <w:lvl w:ilvl="2" w:tplc="46DA70D4">
+    <w:lvl w:ilvl="2" w:tplc="2D4656D2">
       <w:start w:val="1"/>
       <w:numFmt w:val="bullet"/>
       <w:lvlText w:val="■"/>
@@ -544,7 +421,7 @@
         <w:ind w:left="2160" w:hanging="360"/>
       </w:pPr>
     </w:lvl>
-    <w:lvl w:ilvl="3" w:tplc="0E6497A6">
+    <w:lvl w:ilvl="3" w:tplc="1F6E231C">
       <w:start w:val="1"/>
       <w:numFmt w:val="bullet"/>
       <w:lvlText w:val="●"/>
@@ -553,7 +430,7 @@
         <w:ind w:left="2880" w:hanging="360"/>
       </w:pPr>
     </w:lvl>
-    <w:lvl w:ilvl="4" w:tplc="599AEFB2">
+    <w:lvl w:ilvl="4" w:tplc="3DEE1F2E">
       <w:start w:val="1"/>
       <w:numFmt w:val="bullet"/>
       <w:lvlText w:val="○"/>
@@ -562,7 +439,7 @@
         <w:ind w:left="3600" w:hanging="360"/>
       </w:pPr>
     </w:lvl>
-    <w:lvl w:ilvl="5" w:tplc="381CDB94">
+    <w:lvl w:ilvl="5" w:tplc="9CC84D3C">
       <w:start w:val="1"/>
       <w:numFmt w:val="bullet"/>
       <w:lvlText w:val="■"/>
@@ -571,7 +448,7 @@
         <w:ind w:left="4320" w:hanging="360"/>
       </w:pPr>
     </w:lvl>
-    <w:lvl w:ilvl="6" w:tplc="789448AE">
+    <w:lvl w:ilvl="6" w:tplc="679C5A96">
       <w:start w:val="1"/>
       <w:numFmt w:val="bullet"/>
       <w:lvlText w:val="●"/>
@@ -580,7 +457,7 @@
         <w:ind w:left="5040" w:hanging="360"/>
       </w:pPr>
     </w:lvl>
-    <w:lvl w:ilvl="7" w:tplc="B2842768">
+    <w:lvl w:ilvl="7" w:tplc="9CE8E49E">
       <w:start w:val="1"/>
       <w:numFmt w:val="bullet"/>
       <w:lvlText w:val="●"/>
@@ -589,7 +466,7 @@
         <w:ind w:left="5760" w:hanging="360"/>
       </w:pPr>
     </w:lvl>
-    <w:lvl w:ilvl="8" w:tplc="2DD014FE">
+    <w:lvl w:ilvl="8" w:tplc="0E7ACE26">
       <w:start w:val="1"/>
       <w:numFmt w:val="bullet"/>
       <w:lvlText w:val="●"/>
@@ -599,65 +476,8 @@
       </w:pPr>
     </w:lvl>
   </w:abstractNum>
-  <w:abstractNum w:abstractNumId="1" w15:restartNumberingAfterBreak="0">
-    <w:nsid w:val="712902FD"/>
-    <w:multiLevelType w:val="hybridMultilevel"/>
-    <w:tmpl w:val="CBECCCA6"/>
-    <w:lvl w:ilvl="0" w:tplc="A830B91E">
-      <w:start w:val="1"/>
-      <w:numFmt w:val="bullet"/>
-      <w:lvlText w:val="•"/>
-      <w:lvlJc w:val="left"/>
-      <w:pPr>
-        <w:ind w:left="300" w:hanging="220"/>
-      </w:pPr>
-      <w:rPr>
-        <w:color w:val="2E5FA3"/>
-      </w:rPr>
-    </w:lvl>
-    <w:lvl w:ilvl="1" w:tplc="48263BB6">
-      <w:numFmt w:val="decimal"/>
-      <w:lvlText w:val=""/>
-      <w:lvlJc w:val="left"/>
-    </w:lvl>
-    <w:lvl w:ilvl="2" w:tplc="27462036">
-      <w:numFmt w:val="decimal"/>
-      <w:lvlText w:val=""/>
-      <w:lvlJc w:val="left"/>
-    </w:lvl>
-    <w:lvl w:ilvl="3" w:tplc="0388E2A2">
-      <w:numFmt w:val="decimal"/>
-      <w:lvlText w:val=""/>
-      <w:lvlJc w:val="left"/>
-    </w:lvl>
-    <w:lvl w:ilvl="4" w:tplc="EA4880A6">
-      <w:numFmt w:val="decimal"/>
-      <w:lvlText w:val=""/>
-      <w:lvlJc w:val="left"/>
-    </w:lvl>
-    <w:lvl w:ilvl="5" w:tplc="D15423E6">
-      <w:numFmt w:val="decimal"/>
-      <w:lvlText w:val=""/>
-      <w:lvlJc w:val="left"/>
-    </w:lvl>
-    <w:lvl w:ilvl="6" w:tplc="8C307608">
-      <w:numFmt w:val="decimal"/>
-      <w:lvlText w:val=""/>
-      <w:lvlJc w:val="left"/>
-    </w:lvl>
-    <w:lvl w:ilvl="7" w:tplc="B586638A">
-      <w:numFmt w:val="decimal"/>
-      <w:lvlText w:val=""/>
-      <w:lvlJc w:val="left"/>
-    </w:lvl>
-    <w:lvl w:ilvl="8" w:tplc="24CC1408">
-      <w:numFmt w:val="decimal"/>
-      <w:lvlText w:val=""/>
-      <w:lvlJc w:val="left"/>
-    </w:lvl>
-  </w:abstractNum>
-  <w:num w:numId="1" w16cid:durableId="934478921">
-    <w:abstractNumId w:val="0"/>
+  <w:num w:numId="1" w16cid:durableId="639577994">
+    <w:abstractNumId w:val="1"/>
     <w:lvlOverride w:ilvl="0">
       <w:startOverride w:val="1"/>
     </w:lvlOverride>
@@ -670,7 +490,10 @@
   <w:docDefaults>
     <w:rPrDefault>
       <w:rPr>
-        <w:rFonts w:ascii="Arial" w:eastAsia="Arial" w:hAnsi="Arial" w:cs="Arial"/>
+        <w:rFonts w:ascii="Calibri" w:eastAsia="Calibri" w:hAnsi="Calibri" w:cs="Calibri"/>
+        <w:color w:val="3D3D3D"/>
+        <w:sz w:val="19"/>
+        <w:szCs w:val="19"/>
         <w:lang w:val="en-US" w:eastAsia="en-US" w:bidi="ar-SA"/>
       </w:rPr>
     </w:rPrDefault>
@@ -1214,6 +1037,10 @@
     <w:uiPriority w:val="99"/>
     <w:semiHidden/>
     <w:unhideWhenUsed/>
+    <w:rPr>
+      <w:sz w:val="20"/>
+      <w:szCs w:val="20"/>
+    </w:rPr>
   </w:style>
   <w:style w:type="character" w:customStyle="1" w:styleId="FootnoteTextChar">
     <w:name w:val="Footnote Text Char"/>
@@ -1241,6 +1068,10 @@
     <w:uiPriority w:val="99"/>
     <w:semiHidden/>
     <w:unhideWhenUsed/>
+    <w:rPr>
+      <w:sz w:val="20"/>
+      <w:szCs w:val="20"/>
+    </w:rPr>
   </w:style>
   <w:style w:type="character" w:customStyle="1" w:styleId="EndnoteTextChar">
     <w:name w:val="Endnote Text Char"/>
